--- a/business/bids/ETABLIX-Director-Relevant-Experience.docx
+++ b/business/bids/ETABLIX-Director-Relevant-Experience.docx
@@ -1242,6 +1242,496 @@
           <w:szCs w:val="20"/>
         </w:rPr>
         <w:t xml:space="preserve">Ordered by relevance to what is being applied for rather than by date. The full chronology is at section 4.</w:t>
+      </w:r>
+    </w:p>
+    <w:p>
+      <w:pPr>
+        <w:pStyle w:val="Heading2"/>
+        <w:keepNext/>
+        <w:spacing w:after="110" w:before="260"/>
+      </w:pPr>
+      <w:r>
+        <w:rPr>
+          <w:rFonts w:ascii="Arial" w:cs="Arial" w:eastAsia="Arial" w:hAnsi="Arial"/>
+          <w:b/>
+          <w:bCs/>
+          <w:color w:val="9C7A3C"/>
+          <w:sz w:val="21"/>
+          <w:szCs w:val="21"/>
+        </w:rPr>
+        <w:t xml:space="preserve">3.1  The scope that matches the service being applied for</w:t>
+      </w:r>
+    </w:p>
+    <w:p>
+      <w:pPr>
+        <w:spacing w:after="90" w:before="90" w:line="280"/>
+      </w:pPr>
+      <w:r>
+        <w:rPr>
+          <w:rFonts w:ascii="Arial" w:cs="Arial" w:eastAsia="Arial" w:hAnsi="Arial"/>
+          <w:b/>
+          <w:bCs/>
+          <w:color w:val="14181D"/>
+          <w:sz w:val="20"/>
+          <w:szCs w:val="20"/>
+        </w:rPr>
+        <w:t xml:space="preserve">At GE Vernova – Grid Solutions the director was the single person accountable for planning, procuring, integrating and controlling the temporary infrastructure and workforce-living systems that keep major projects operational. </w:t>
+      </w:r>
+      <w:r>
+        <w:rPr>
+          <w:rFonts w:ascii="Arial" w:cs="Arial" w:eastAsia="Arial" w:hAnsi="Arial"/>
+          <w:color w:val="14181D"/>
+          <w:sz w:val="20"/>
+          <w:szCs w:val="20"/>
+        </w:rPr>
+        <w:t xml:space="preserve">The role was held across multiple concurrent sites, from tender stage through to handover, across Northern and Southern Europe including the United Kingdom and the Republic of Ireland. Clients dealt with one accountable interface covering the whole cycle: initial requirements, mobilisation, daily operation, demobilisation and reinstatement.</w:t>
+      </w:r>
+    </w:p>
+    <w:p>
+      <w:pPr>
+        <w:spacing w:after="90" w:before="90" w:line="280"/>
+      </w:pPr>
+      <w:r>
+        <w:rPr>
+          <w:rFonts w:ascii="Arial" w:cs="Arial" w:eastAsia="Arial" w:hAnsi="Arial"/>
+          <w:color w:val="14181D"/>
+          <w:sz w:val="20"/>
+          <w:szCs w:val="20"/>
+        </w:rPr>
+        <w:t xml:space="preserve">That cycle is set out below because it is the same cycle being applied for here, and because an assessor should be able to see the match without being asked to infer it.</w:t>
+      </w:r>
+    </w:p>
+    <w:tbl>
+      <w:tblPr>
+        <w:tblW w:type="dxa" w:w="8300"/>
+        <w:tblBorders>
+          <w:top w:val="single" w:color="auto" w:sz="4"/>
+          <w:left w:val="single" w:color="auto" w:sz="4"/>
+          <w:bottom w:val="single" w:color="auto" w:sz="4"/>
+          <w:right w:val="single" w:color="auto" w:sz="4"/>
+          <w:insideH w:val="single" w:color="auto" w:sz="4"/>
+          <w:insideV w:val="single" w:color="auto" w:sz="4"/>
+        </w:tblBorders>
+      </w:tblPr>
+      <w:tblGrid>
+        <w:gridCol w:w="1900"/>
+        <w:gridCol w:w="6400"/>
+      </w:tblGrid>
+      <w:tr>
+        <w:trPr>
+          <w:tblHeader/>
+        </w:trPr>
+        <w:tc>
+          <w:tcPr>
+            <w:tcW w:type="dxa" w:w="1900"/>
+            <w:shd w:fill="14181D" w:color="auto" w:val="clear"/>
+            <w:tcMar>
+              <w:top w:type="dxa" w:w="70"/>
+              <w:left w:type="dxa" w:w="110"/>
+              <w:bottom w:type="dxa" w:w="70"/>
+              <w:right w:type="dxa" w:w="110"/>
+            </w:tcMar>
+          </w:tcPr>
+          <w:p>
+            <w:pPr>
+              <w:spacing w:after="0" w:before="0" w:line="250"/>
+            </w:pPr>
+            <w:r>
+              <w:rPr>
+                <w:rFonts w:ascii="Arial" w:cs="Arial" w:eastAsia="Arial" w:hAnsi="Arial"/>
+                <w:b/>
+                <w:bCs/>
+                <w:color w:val="FFFFFF"/>
+                <w:sz w:val="15"/>
+                <w:szCs w:val="15"/>
+              </w:rPr>
+              <w:t xml:space="preserve">Stage</w:t>
+            </w:r>
+          </w:p>
+        </w:tc>
+        <w:tc>
+          <w:tcPr>
+            <w:tcW w:type="dxa" w:w="6400"/>
+            <w:shd w:fill="14181D" w:color="auto" w:val="clear"/>
+            <w:tcMar>
+              <w:top w:type="dxa" w:w="70"/>
+              <w:left w:type="dxa" w:w="110"/>
+              <w:bottom w:type="dxa" w:w="70"/>
+              <w:right w:type="dxa" w:w="110"/>
+            </w:tcMar>
+          </w:tcPr>
+          <w:p>
+            <w:pPr>
+              <w:spacing w:after="0" w:before="0" w:line="250"/>
+            </w:pPr>
+            <w:r>
+              <w:rPr>
+                <w:rFonts w:ascii="Arial" w:cs="Arial" w:eastAsia="Arial" w:hAnsi="Arial"/>
+                <w:b/>
+                <w:bCs/>
+                <w:color w:val="FFFFFF"/>
+                <w:sz w:val="15"/>
+                <w:szCs w:val="15"/>
+              </w:rPr>
+              <w:t xml:space="preserve">What the director was accountable for</w:t>
+            </w:r>
+          </w:p>
+        </w:tc>
+      </w:tr>
+      <w:tr>
+        <w:tc>
+          <w:tcPr>
+            <w:tcW w:type="dxa" w:w="1900"/>
+            <w:tcMar>
+              <w:top w:type="dxa" w:w="70"/>
+              <w:left w:type="dxa" w:w="110"/>
+              <w:bottom w:type="dxa" w:w="70"/>
+              <w:right w:type="dxa" w:w="110"/>
+            </w:tcMar>
+          </w:tcPr>
+          <w:p>
+            <w:pPr>
+              <w:spacing w:after="0" w:before="0" w:line="250"/>
+            </w:pPr>
+            <w:r>
+              <w:rPr>
+                <w:rFonts w:ascii="Arial" w:cs="Arial" w:eastAsia="Arial" w:hAnsi="Arial"/>
+                <w:color w:val="14181D"/>
+                <w:sz w:val="16"/>
+                <w:szCs w:val="16"/>
+              </w:rPr>
+              <w:t xml:space="preserve">Requirements</w:t>
+            </w:r>
+          </w:p>
+        </w:tc>
+        <w:tc>
+          <w:tcPr>
+            <w:tcW w:type="dxa" w:w="6400"/>
+            <w:tcMar>
+              <w:top w:type="dxa" w:w="70"/>
+              <w:left w:type="dxa" w:w="110"/>
+              <w:bottom w:type="dxa" w:w="70"/>
+              <w:right w:type="dxa" w:w="110"/>
+            </w:tcMar>
+          </w:tcPr>
+          <w:p>
+            <w:pPr>
+              <w:spacing w:after="0" w:before="0" w:line="250"/>
+            </w:pPr>
+            <w:r>
+              <w:rPr>
+                <w:rFonts w:ascii="Arial" w:cs="Arial" w:eastAsia="Arial" w:hAnsi="Arial"/>
+                <w:color w:val="14181D"/>
+                <w:sz w:val="16"/>
+                <w:szCs w:val="16"/>
+              </w:rPr>
+              <w:t xml:space="preserve">Establishing what a site actually needed — headcount, shift pattern, duration, location, ground and consent constraints — and converting that into a specification and a budget at tender stage, before a price existed.</w:t>
+            </w:r>
+          </w:p>
+        </w:tc>
+      </w:tr>
+      <w:tr>
+        <w:tc>
+          <w:tcPr>
+            <w:tcW w:type="dxa" w:w="1900"/>
+            <w:shd w:fill="F2EFE7" w:color="auto" w:val="clear"/>
+            <w:tcMar>
+              <w:top w:type="dxa" w:w="70"/>
+              <w:left w:type="dxa" w:w="110"/>
+              <w:bottom w:type="dxa" w:w="70"/>
+              <w:right w:type="dxa" w:w="110"/>
+            </w:tcMar>
+          </w:tcPr>
+          <w:p>
+            <w:pPr>
+              <w:spacing w:after="0" w:before="0" w:line="250"/>
+            </w:pPr>
+            <w:r>
+              <w:rPr>
+                <w:rFonts w:ascii="Arial" w:cs="Arial" w:eastAsia="Arial" w:hAnsi="Arial"/>
+                <w:color w:val="14181D"/>
+                <w:sz w:val="16"/>
+                <w:szCs w:val="16"/>
+              </w:rPr>
+              <w:t xml:space="preserve">Procurement</w:t>
+            </w:r>
+          </w:p>
+        </w:tc>
+        <w:tc>
+          <w:tcPr>
+            <w:tcW w:type="dxa" w:w="6400"/>
+            <w:shd w:fill="F2EFE7" w:color="auto" w:val="clear"/>
+            <w:tcMar>
+              <w:top w:type="dxa" w:w="70"/>
+              <w:left w:type="dxa" w:w="110"/>
+              <w:bottom w:type="dxa" w:w="70"/>
+              <w:right w:type="dxa" w:w="110"/>
+            </w:tcMar>
+          </w:tcPr>
+          <w:p>
+            <w:pPr>
+              <w:spacing w:after="0" w:before="0" w:line="250"/>
+            </w:pPr>
+            <w:r>
+              <w:rPr>
+                <w:rFonts w:ascii="Arial" w:cs="Arial" w:eastAsia="Arial" w:hAnsi="Arial"/>
+                <w:color w:val="14181D"/>
+                <w:sz w:val="16"/>
+                <w:szCs w:val="16"/>
+              </w:rPr>
+              <w:t xml:space="preserve">Specifying, sourcing, negotiating and letting the accommodation, welfare, utilities and associated services against that specification, and holding the resulting terms.</w:t>
+            </w:r>
+          </w:p>
+        </w:tc>
+      </w:tr>
+      <w:tr>
+        <w:tc>
+          <w:tcPr>
+            <w:tcW w:type="dxa" w:w="1900"/>
+            <w:tcMar>
+              <w:top w:type="dxa" w:w="70"/>
+              <w:left w:type="dxa" w:w="110"/>
+              <w:bottom w:type="dxa" w:w="70"/>
+              <w:right w:type="dxa" w:w="110"/>
+            </w:tcMar>
+          </w:tcPr>
+          <w:p>
+            <w:pPr>
+              <w:spacing w:after="0" w:before="0" w:line="250"/>
+            </w:pPr>
+            <w:r>
+              <w:rPr>
+                <w:rFonts w:ascii="Arial" w:cs="Arial" w:eastAsia="Arial" w:hAnsi="Arial"/>
+                <w:color w:val="14181D"/>
+                <w:sz w:val="16"/>
+                <w:szCs w:val="16"/>
+              </w:rPr>
+              <w:t xml:space="preserve">Integration</w:t>
+            </w:r>
+          </w:p>
+        </w:tc>
+        <w:tc>
+          <w:tcPr>
+            <w:tcW w:type="dxa" w:w="6400"/>
+            <w:tcMar>
+              <w:top w:type="dxa" w:w="70"/>
+              <w:left w:type="dxa" w:w="110"/>
+              <w:bottom w:type="dxa" w:w="70"/>
+              <w:right w:type="dxa" w:w="110"/>
+            </w:tcMar>
+          </w:tcPr>
+          <w:p>
+            <w:pPr>
+              <w:spacing w:after="0" w:before="0" w:line="250"/>
+            </w:pPr>
+            <w:r>
+              <w:rPr>
+                <w:rFonts w:ascii="Arial" w:cs="Arial" w:eastAsia="Arial" w:hAnsi="Arial"/>
+                <w:color w:val="14181D"/>
+                <w:sz w:val="16"/>
+                <w:szCs w:val="16"/>
+              </w:rPr>
+              <w:t xml:space="preserve">Fitting the temporary works and living systems into the construction programme, the site logistics and the wider engineering, HSE and commissioning interfaces, so that establishment did not sit outside the main sequence.</w:t>
+            </w:r>
+          </w:p>
+        </w:tc>
+      </w:tr>
+      <w:tr>
+        <w:tc>
+          <w:tcPr>
+            <w:tcW w:type="dxa" w:w="1900"/>
+            <w:shd w:fill="F2EFE7" w:color="auto" w:val="clear"/>
+            <w:tcMar>
+              <w:top w:type="dxa" w:w="70"/>
+              <w:left w:type="dxa" w:w="110"/>
+              <w:bottom w:type="dxa" w:w="70"/>
+              <w:right w:type="dxa" w:w="110"/>
+            </w:tcMar>
+          </w:tcPr>
+          <w:p>
+            <w:pPr>
+              <w:spacing w:after="0" w:before="0" w:line="250"/>
+            </w:pPr>
+            <w:r>
+              <w:rPr>
+                <w:rFonts w:ascii="Arial" w:cs="Arial" w:eastAsia="Arial" w:hAnsi="Arial"/>
+                <w:color w:val="14181D"/>
+                <w:sz w:val="16"/>
+                <w:szCs w:val="16"/>
+              </w:rPr>
+              <w:t xml:space="preserve">Mobilisation</w:t>
+            </w:r>
+          </w:p>
+        </w:tc>
+        <w:tc>
+          <w:tcPr>
+            <w:tcW w:type="dxa" w:w="6400"/>
+            <w:shd w:fill="F2EFE7" w:color="auto" w:val="clear"/>
+            <w:tcMar>
+              <w:top w:type="dxa" w:w="70"/>
+              <w:left w:type="dxa" w:w="110"/>
+              <w:bottom w:type="dxa" w:w="70"/>
+              <w:right w:type="dxa" w:w="110"/>
+            </w:tcMar>
+          </w:tcPr>
+          <w:p>
+            <w:pPr>
+              <w:spacing w:after="0" w:before="0" w:line="250"/>
+            </w:pPr>
+            <w:r>
+              <w:rPr>
+                <w:rFonts w:ascii="Arial" w:cs="Arial" w:eastAsia="Arial" w:hAnsi="Arial"/>
+                <w:color w:val="14181D"/>
+                <w:sz w:val="16"/>
+                <w:szCs w:val="16"/>
+              </w:rPr>
+              <w:t xml:space="preserve">Delivery, installation, connection and commissioning of the establishment to the point where the site could occupy it and work from it.</w:t>
+            </w:r>
+          </w:p>
+        </w:tc>
+      </w:tr>
+      <w:tr>
+        <w:tc>
+          <w:tcPr>
+            <w:tcW w:type="dxa" w:w="1900"/>
+            <w:tcMar>
+              <w:top w:type="dxa" w:w="70"/>
+              <w:left w:type="dxa" w:w="110"/>
+              <w:bottom w:type="dxa" w:w="70"/>
+              <w:right w:type="dxa" w:w="110"/>
+            </w:tcMar>
+          </w:tcPr>
+          <w:p>
+            <w:pPr>
+              <w:spacing w:after="0" w:before="0" w:line="250"/>
+            </w:pPr>
+            <w:r>
+              <w:rPr>
+                <w:rFonts w:ascii="Arial" w:cs="Arial" w:eastAsia="Arial" w:hAnsi="Arial"/>
+                <w:color w:val="14181D"/>
+                <w:sz w:val="16"/>
+                <w:szCs w:val="16"/>
+              </w:rPr>
+              <w:t xml:space="preserve">Daily operation</w:t>
+            </w:r>
+          </w:p>
+        </w:tc>
+        <w:tc>
+          <w:tcPr>
+            <w:tcW w:type="dxa" w:w="6400"/>
+            <w:tcMar>
+              <w:top w:type="dxa" w:w="70"/>
+              <w:left w:type="dxa" w:w="110"/>
+              <w:bottom w:type="dxa" w:w="70"/>
+              <w:right w:type="dxa" w:w="110"/>
+            </w:tcMar>
+          </w:tcPr>
+          <w:p>
+            <w:pPr>
+              <w:spacing w:after="0" w:before="0" w:line="250"/>
+            </w:pPr>
+            <w:r>
+              <w:rPr>
+                <w:rFonts w:ascii="Arial" w:cs="Arial" w:eastAsia="Arial" w:hAnsi="Arial"/>
+                <w:color w:val="14181D"/>
+                <w:sz w:val="16"/>
+                <w:szCs w:val="16"/>
+              </w:rPr>
+              <w:t xml:space="preserve">Servicing, maintenance, compliance, occupancy changes and problem resolution for the life of the establishment, as the single point of contact.</w:t>
+            </w:r>
+          </w:p>
+        </w:tc>
+      </w:tr>
+      <w:tr>
+        <w:tc>
+          <w:tcPr>
+            <w:tcW w:type="dxa" w:w="1900"/>
+            <w:shd w:fill="F2EFE7" w:color="auto" w:val="clear"/>
+            <w:tcMar>
+              <w:top w:type="dxa" w:w="70"/>
+              <w:left w:type="dxa" w:w="110"/>
+              <w:bottom w:type="dxa" w:w="70"/>
+              <w:right w:type="dxa" w:w="110"/>
+            </w:tcMar>
+          </w:tcPr>
+          <w:p>
+            <w:pPr>
+              <w:spacing w:after="0" w:before="0" w:line="250"/>
+            </w:pPr>
+            <w:r>
+              <w:rPr>
+                <w:rFonts w:ascii="Arial" w:cs="Arial" w:eastAsia="Arial" w:hAnsi="Arial"/>
+                <w:color w:val="14181D"/>
+                <w:sz w:val="16"/>
+                <w:szCs w:val="16"/>
+              </w:rPr>
+              <w:t xml:space="preserve">Demobilisation and reinstatement</w:t>
+            </w:r>
+          </w:p>
+        </w:tc>
+        <w:tc>
+          <w:tcPr>
+            <w:tcW w:type="dxa" w:w="6400"/>
+            <w:shd w:fill="F2EFE7" w:color="auto" w:val="clear"/>
+            <w:tcMar>
+              <w:top w:type="dxa" w:w="70"/>
+              <w:left w:type="dxa" w:w="110"/>
+              <w:bottom w:type="dxa" w:w="70"/>
+              <w:right w:type="dxa" w:w="110"/>
+            </w:tcMar>
+          </w:tcPr>
+          <w:p>
+            <w:pPr>
+              <w:spacing w:after="0" w:before="0" w:line="250"/>
+            </w:pPr>
+            <w:r>
+              <w:rPr>
+                <w:rFonts w:ascii="Arial" w:cs="Arial" w:eastAsia="Arial" w:hAnsi="Arial"/>
+                <w:color w:val="14181D"/>
+                <w:sz w:val="16"/>
+                <w:szCs w:val="16"/>
+              </w:rPr>
+              <w:t xml:space="preserve">Removal, off-hire, final account, and returning the land to the condition the agreement required — the stage most often left unpriced and therefore most often disputed.</w:t>
+            </w:r>
+          </w:p>
+        </w:tc>
+      </w:tr>
+    </w:tbl>
+    <w:p>
+      <w:pPr>
+        <w:pBdr>
+          <w:left w:val="single" w:color="9C7A3C" w:sz="18" w:space="10"/>
+        </w:pBdr>
+        <w:shd w:fill="EFE6D2" w:color="auto" w:val="clear"/>
+        <w:spacing w:after="150" w:before="150" w:line="280"/>
+        <w:ind w:left="170" w:right="170"/>
+      </w:pPr>
+      <w:r>
+        <w:rPr>
+          <w:rFonts w:ascii="Arial" w:cs="Arial" w:eastAsia="Arial" w:hAnsi="Arial"/>
+          <w:color w:val="14181D"/>
+          <w:sz w:val="19"/>
+          <w:szCs w:val="19"/>
+        </w:rPr>
+        <w:t xml:space="preserve">This is the direct relevance link the assessment team asked for. It is the director's own record as an employee of GE Vernova. It is not presented as a contract performed by ETABLIX, and ETABLIX has performed none.</w:t>
+      </w:r>
+    </w:p>
+    <w:p>
+      <w:pPr>
+        <w:pStyle w:val="Heading2"/>
+        <w:keepNext/>
+        <w:spacing w:after="110" w:before="260"/>
+      </w:pPr>
+      <w:r>
+        <w:rPr>
+          <w:rFonts w:ascii="Arial" w:cs="Arial" w:eastAsia="Arial" w:hAnsi="Arial"/>
+          <w:b/>
+          <w:bCs/>
+          <w:color w:val="9C7A3C"/>
+          <w:sz w:val="21"/>
+          <w:szCs w:val="21"/>
+        </w:rPr>
+        <w:t xml:space="preserve">3.2  Supporting construction and programme management record</w:t>
       </w:r>
     </w:p>
     <w:tbl>
@@ -1372,6 +1862,84 @@
                 <w:sz w:val="16"/>
                 <w:szCs w:val="16"/>
               </w:rPr>
+              <w:t xml:space="preserve">Temporary infrastructure and workforce-living systems</w:t>
+            </w:r>
+          </w:p>
+        </w:tc>
+        <w:tc>
+          <w:tcPr>
+            <w:tcW w:type="dxa" w:w="2400"/>
+            <w:tcMar>
+              <w:top w:type="dxa" w:w="70"/>
+              <w:left w:type="dxa" w:w="110"/>
+              <w:bottom w:type="dxa" w:w="70"/>
+              <w:right w:type="dxa" w:w="110"/>
+            </w:tcMar>
+          </w:tcPr>
+          <w:p>
+            <w:pPr>
+              <w:spacing w:after="0" w:before="0" w:line="250"/>
+            </w:pPr>
+            <w:r>
+              <w:rPr>
+                <w:rFonts w:ascii="Arial" w:cs="Arial" w:eastAsia="Arial" w:hAnsi="Arial"/>
+                <w:color w:val="14181D"/>
+                <w:sz w:val="16"/>
+                <w:szCs w:val="16"/>
+              </w:rPr>
+              <w:t xml:space="preserve">GE Vernova – Grid Solutions, UK, Ireland, Northern and Southern Europe, Dec 2022 – Dec 2025</w:t>
+            </w:r>
+          </w:p>
+        </w:tc>
+        <w:tc>
+          <w:tcPr>
+            <w:tcW w:type="dxa" w:w="3500"/>
+            <w:tcMar>
+              <w:top w:type="dxa" w:w="70"/>
+              <w:left w:type="dxa" w:w="110"/>
+              <w:bottom w:type="dxa" w:w="70"/>
+              <w:right w:type="dxa" w:w="110"/>
+            </w:tcMar>
+          </w:tcPr>
+          <w:p>
+            <w:pPr>
+              <w:spacing w:after="0" w:before="0" w:line="250"/>
+            </w:pPr>
+            <w:r>
+              <w:rPr>
+                <w:rFonts w:ascii="Arial" w:cs="Arial" w:eastAsia="Arial" w:hAnsi="Arial"/>
+                <w:color w:val="14181D"/>
+                <w:sz w:val="16"/>
+                <w:szCs w:val="16"/>
+              </w:rPr>
+              <w:t xml:space="preserve">Sole accountability for planning, procuring, integrating and controlling site establishment and workforce-living systems across multiple concurrent sites, tender stage to handover. Set out in full at 3.1 above.</w:t>
+            </w:r>
+          </w:p>
+        </w:tc>
+      </w:tr>
+      <w:tr>
+        <w:tc>
+          <w:tcPr>
+            <w:tcW w:type="dxa" w:w="2400"/>
+            <w:shd w:fill="F2EFE7" w:color="auto" w:val="clear"/>
+            <w:tcMar>
+              <w:top w:type="dxa" w:w="70"/>
+              <w:left w:type="dxa" w:w="110"/>
+              <w:bottom w:type="dxa" w:w="70"/>
+              <w:right w:type="dxa" w:w="110"/>
+            </w:tcMar>
+          </w:tcPr>
+          <w:p>
+            <w:pPr>
+              <w:spacing w:after="0" w:before="0" w:line="250"/>
+            </w:pPr>
+            <w:r>
+              <w:rPr>
+                <w:rFonts w:ascii="Arial" w:cs="Arial" w:eastAsia="Arial" w:hAnsi="Arial"/>
+                <w:color w:val="14181D"/>
+                <w:sz w:val="16"/>
+                <w:szCs w:val="16"/>
+              </w:rPr>
               <w:t xml:space="preserve">Subcontractor and supply chain management</w:t>
             </w:r>
           </w:p>
@@ -1379,6 +1947,7 @@
         <w:tc>
           <w:tcPr>
             <w:tcW w:type="dxa" w:w="2400"/>
+            <w:shd w:fill="F2EFE7" w:color="auto" w:val="clear"/>
             <w:tcMar>
               <w:top w:type="dxa" w:w="70"/>
               <w:left w:type="dxa" w:w="110"/>
@@ -1404,6 +1973,7 @@
         <w:tc>
           <w:tcPr>
             <w:tcW w:type="dxa" w:w="3500"/>
+            <w:shd w:fill="F2EFE7" w:color="auto" w:val="clear"/>
             <w:tcMar>
               <w:top w:type="dxa" w:w="70"/>
               <w:left w:type="dxa" w:w="110"/>
@@ -1431,7 +2001,6 @@
         <w:tc>
           <w:tcPr>
             <w:tcW w:type="dxa" w:w="2400"/>
-            <w:shd w:fill="F2EFE7" w:color="auto" w:val="clear"/>
             <w:tcMar>
               <w:top w:type="dxa" w:w="70"/>
               <w:left w:type="dxa" w:w="110"/>
@@ -1457,7 +2026,6 @@
         <w:tc>
           <w:tcPr>
             <w:tcW w:type="dxa" w:w="2400"/>
-            <w:shd w:fill="F2EFE7" w:color="auto" w:val="clear"/>
             <w:tcMar>
               <w:top w:type="dxa" w:w="70"/>
               <w:left w:type="dxa" w:w="110"/>
@@ -1483,7 +2051,6 @@
         <w:tc>
           <w:tcPr>
             <w:tcW w:type="dxa" w:w="3500"/>
-            <w:shd w:fill="F2EFE7" w:color="auto" w:val="clear"/>
             <w:tcMar>
               <w:top w:type="dxa" w:w="70"/>
               <w:left w:type="dxa" w:w="110"/>
@@ -1511,6 +2078,7 @@
         <w:tc>
           <w:tcPr>
             <w:tcW w:type="dxa" w:w="2400"/>
+            <w:shd w:fill="F2EFE7" w:color="auto" w:val="clear"/>
             <w:tcMar>
               <w:top w:type="dxa" w:w="70"/>
               <w:left w:type="dxa" w:w="110"/>
@@ -1536,6 +2104,7 @@
         <w:tc>
           <w:tcPr>
             <w:tcW w:type="dxa" w:w="2400"/>
+            <w:shd w:fill="F2EFE7" w:color="auto" w:val="clear"/>
             <w:tcMar>
               <w:top w:type="dxa" w:w="70"/>
               <w:left w:type="dxa" w:w="110"/>
@@ -1561,6 +2130,7 @@
         <w:tc>
           <w:tcPr>
             <w:tcW w:type="dxa" w:w="3500"/>
+            <w:shd w:fill="F2EFE7" w:color="auto" w:val="clear"/>
             <w:tcMar>
               <w:top w:type="dxa" w:w="70"/>
               <w:left w:type="dxa" w:w="110"/>
@@ -1588,7 +2158,6 @@
         <w:tc>
           <w:tcPr>
             <w:tcW w:type="dxa" w:w="2400"/>
-            <w:shd w:fill="F2EFE7" w:color="auto" w:val="clear"/>
             <w:tcMar>
               <w:top w:type="dxa" w:w="70"/>
               <w:left w:type="dxa" w:w="110"/>
@@ -1614,7 +2183,6 @@
         <w:tc>
           <w:tcPr>
             <w:tcW w:type="dxa" w:w="2400"/>
-            <w:shd w:fill="F2EFE7" w:color="auto" w:val="clear"/>
             <w:tcMar>
               <w:top w:type="dxa" w:w="70"/>
               <w:left w:type="dxa" w:w="110"/>
@@ -1640,7 +2208,6 @@
         <w:tc>
           <w:tcPr>
             <w:tcW w:type="dxa" w:w="3500"/>
-            <w:shd w:fill="F2EFE7" w:color="auto" w:val="clear"/>
             <w:tcMar>
               <w:top w:type="dxa" w:w="70"/>
               <w:left w:type="dxa" w:w="110"/>
@@ -1668,6 +2235,7 @@
         <w:tc>
           <w:tcPr>
             <w:tcW w:type="dxa" w:w="2400"/>
+            <w:shd w:fill="F2EFE7" w:color="auto" w:val="clear"/>
             <w:tcMar>
               <w:top w:type="dxa" w:w="70"/>
               <w:left w:type="dxa" w:w="110"/>
@@ -1693,6 +2261,7 @@
         <w:tc>
           <w:tcPr>
             <w:tcW w:type="dxa" w:w="2400"/>
+            <w:shd w:fill="F2EFE7" w:color="auto" w:val="clear"/>
             <w:tcMar>
               <w:top w:type="dxa" w:w="70"/>
               <w:left w:type="dxa" w:w="110"/>
@@ -1718,6 +2287,7 @@
         <w:tc>
           <w:tcPr>
             <w:tcW w:type="dxa" w:w="3500"/>
+            <w:shd w:fill="F2EFE7" w:color="auto" w:val="clear"/>
             <w:tcMar>
               <w:top w:type="dxa" w:w="70"/>
               <w:left w:type="dxa" w:w="110"/>
@@ -1745,7 +2315,6 @@
         <w:tc>
           <w:tcPr>
             <w:tcW w:type="dxa" w:w="2400"/>
-            <w:shd w:fill="F2EFE7" w:color="auto" w:val="clear"/>
             <w:tcMar>
               <w:top w:type="dxa" w:w="70"/>
               <w:left w:type="dxa" w:w="110"/>
@@ -1771,7 +2340,6 @@
         <w:tc>
           <w:tcPr>
             <w:tcW w:type="dxa" w:w="2400"/>
-            <w:shd w:fill="F2EFE7" w:color="auto" w:val="clear"/>
             <w:tcMar>
               <w:top w:type="dxa" w:w="70"/>
               <w:left w:type="dxa" w:w="110"/>
@@ -1797,7 +2365,6 @@
         <w:tc>
           <w:tcPr>
             <w:tcW w:type="dxa" w:w="3500"/>
-            <w:shd w:fill="F2EFE7" w:color="auto" w:val="clear"/>
             <w:tcMar>
               <w:top w:type="dxa" w:w="70"/>
               <w:left w:type="dxa" w:w="110"/>
@@ -1825,6 +2392,7 @@
         <w:tc>
           <w:tcPr>
             <w:tcW w:type="dxa" w:w="2400"/>
+            <w:shd w:fill="F2EFE7" w:color="auto" w:val="clear"/>
             <w:tcMar>
               <w:top w:type="dxa" w:w="70"/>
               <w:left w:type="dxa" w:w="110"/>
@@ -1850,6 +2418,7 @@
         <w:tc>
           <w:tcPr>
             <w:tcW w:type="dxa" w:w="2400"/>
+            <w:shd w:fill="F2EFE7" w:color="auto" w:val="clear"/>
             <w:tcMar>
               <w:top w:type="dxa" w:w="70"/>
               <w:left w:type="dxa" w:w="110"/>
@@ -1875,6 +2444,7 @@
         <w:tc>
           <w:tcPr>
             <w:tcW w:type="dxa" w:w="3500"/>
+            <w:shd w:fill="F2EFE7" w:color="auto" w:val="clear"/>
             <w:tcMar>
               <w:top w:type="dxa" w:w="70"/>
               <w:left w:type="dxa" w:w="110"/>
@@ -1902,7 +2472,6 @@
         <w:tc>
           <w:tcPr>
             <w:tcW w:type="dxa" w:w="2400"/>
-            <w:shd w:fill="F2EFE7" w:color="auto" w:val="clear"/>
             <w:tcMar>
               <w:top w:type="dxa" w:w="70"/>
               <w:left w:type="dxa" w:w="110"/>
@@ -1928,7 +2497,6 @@
         <w:tc>
           <w:tcPr>
             <w:tcW w:type="dxa" w:w="2400"/>
-            <w:shd w:fill="F2EFE7" w:color="auto" w:val="clear"/>
             <w:tcMar>
               <w:top w:type="dxa" w:w="70"/>
               <w:left w:type="dxa" w:w="110"/>
@@ -1954,7 +2522,6 @@
         <w:tc>
           <w:tcPr>
             <w:tcW w:type="dxa" w:w="3500"/>
-            <w:shd w:fill="F2EFE7" w:color="auto" w:val="clear"/>
             <w:tcMar>
               <w:top w:type="dxa" w:w="70"/>
               <w:left w:type="dxa" w:w="110"/>
@@ -2052,6 +2619,20 @@
           <w:szCs w:val="21"/>
         </w:rPr>
         <w:t xml:space="preserve">4.1  Sofia Offshore Wind Farm — grid connection, 1,400 MW</w:t>
+      </w:r>
+    </w:p>
+    <w:p>
+      <w:pPr>
+        <w:spacing w:after="90" w:before="90" w:line="280"/>
+      </w:pPr>
+      <w:r>
+        <w:rPr>
+          <w:rFonts w:ascii="Arial" w:cs="Arial" w:eastAsia="Arial" w:hAnsi="Arial"/>
+          <w:color w:val="14181D"/>
+          <w:sz w:val="20"/>
+          <w:szCs w:val="20"/>
+        </w:rPr>
+        <w:t xml:space="preserve">Held under the scope set out at 3.1. On this scheme the director carried the site establishment and workforce-living scope as the single accountable interface — requirements and tender-stage specification, procurement, integration into the construction programme, mobilisation, daily operation, and demobilisation and reinstatement — alongside subcontract management of the construction works.</w:t>
       </w:r>
     </w:p>
     <w:tbl>
@@ -4844,7 +5425,26 @@
           <w:sz w:val="20"/>
           <w:szCs w:val="20"/>
         </w:rPr>
-        <w:t xml:space="preserve">The director's record is in construction and programme management — subcontract management, project controls, multi-discipline coordination, commissioning and handover. Where a category calls for a trade or a self-delivered service, this record does not answer it and is not offered as though it does.</w:t>
+        <w:t xml:space="preserve">The director's record is in site establishment, construction and programme management — temporary infrastructure and workforce-living systems, subcontract management, project controls, multi-discipline coordination, commissioning and handover. Where a category calls for a trade or a self-delivered service, this record does not answer it and is not offered as though it does.</w:t>
+      </w:r>
+    </w:p>
+    <w:p>
+      <w:pPr>
+        <w:pStyle w:val="ListParagraph"/>
+        <w:numPr>
+          <w:ilvl w:val="0"/>
+          <w:numId w:val="2"/>
+        </w:numPr>
+        <w:spacing w:after="50" w:before="50" w:line="280"/>
+      </w:pPr>
+      <w:r>
+        <w:rPr>
+          <w:rFonts w:ascii="Arial" w:cs="Arial" w:eastAsia="Arial" w:hAnsi="Arial"/>
+          <w:color w:val="14181D"/>
+          <w:sz w:val="20"/>
+          <w:szCs w:val="20"/>
+        </w:rPr>
+        <w:t xml:space="preserve">The scope at 3.1 was performed as the accountable interface, not as self-delivery. The accommodation, welfare and utilities themselves were supplied and installed by specialist subcontractors, under terms the director specified, procured and held. ETABLIX works the same way and does not present itself as a supplier of the plant.</w:t>
       </w:r>
     </w:p>
     <w:p>
@@ -5186,7 +5786,7 @@
         <w:sz w:val="14"/>
         <w:szCs w:val="14"/>
       </w:rPr>
-      <w:t xml:space="preserve">ETABLIX · Director's relevant experience · Rev 1</w:t>
+      <w:t xml:space="preserve">ETABLIX · Director's relevant experience · Rev 2</w:t>
     </w:r>
   </w:p>
 </w:hdr>

--- a/business/bids/ETABLIX-Director-Relevant-Experience.docx
+++ b/business/bids/ETABLIX-Director-Relevant-Experience.docx
@@ -3211,7 +3211,7 @@
                 <w:sz w:val="16"/>
                 <w:szCs w:val="16"/>
               </w:rPr>
-              <w:t xml:space="preserve">Scope personally accountable for</w:t>
+              <w:t xml:space="preserve">Referee</w:t>
             </w:r>
           </w:p>
         </w:tc>
@@ -3237,118 +3237,213 @@
                 <w:sz w:val="16"/>
                 <w:szCs w:val="16"/>
               </w:rPr>
-              <w:t xml:space="preserve">[Four to eight bullets. Only what you were personally accountable for. Use the verb you actually did — specified, procured, negotiated, managed, closed out — not 'was involved in'. If a reader could not tell whether you led it or watched it, rewrite it.]</w:t>
-            </w:r>
-          </w:p>
-        </w:tc>
-      </w:tr>
-      <w:tr>
-        <w:tc>
-          <w:tcPr>
-            <w:tcW w:type="dxa" w:w="2400"/>
-            <w:tcMar>
-              <w:top w:type="dxa" w:w="70"/>
-              <w:left w:type="dxa" w:w="110"/>
-              <w:bottom w:type="dxa" w:w="70"/>
-              <w:right w:type="dxa" w:w="110"/>
-            </w:tcMar>
-          </w:tcPr>
-          <w:p>
-            <w:pPr>
-              <w:spacing w:after="0" w:before="0" w:line="250"/>
-            </w:pPr>
-            <w:r>
-              <w:rPr>
-                <w:rFonts w:ascii="Arial" w:cs="Arial" w:eastAsia="Arial" w:hAnsi="Arial"/>
-                <w:color w:val="14181D"/>
-                <w:sz w:val="16"/>
-                <w:szCs w:val="16"/>
-              </w:rPr>
-              <w:t xml:space="preserve">What was different because you did it</w:t>
-            </w:r>
-          </w:p>
-        </w:tc>
-        <w:tc>
-          <w:tcPr>
-            <w:tcW w:type="dxa" w:w="5900"/>
-            <w:tcMar>
-              <w:top w:type="dxa" w:w="70"/>
-              <w:left w:type="dxa" w:w="110"/>
-              <w:bottom w:type="dxa" w:w="70"/>
-              <w:right w:type="dxa" w:w="110"/>
-            </w:tcMar>
-          </w:tcPr>
-          <w:p>
-            <w:pPr>
-              <w:spacing w:after="0" w:before="0" w:line="250"/>
-            </w:pPr>
-            <w:r>
-              <w:rPr>
-                <w:rFonts w:ascii="Arial" w:cs="Arial" w:eastAsia="Arial" w:hAnsi="Arial"/>
-                <w:color w:val="14181D"/>
-                <w:sz w:val="16"/>
-                <w:szCs w:val="16"/>
-              </w:rPr>
-              <w:t xml:space="preserve">[One short paragraph, and the hardest to write. A quantity, a duration, a cost avoided, a problem that did not happen. If you have a number, use it and be ready to explain how you know it. If you do not, describe the change without a number rather than inventing one.]</w:t>
-            </w:r>
-          </w:p>
-        </w:tc>
-      </w:tr>
-      <w:tr>
-        <w:tc>
-          <w:tcPr>
-            <w:tcW w:type="dxa" w:w="2400"/>
-            <w:shd w:fill="F2EFE7" w:color="auto" w:val="clear"/>
-            <w:tcMar>
-              <w:top w:type="dxa" w:w="70"/>
-              <w:left w:type="dxa" w:w="110"/>
-              <w:bottom w:type="dxa" w:w="70"/>
-              <w:right w:type="dxa" w:w="110"/>
-            </w:tcMar>
-          </w:tcPr>
-          <w:p>
-            <w:pPr>
-              <w:spacing w:after="0" w:before="0" w:line="250"/>
-            </w:pPr>
-            <w:r>
-              <w:rPr>
-                <w:rFonts w:ascii="Arial" w:cs="Arial" w:eastAsia="Arial" w:hAnsi="Arial"/>
-                <w:color w:val="14181D"/>
-                <w:sz w:val="16"/>
-                <w:szCs w:val="16"/>
-              </w:rPr>
-              <w:t xml:space="preserve">Referee</w:t>
-            </w:r>
-          </w:p>
-        </w:tc>
-        <w:tc>
-          <w:tcPr>
-            <w:tcW w:type="dxa" w:w="5900"/>
-            <w:shd w:fill="F2EFE7" w:color="auto" w:val="clear"/>
-            <w:tcMar>
-              <w:top w:type="dxa" w:w="70"/>
-              <w:left w:type="dxa" w:w="110"/>
-              <w:bottom w:type="dxa" w:w="70"/>
-              <w:right w:type="dxa" w:w="110"/>
-            </w:tcMar>
-          </w:tcPr>
-          <w:p>
-            <w:pPr>
-              <w:spacing w:after="0" w:before="0" w:line="250"/>
-            </w:pPr>
-            <w:r>
-              <w:rPr>
-                <w:rFonts w:ascii="Arial" w:cs="Arial" w:eastAsia="Arial" w:hAnsi="Arial"/>
-                <w:color w:val="14181D"/>
-                <w:sz w:val="16"/>
-                <w:szCs w:val="16"/>
-              </w:rPr>
               <w:t xml:space="preserve">[name, position, organisation, telephone, email — and the date they agreed to be named]</w:t>
             </w:r>
           </w:p>
         </w:tc>
       </w:tr>
     </w:tbl>
+    <w:p>
+      <w:pPr>
+        <w:spacing w:after="90" w:before="90" w:line="280"/>
+      </w:pPr>
+      <w:r>
+        <w:rPr>
+          <w:rFonts w:ascii="Arial" w:cs="Arial" w:eastAsia="Arial" w:hAnsi="Arial"/>
+          <w:b/>
+          <w:bCs/>
+          <w:color w:val="14181D"/>
+          <w:sz w:val="20"/>
+          <w:szCs w:val="20"/>
+        </w:rPr>
+        <w:t xml:space="preserve">Scope personally accountable for</w:t>
+      </w:r>
+    </w:p>
+    <w:p>
+      <w:pPr>
+        <w:pStyle w:val="ListParagraph"/>
+        <w:numPr>
+          <w:ilvl w:val="0"/>
+          <w:numId w:val="2"/>
+        </w:numPr>
+        <w:spacing w:after="50" w:before="50" w:line="280"/>
+      </w:pPr>
+      <w:r>
+        <w:rPr>
+          <w:rFonts w:ascii="Arial" w:cs="Arial" w:eastAsia="Arial" w:hAnsi="Arial"/>
+          <w:color w:val="14181D"/>
+          <w:sz w:val="20"/>
+          <w:szCs w:val="20"/>
+        </w:rPr>
+        <w:t xml:space="preserve">Established the site requirement from the construction programme — headcount, shift pattern, duration, location, and the ground and consent constraints — and converted it into an enquiry scope and a tender-stage budget allowance, before any price existed.</w:t>
+      </w:r>
+    </w:p>
+    <w:p>
+      <w:pPr>
+        <w:pStyle w:val="ListParagraph"/>
+        <w:numPr>
+          <w:ilvl w:val="0"/>
+          <w:numId w:val="2"/>
+        </w:numPr>
+        <w:spacing w:after="50" w:before="50" w:line="280"/>
+      </w:pPr>
+      <w:r>
+        <w:rPr>
+          <w:rFonts w:ascii="Arial" w:cs="Arial" w:eastAsia="Arial" w:hAnsi="Arial"/>
+          <w:color w:val="14181D"/>
+          <w:sz w:val="20"/>
+          <w:szCs w:val="20"/>
+        </w:rPr>
+        <w:t xml:space="preserve">Identified and approached the contractor and supplier market for each package and built the bidder list. Where no suitable contractor was already established in the territory, found and qualified new ones rather than accepting a thin field.</w:t>
+      </w:r>
+    </w:p>
+    <w:p>
+      <w:pPr>
+        <w:pStyle w:val="ListParagraph"/>
+        <w:numPr>
+          <w:ilvl w:val="0"/>
+          <w:numId w:val="2"/>
+        </w:numPr>
+        <w:spacing w:after="50" w:before="50" w:line="280"/>
+      </w:pPr>
+      <w:r>
+        <w:rPr>
+          <w:rFonts w:ascii="Arial" w:cs="Arial" w:eastAsia="Arial" w:hAnsi="Arial"/>
+          <w:color w:val="14181D"/>
+          <w:sz w:val="20"/>
+          <w:szCs w:val="20"/>
+        </w:rPr>
+        <w:t xml:space="preserve">Issued the enquiry documents: scope, specification, programme dates, site constraints and the pricing schedule against which returns would be compared on the same basis.</w:t>
+      </w:r>
+    </w:p>
+    <w:p>
+      <w:pPr>
+        <w:pStyle w:val="ListParagraph"/>
+        <w:numPr>
+          <w:ilvl w:val="0"/>
+          <w:numId w:val="2"/>
+        </w:numPr>
+        <w:spacing w:after="50" w:before="50" w:line="280"/>
+      </w:pPr>
+      <w:r>
+        <w:rPr>
+          <w:rFonts w:ascii="Arial" w:cs="Arial" w:eastAsia="Arial" w:hAnsi="Arial"/>
+          <w:color w:val="14181D"/>
+          <w:sz w:val="20"/>
+          <w:szCs w:val="20"/>
+        </w:rPr>
+        <w:t xml:space="preserve">Assessed the returned quotations alongside the sourcing and civil engineering teams — technical compliance against the specification, price against the budget allowance, programme against the construction sequence, and the qualifications and exclusions each bidder had written into its own return.</w:t>
+      </w:r>
+    </w:p>
+    <w:p>
+      <w:pPr>
+        <w:pStyle w:val="ListParagraph"/>
+        <w:numPr>
+          <w:ilvl w:val="0"/>
+          <w:numId w:val="2"/>
+        </w:numPr>
+        <w:spacing w:after="50" w:before="50" w:line="280"/>
+      </w:pPr>
+      <w:r>
+        <w:rPr>
+          <w:rFonts w:ascii="Arial" w:cs="Arial" w:eastAsia="Arial" w:hAnsi="Arial"/>
+          <w:color w:val="14181D"/>
+          <w:sz w:val="20"/>
+          <w:szCs w:val="20"/>
+        </w:rPr>
+        <w:t xml:space="preserve">[APPOINTMENT — choose the true wording, see the note below] the appointed contractor for each package, and held the resulting terms.</w:t>
+      </w:r>
+    </w:p>
+    <w:p>
+      <w:pPr>
+        <w:pStyle w:val="ListParagraph"/>
+        <w:numPr>
+          <w:ilvl w:val="0"/>
+          <w:numId w:val="2"/>
+        </w:numPr>
+        <w:spacing w:after="50" w:before="50" w:line="280"/>
+      </w:pPr>
+      <w:r>
+        <w:rPr>
+          <w:rFonts w:ascii="Arial" w:cs="Arial" w:eastAsia="Arial" w:hAnsi="Arial"/>
+          <w:color w:val="14181D"/>
+          <w:sz w:val="20"/>
+          <w:szCs w:val="20"/>
+        </w:rPr>
+        <w:t xml:space="preserve">Integrated the appointed works into the construction programme and the site logistics, and held the interfaces with engineering, planning, HSE and commissioning through mobilisation, installation and connection.</w:t>
+      </w:r>
+    </w:p>
+    <w:p>
+      <w:pPr>
+        <w:pStyle w:val="ListParagraph"/>
+        <w:numPr>
+          <w:ilvl w:val="0"/>
+          <w:numId w:val="2"/>
+        </w:numPr>
+        <w:spacing w:after="50" w:before="50" w:line="280"/>
+      </w:pPr>
+      <w:r>
+        <w:rPr>
+          <w:rFonts w:ascii="Arial" w:cs="Arial" w:eastAsia="Arial" w:hAnsi="Arial"/>
+          <w:color w:val="14181D"/>
+          <w:sz w:val="20"/>
+          <w:szCs w:val="20"/>
+        </w:rPr>
+        <w:t xml:space="preserve">Monitored the appointed contractors for the life of the establishment against scope, programme, quality, HSE and commercial position; raised non-conformance and closed it out.</w:t>
+      </w:r>
+    </w:p>
+    <w:p>
+      <w:pPr>
+        <w:pStyle w:val="ListParagraph"/>
+        <w:numPr>
+          <w:ilvl w:val="0"/>
+          <w:numId w:val="2"/>
+        </w:numPr>
+        <w:spacing w:after="50" w:before="50" w:line="280"/>
+      </w:pPr>
+      <w:r>
+        <w:rPr>
+          <w:rFonts w:ascii="Arial" w:cs="Arial" w:eastAsia="Arial" w:hAnsi="Arial"/>
+          <w:color w:val="14181D"/>
+          <w:sz w:val="20"/>
+          <w:szCs w:val="20"/>
+        </w:rPr>
+        <w:t xml:space="preserve">Closed out demobilisation: removal, off-hire, reinstatement of the land to the condition the agreement required, and the final account.</w:t>
+      </w:r>
+    </w:p>
+    <w:p>
+      <w:pPr>
+        <w:spacing w:after="90" w:before="90" w:line="280"/>
+      </w:pPr>
+      <w:r>
+        <w:rPr>
+          <w:rFonts w:ascii="Arial" w:cs="Arial" w:eastAsia="Arial" w:hAnsi="Arial"/>
+          <w:b/>
+          <w:bCs/>
+          <w:color w:val="14181D"/>
+          <w:sz w:val="20"/>
+          <w:szCs w:val="20"/>
+        </w:rPr>
+        <w:t xml:space="preserve">What was different because you did it</w:t>
+      </w:r>
+    </w:p>
+    <w:p>
+      <w:pPr>
+        <w:spacing w:after="90" w:before="90" w:line="280"/>
+        <w:ind w:left="170"/>
+      </w:pPr>
+      <w:r>
+        <w:rPr>
+          <w:rFonts w:ascii="Arial" w:cs="Arial" w:eastAsia="Arial" w:hAnsi="Arial"/>
+          <w:i/>
+          <w:iCs/>
+          <w:color w:val="5B6672"/>
+          <w:sz w:val="19"/>
+          <w:szCs w:val="19"/>
+        </w:rPr>
+        <w:t xml:space="preserve">One short paragraph, and the hardest to write. A quantity, a duration, a cost avoided, a problem that did not happen. If you have a number, use it and be ready to explain how you know it. If you do not, describe the change without a number rather than inventing one.</w:t>
+      </w:r>
+    </w:p>
     <w:p>
       <w:pPr>
         <w:pStyle w:val="Heading2"/>
@@ -3943,7 +4038,7 @@
                 <w:sz w:val="16"/>
                 <w:szCs w:val="16"/>
               </w:rPr>
-              <w:t xml:space="preserve">Scope personally accountable for</w:t>
+              <w:t xml:space="preserve">Referee</w:t>
             </w:r>
           </w:p>
         </w:tc>
@@ -3969,118 +4064,78 @@
                 <w:sz w:val="16"/>
                 <w:szCs w:val="16"/>
               </w:rPr>
-              <w:t xml:space="preserve">[Four to eight bullets. Only what you were personally accountable for. Use the verb you actually did — specified, procured, negotiated, managed, closed out — not 'was involved in'. If a reader could not tell whether you led it or watched it, rewrite it.]</w:t>
-            </w:r>
-          </w:p>
-        </w:tc>
-      </w:tr>
-      <w:tr>
-        <w:tc>
-          <w:tcPr>
-            <w:tcW w:type="dxa" w:w="2400"/>
-            <w:tcMar>
-              <w:top w:type="dxa" w:w="70"/>
-              <w:left w:type="dxa" w:w="110"/>
-              <w:bottom w:type="dxa" w:w="70"/>
-              <w:right w:type="dxa" w:w="110"/>
-            </w:tcMar>
-          </w:tcPr>
-          <w:p>
-            <w:pPr>
-              <w:spacing w:after="0" w:before="0" w:line="250"/>
-            </w:pPr>
-            <w:r>
-              <w:rPr>
-                <w:rFonts w:ascii="Arial" w:cs="Arial" w:eastAsia="Arial" w:hAnsi="Arial"/>
-                <w:color w:val="14181D"/>
-                <w:sz w:val="16"/>
-                <w:szCs w:val="16"/>
-              </w:rPr>
-              <w:t xml:space="preserve">What was different because you did it</w:t>
-            </w:r>
-          </w:p>
-        </w:tc>
-        <w:tc>
-          <w:tcPr>
-            <w:tcW w:type="dxa" w:w="5900"/>
-            <w:tcMar>
-              <w:top w:type="dxa" w:w="70"/>
-              <w:left w:type="dxa" w:w="110"/>
-              <w:bottom w:type="dxa" w:w="70"/>
-              <w:right w:type="dxa" w:w="110"/>
-            </w:tcMar>
-          </w:tcPr>
-          <w:p>
-            <w:pPr>
-              <w:spacing w:after="0" w:before="0" w:line="250"/>
-            </w:pPr>
-            <w:r>
-              <w:rPr>
-                <w:rFonts w:ascii="Arial" w:cs="Arial" w:eastAsia="Arial" w:hAnsi="Arial"/>
-                <w:color w:val="14181D"/>
-                <w:sz w:val="16"/>
-                <w:szCs w:val="16"/>
-              </w:rPr>
-              <w:t xml:space="preserve">[One short paragraph, and the hardest to write. A quantity, a duration, a cost avoided, a problem that did not happen. If you have a number, use it and be ready to explain how you know it. If you do not, describe the change without a number rather than inventing one.]</w:t>
-            </w:r>
-          </w:p>
-        </w:tc>
-      </w:tr>
-      <w:tr>
-        <w:tc>
-          <w:tcPr>
-            <w:tcW w:type="dxa" w:w="2400"/>
-            <w:shd w:fill="F2EFE7" w:color="auto" w:val="clear"/>
-            <w:tcMar>
-              <w:top w:type="dxa" w:w="70"/>
-              <w:left w:type="dxa" w:w="110"/>
-              <w:bottom w:type="dxa" w:w="70"/>
-              <w:right w:type="dxa" w:w="110"/>
-            </w:tcMar>
-          </w:tcPr>
-          <w:p>
-            <w:pPr>
-              <w:spacing w:after="0" w:before="0" w:line="250"/>
-            </w:pPr>
-            <w:r>
-              <w:rPr>
-                <w:rFonts w:ascii="Arial" w:cs="Arial" w:eastAsia="Arial" w:hAnsi="Arial"/>
-                <w:color w:val="14181D"/>
-                <w:sz w:val="16"/>
-                <w:szCs w:val="16"/>
-              </w:rPr>
-              <w:t xml:space="preserve">Referee</w:t>
-            </w:r>
-          </w:p>
-        </w:tc>
-        <w:tc>
-          <w:tcPr>
-            <w:tcW w:type="dxa" w:w="5900"/>
-            <w:shd w:fill="F2EFE7" w:color="auto" w:val="clear"/>
-            <w:tcMar>
-              <w:top w:type="dxa" w:w="70"/>
-              <w:left w:type="dxa" w:w="110"/>
-              <w:bottom w:type="dxa" w:w="70"/>
-              <w:right w:type="dxa" w:w="110"/>
-            </w:tcMar>
-          </w:tcPr>
-          <w:p>
-            <w:pPr>
-              <w:spacing w:after="0" w:before="0" w:line="250"/>
-            </w:pPr>
-            <w:r>
-              <w:rPr>
-                <w:rFonts w:ascii="Arial" w:cs="Arial" w:eastAsia="Arial" w:hAnsi="Arial"/>
-                <w:color w:val="14181D"/>
-                <w:sz w:val="16"/>
-                <w:szCs w:val="16"/>
-              </w:rPr>
               <w:t xml:space="preserve">[name, position, organisation, telephone, email — and the date they agreed to be named]</w:t>
             </w:r>
           </w:p>
         </w:tc>
       </w:tr>
     </w:tbl>
+    <w:p>
+      <w:pPr>
+        <w:spacing w:after="90" w:before="90" w:line="280"/>
+      </w:pPr>
+      <w:r>
+        <w:rPr>
+          <w:rFonts w:ascii="Arial" w:cs="Arial" w:eastAsia="Arial" w:hAnsi="Arial"/>
+          <w:b/>
+          <w:bCs/>
+          <w:color w:val="14181D"/>
+          <w:sz w:val="20"/>
+          <w:szCs w:val="20"/>
+        </w:rPr>
+        <w:t xml:space="preserve">Scope personally accountable for</w:t>
+      </w:r>
+    </w:p>
+    <w:p>
+      <w:pPr>
+        <w:spacing w:after="90" w:before="90" w:line="280"/>
+        <w:ind w:left="170"/>
+      </w:pPr>
+      <w:r>
+        <w:rPr>
+          <w:rFonts w:ascii="Arial" w:cs="Arial" w:eastAsia="Arial" w:hAnsi="Arial"/>
+          <w:i/>
+          <w:iCs/>
+          <w:color w:val="5B6672"/>
+          <w:sz w:val="19"/>
+          <w:szCs w:val="19"/>
+        </w:rPr>
+        <w:t xml:space="preserve">Four to eight bullets, one accountability per line, in the order the work actually happened. Use the verb you did — established, identified, issued, assessed, appointed, integrated, monitored, closed out — never 'was involved in' or 'was responsible for'. If a reader could not tell whether you led it or watched it, rewrite the line. Model it on 4.1.</w:t>
+      </w:r>
+    </w:p>
+    <w:p>
+      <w:pPr>
+        <w:spacing w:after="90" w:before="90" w:line="280"/>
+      </w:pPr>
+      <w:r>
+        <w:rPr>
+          <w:rFonts w:ascii="Arial" w:cs="Arial" w:eastAsia="Arial" w:hAnsi="Arial"/>
+          <w:b/>
+          <w:bCs/>
+          <w:color w:val="14181D"/>
+          <w:sz w:val="20"/>
+          <w:szCs w:val="20"/>
+        </w:rPr>
+        <w:t xml:space="preserve">What was different because you did it</w:t>
+      </w:r>
+    </w:p>
+    <w:p>
+      <w:pPr>
+        <w:spacing w:after="90" w:before="90" w:line="280"/>
+        <w:ind w:left="170"/>
+      </w:pPr>
+      <w:r>
+        <w:rPr>
+          <w:rFonts w:ascii="Arial" w:cs="Arial" w:eastAsia="Arial" w:hAnsi="Arial"/>
+          <w:i/>
+          <w:iCs/>
+          <w:color w:val="5B6672"/>
+          <w:sz w:val="19"/>
+          <w:szCs w:val="19"/>
+        </w:rPr>
+        <w:t xml:space="preserve">One short paragraph, and the hardest to write. A quantity, a duration, a cost avoided, a problem that did not happen. If you have a number, use it and be ready to explain how you know it. If you do not, describe the change without a number rather than inventing one.</w:t>
+      </w:r>
+    </w:p>
     <w:p>
       <w:pPr>
         <w:pStyle w:val="Heading2"/>
@@ -4675,7 +4730,7 @@
                 <w:sz w:val="16"/>
                 <w:szCs w:val="16"/>
               </w:rPr>
-              <w:t xml:space="preserve">Scope personally accountable for</w:t>
+              <w:t xml:space="preserve">Referee</w:t>
             </w:r>
           </w:p>
         </w:tc>
@@ -4701,118 +4756,78 @@
                 <w:sz w:val="16"/>
                 <w:szCs w:val="16"/>
               </w:rPr>
-              <w:t xml:space="preserve">[Four to eight bullets. Only what you were personally accountable for. Use the verb you actually did — specified, procured, negotiated, managed, closed out — not 'was involved in'. If a reader could not tell whether you led it or watched it, rewrite it.]</w:t>
-            </w:r>
-          </w:p>
-        </w:tc>
-      </w:tr>
-      <w:tr>
-        <w:tc>
-          <w:tcPr>
-            <w:tcW w:type="dxa" w:w="2400"/>
-            <w:tcMar>
-              <w:top w:type="dxa" w:w="70"/>
-              <w:left w:type="dxa" w:w="110"/>
-              <w:bottom w:type="dxa" w:w="70"/>
-              <w:right w:type="dxa" w:w="110"/>
-            </w:tcMar>
-          </w:tcPr>
-          <w:p>
-            <w:pPr>
-              <w:spacing w:after="0" w:before="0" w:line="250"/>
-            </w:pPr>
-            <w:r>
-              <w:rPr>
-                <w:rFonts w:ascii="Arial" w:cs="Arial" w:eastAsia="Arial" w:hAnsi="Arial"/>
-                <w:color w:val="14181D"/>
-                <w:sz w:val="16"/>
-                <w:szCs w:val="16"/>
-              </w:rPr>
-              <w:t xml:space="preserve">What was different because you did it</w:t>
-            </w:r>
-          </w:p>
-        </w:tc>
-        <w:tc>
-          <w:tcPr>
-            <w:tcW w:type="dxa" w:w="5900"/>
-            <w:tcMar>
-              <w:top w:type="dxa" w:w="70"/>
-              <w:left w:type="dxa" w:w="110"/>
-              <w:bottom w:type="dxa" w:w="70"/>
-              <w:right w:type="dxa" w:w="110"/>
-            </w:tcMar>
-          </w:tcPr>
-          <w:p>
-            <w:pPr>
-              <w:spacing w:after="0" w:before="0" w:line="250"/>
-            </w:pPr>
-            <w:r>
-              <w:rPr>
-                <w:rFonts w:ascii="Arial" w:cs="Arial" w:eastAsia="Arial" w:hAnsi="Arial"/>
-                <w:color w:val="14181D"/>
-                <w:sz w:val="16"/>
-                <w:szCs w:val="16"/>
-              </w:rPr>
-              <w:t xml:space="preserve">[One short paragraph, and the hardest to write. A quantity, a duration, a cost avoided, a problem that did not happen. If you have a number, use it and be ready to explain how you know it. If you do not, describe the change without a number rather than inventing one.]</w:t>
-            </w:r>
-          </w:p>
-        </w:tc>
-      </w:tr>
-      <w:tr>
-        <w:tc>
-          <w:tcPr>
-            <w:tcW w:type="dxa" w:w="2400"/>
-            <w:shd w:fill="F2EFE7" w:color="auto" w:val="clear"/>
-            <w:tcMar>
-              <w:top w:type="dxa" w:w="70"/>
-              <w:left w:type="dxa" w:w="110"/>
-              <w:bottom w:type="dxa" w:w="70"/>
-              <w:right w:type="dxa" w:w="110"/>
-            </w:tcMar>
-          </w:tcPr>
-          <w:p>
-            <w:pPr>
-              <w:spacing w:after="0" w:before="0" w:line="250"/>
-            </w:pPr>
-            <w:r>
-              <w:rPr>
-                <w:rFonts w:ascii="Arial" w:cs="Arial" w:eastAsia="Arial" w:hAnsi="Arial"/>
-                <w:color w:val="14181D"/>
-                <w:sz w:val="16"/>
-                <w:szCs w:val="16"/>
-              </w:rPr>
-              <w:t xml:space="preserve">Referee</w:t>
-            </w:r>
-          </w:p>
-        </w:tc>
-        <w:tc>
-          <w:tcPr>
-            <w:tcW w:type="dxa" w:w="5900"/>
-            <w:shd w:fill="F2EFE7" w:color="auto" w:val="clear"/>
-            <w:tcMar>
-              <w:top w:type="dxa" w:w="70"/>
-              <w:left w:type="dxa" w:w="110"/>
-              <w:bottom w:type="dxa" w:w="70"/>
-              <w:right w:type="dxa" w:w="110"/>
-            </w:tcMar>
-          </w:tcPr>
-          <w:p>
-            <w:pPr>
-              <w:spacing w:after="0" w:before="0" w:line="250"/>
-            </w:pPr>
-            <w:r>
-              <w:rPr>
-                <w:rFonts w:ascii="Arial" w:cs="Arial" w:eastAsia="Arial" w:hAnsi="Arial"/>
-                <w:color w:val="14181D"/>
-                <w:sz w:val="16"/>
-                <w:szCs w:val="16"/>
-              </w:rPr>
               <w:t xml:space="preserve">[name, position, organisation, telephone, email — and the date they agreed to be named]</w:t>
             </w:r>
           </w:p>
         </w:tc>
       </w:tr>
     </w:tbl>
+    <w:p>
+      <w:pPr>
+        <w:spacing w:after="90" w:before="90" w:line="280"/>
+      </w:pPr>
+      <w:r>
+        <w:rPr>
+          <w:rFonts w:ascii="Arial" w:cs="Arial" w:eastAsia="Arial" w:hAnsi="Arial"/>
+          <w:b/>
+          <w:bCs/>
+          <w:color w:val="14181D"/>
+          <w:sz w:val="20"/>
+          <w:szCs w:val="20"/>
+        </w:rPr>
+        <w:t xml:space="preserve">Scope personally accountable for</w:t>
+      </w:r>
+    </w:p>
+    <w:p>
+      <w:pPr>
+        <w:spacing w:after="90" w:before="90" w:line="280"/>
+        <w:ind w:left="170"/>
+      </w:pPr>
+      <w:r>
+        <w:rPr>
+          <w:rFonts w:ascii="Arial" w:cs="Arial" w:eastAsia="Arial" w:hAnsi="Arial"/>
+          <w:i/>
+          <w:iCs/>
+          <w:color w:val="5B6672"/>
+          <w:sz w:val="19"/>
+          <w:szCs w:val="19"/>
+        </w:rPr>
+        <w:t xml:space="preserve">Four to eight bullets, one accountability per line, in the order the work actually happened. Use the verb you did — established, identified, issued, assessed, appointed, integrated, monitored, closed out — never 'was involved in' or 'was responsible for'. If a reader could not tell whether you led it or watched it, rewrite the line. Model it on 4.1.</w:t>
+      </w:r>
+    </w:p>
+    <w:p>
+      <w:pPr>
+        <w:spacing w:after="90" w:before="90" w:line="280"/>
+      </w:pPr>
+      <w:r>
+        <w:rPr>
+          <w:rFonts w:ascii="Arial" w:cs="Arial" w:eastAsia="Arial" w:hAnsi="Arial"/>
+          <w:b/>
+          <w:bCs/>
+          <w:color w:val="14181D"/>
+          <w:sz w:val="20"/>
+          <w:szCs w:val="20"/>
+        </w:rPr>
+        <w:t xml:space="preserve">What was different because you did it</w:t>
+      </w:r>
+    </w:p>
+    <w:p>
+      <w:pPr>
+        <w:spacing w:after="90" w:before="90" w:line="280"/>
+        <w:ind w:left="170"/>
+      </w:pPr>
+      <w:r>
+        <w:rPr>
+          <w:rFonts w:ascii="Arial" w:cs="Arial" w:eastAsia="Arial" w:hAnsi="Arial"/>
+          <w:i/>
+          <w:iCs/>
+          <w:color w:val="5B6672"/>
+          <w:sz w:val="19"/>
+          <w:szCs w:val="19"/>
+        </w:rPr>
+        <w:t xml:space="preserve">One short paragraph, and the hardest to write. A quantity, a duration, a cost avoided, a problem that did not happen. If you have a number, use it and be ready to explain how you know it. If you do not, describe the change without a number rather than inventing one.</w:t>
+      </w:r>
+    </w:p>
     <w:p>
       <w:pPr>
         <w:pBdr>
@@ -4830,6 +4845,104 @@
           <w:szCs w:val="19"/>
         </w:rPr>
         <w:t xml:space="preserve">The four quantity rows are the ones an assessor weighs and the ones nobody else can supply. A scheme entry without them reads as a job description; with them it reads as a record.</w:t>
+      </w:r>
+    </w:p>
+    <w:p>
+      <w:pPr>
+        <w:pStyle w:val="Heading2"/>
+        <w:keepNext/>
+        <w:spacing w:after="110" w:before="260"/>
+      </w:pPr>
+      <w:r>
+        <w:rPr>
+          <w:rFonts w:ascii="Arial" w:cs="Arial" w:eastAsia="Arial" w:hAnsi="Arial"/>
+          <w:b/>
+          <w:bCs/>
+          <w:color w:val="9C7A3C"/>
+          <w:sz w:val="21"/>
+          <w:szCs w:val="21"/>
+        </w:rPr>
+        <w:t xml:space="preserve">4.4  Two things to settle in the 4.1 bullets before this goes out</w:t>
+      </w:r>
+    </w:p>
+    <w:p>
+      <w:pPr>
+        <w:spacing w:after="90" w:before="90" w:line="280"/>
+      </w:pPr>
+      <w:r>
+        <w:rPr>
+          <w:rFonts w:ascii="Arial" w:cs="Arial" w:eastAsia="Arial" w:hAnsi="Arial"/>
+          <w:b/>
+          <w:bCs/>
+          <w:color w:val="14181D"/>
+          <w:sz w:val="20"/>
+          <w:szCs w:val="20"/>
+        </w:rPr>
+        <w:t xml:space="preserve">The appointment bullet. </w:t>
+      </w:r>
+      <w:r>
+        <w:rPr>
+          <w:rFonts w:ascii="Arial" w:cs="Arial" w:eastAsia="Arial" w:hAnsi="Arial"/>
+          <w:color w:val="14181D"/>
+          <w:sz w:val="20"/>
+          <w:szCs w:val="20"/>
+        </w:rPr>
+        <w:t xml:space="preserve">Pick the wording that is true and use it, because an assessor may test it at the reference call and a large employer's sourcing function usually issues the order itself. If the award decision was yours: “Appointed”. If you selected and recommended and sourcing placed the order: “Recommended the award and instructed sourcing to place the order for”. The second is not a weaker answer — it describes a governed process, which is what a public buyer wants to read — but claiming the first when the second is true is the kind of detail that unravels a whole submission.</w:t>
+      </w:r>
+    </w:p>
+    <w:p>
+      <w:pPr>
+        <w:spacing w:after="90" w:before="90" w:line="280"/>
+      </w:pPr>
+      <w:r>
+        <w:rPr>
+          <w:rFonts w:ascii="Arial" w:cs="Arial" w:eastAsia="Arial" w:hAnsi="Arial"/>
+          <w:b/>
+          <w:bCs/>
+          <w:color w:val="14181D"/>
+          <w:sz w:val="20"/>
+          <w:szCs w:val="20"/>
+        </w:rPr>
+        <w:t xml:space="preserve">The assessment bullet names the sourcing and civil engineering teams, deliberately. </w:t>
+      </w:r>
+      <w:r>
+        <w:rPr>
+          <w:rFonts w:ascii="Arial" w:cs="Arial" w:eastAsia="Arial" w:hAnsi="Arial"/>
+          <w:color w:val="14181D"/>
+          <w:sz w:val="20"/>
+          <w:szCs w:val="20"/>
+        </w:rPr>
+        <w:t xml:space="preserve">Holding sole accountability for a scope and drawing on specialist colleagues to assess returns are not in tension: the first is the accountability, the second is how a competent person discharges it. An assessor reading that you evaluated multi-package quotations single-handed would not believe it. One who reads that you ran a cross-functional assessment and stayed accountable for the outcome will.</w:t>
+      </w:r>
+    </w:p>
+    <w:p>
+      <w:pPr>
+        <w:pStyle w:val="ListParagraph"/>
+        <w:numPr>
+          <w:ilvl w:val="0"/>
+          <w:numId w:val="2"/>
+        </w:numPr>
+        <w:spacing w:after="50" w:before="50" w:line="280"/>
+      </w:pPr>
+      <w:r>
+        <w:rPr>
+          <w:rFonts w:ascii="Arial" w:cs="Arial" w:eastAsia="Arial" w:hAnsi="Arial"/>
+          <w:b/>
+          <w:bCs/>
+          <w:color w:val="14181D"/>
+          <w:sz w:val="20"/>
+          <w:szCs w:val="20"/>
+        </w:rPr>
+        <w:t xml:space="preserve">The strongest line in the eight is the one about qualifications and exclusions. </w:t>
+      </w:r>
+      <w:r>
+        <w:rPr>
+          <w:rFonts w:ascii="Arial" w:cs="Arial" w:eastAsia="Arial" w:hAnsi="Arial"/>
+          <w:color w:val="14181D"/>
+          <w:sz w:val="20"/>
+          <w:szCs w:val="20"/>
+        </w:rPr>
+        <w:t xml:space="preserve">Anyone can compare two prices. Finding what a bidder has quietly written out of its own return is the skill that decides whether a site establishment budget holds, and it is precisely what ETABLIX sells. Leave it in and be ready to give an example.</w:t>
       </w:r>
     </w:p>
     <w:p>

--- a/business/bids/ETABLIX-Director-Relevant-Experience.docx
+++ b/business/bids/ETABLIX-Director-Relevant-Experience.docx
@@ -1479,7 +1479,7 @@
                 <w:sz w:val="16"/>
                 <w:szCs w:val="16"/>
               </w:rPr>
-              <w:t xml:space="preserve">Specifying, sourcing, negotiating and letting the accommodation, welfare, utilities and associated services against that specification, and holding the resulting terms.</w:t>
+              <w:t xml:space="preserve">Specifying, sourcing and negotiating the accommodation, welfare, utilities and associated services against that specification; selecting the contractor and recommending the award, the order being placed by the sourcing function; and holding the resulting terms.</w:t>
             </w:r>
           </w:p>
         </w:tc>
@@ -3351,7 +3351,7 @@
           <w:sz w:val="20"/>
           <w:szCs w:val="20"/>
         </w:rPr>
-        <w:t xml:space="preserve">[APPOINTMENT — choose the true wording, see the note below] the appointed contractor for each package, and held the resulting terms.</w:t>
+        <w:t xml:space="preserve">Selected the contractor for each package and recommended the award; the order was placed by the sourcing function. Held the resulting terms thereafter and was accountable for performance against them.</w:t>
       </w:r>
     </w:p>
     <w:p>
@@ -4862,7 +4862,7 @@
           <w:sz w:val="21"/>
           <w:szCs w:val="21"/>
         </w:rPr>
-        <w:t xml:space="preserve">4.4  Two things to settle in the 4.1 bullets before this goes out</w:t>
+        <w:t xml:space="preserve">4.4  Three notes on the 4.1 bullets</w:t>
       </w:r>
     </w:p>
     <w:p>
@@ -4878,7 +4878,7 @@
           <w:sz w:val="20"/>
           <w:szCs w:val="20"/>
         </w:rPr>
-        <w:t xml:space="preserve">The appointment bullet. </w:t>
+        <w:t xml:space="preserve">The award bullet says recommended, not appointed, and that is the accurate position. </w:t>
       </w:r>
       <w:r>
         <w:rPr>
@@ -4887,7 +4887,32 @@
           <w:sz w:val="20"/>
           <w:szCs w:val="20"/>
         </w:rPr>
-        <w:t xml:space="preserve">Pick the wording that is true and use it, because an assessor may test it at the reference call and a large employer's sourcing function usually issues the order itself. If the award decision was yours: “Appointed”. If you selected and recommended and sourcing placed the order: “Recommended the award and instructed sourcing to place the order for”. The second is not a weaker answer — it describes a governed process, which is what a public buyer wants to read — but claiming the first when the second is true is the kind of detail that unravels a whole submission.</w:t>
+        <w:t xml:space="preserve">The director selected the contractor and recommended the award; the order was placed by the sourcing function, as it is in most organisations of that size. The bullet is written that way because an assessor may test it at the reference call and because a sourcing colleague asked to confirm it would describe it in exactly those terms.</w:t>
+      </w:r>
+    </w:p>
+    <w:p>
+      <w:pPr>
+        <w:spacing w:after="90" w:before="90" w:line="280"/>
+      </w:pPr>
+      <w:r>
+        <w:rPr>
+          <w:rFonts w:ascii="Arial" w:cs="Arial" w:eastAsia="Arial" w:hAnsi="Arial"/>
+          <w:b/>
+          <w:bCs/>
+          <w:color w:val="14181D"/>
+          <w:sz w:val="20"/>
+          <w:szCs w:val="20"/>
+        </w:rPr>
+        <w:t xml:space="preserve">It is also the better answer, not a concession. </w:t>
+      </w:r>
+      <w:r>
+        <w:rPr>
+          <w:rFonts w:ascii="Arial" w:cs="Arial" w:eastAsia="Arial" w:hAnsi="Arial"/>
+          <w:color w:val="14181D"/>
+          <w:sz w:val="20"/>
+          <w:szCs w:val="20"/>
+        </w:rPr>
+        <w:t xml:space="preserve">A public buyer is reading for governance. Somebody who says they personally awarded every package in a large organisation is describing either an unusual delegation or a process with no separation between the person specifying the requirement and the person committing the money. Selection and recommendation held by the technical owner, with the order placed by a separate function, is the control a buyer wants to see — and the accountability for the outcome stayed with the director either way, which is what the rest of the bullets show.</w:t>
       </w:r>
     </w:p>
     <w:p>

--- a/business/bids/ETABLIX-Director-Relevant-Experience.docx
+++ b/business/bids/ETABLIX-Director-Relevant-Experience.docx
@@ -355,7 +355,7 @@
                 <w:sz w:val="18"/>
                 <w:szCs w:val="18"/>
               </w:rPr>
-              <w:t xml:space="preserve">Submitted for</w:t>
+              <w:t xml:space="preserve">Basis</w:t>
             </w:r>
           </w:p>
         </w:tc>
@@ -381,7 +381,7 @@
                 <w:sz w:val="18"/>
                 <w:szCs w:val="18"/>
               </w:rPr>
-              <w:t xml:space="preserve">[name the DPS, framework or category applied for]</w:t>
+              <w:t xml:space="preserve">Confirmed in writing by the assessment team: relevant director's experience may be used where the company is newly established</w:t>
             </w:r>
           </w:p>
         </w:tc>
@@ -408,7 +408,7 @@
                 <w:sz w:val="18"/>
                 <w:szCs w:val="18"/>
               </w:rPr>
-              <w:t xml:space="preserve">Basis</w:t>
+              <w:t xml:space="preserve">Date</w:t>
             </w:r>
           </w:p>
         </w:tc>
@@ -433,7 +433,7 @@
                 <w:sz w:val="18"/>
                 <w:szCs w:val="18"/>
               </w:rPr>
-              <w:t xml:space="preserve">Confirmed in writing by the assessment team: relevant director's experience may be used where the company is newly established</w:t>
+              <w:t xml:space="preserve">30 September 2026</w:t>
             </w:r>
           </w:p>
         </w:tc>
@@ -461,7 +461,7 @@
                 <w:sz w:val="18"/>
                 <w:szCs w:val="18"/>
               </w:rPr>
-              <w:t xml:space="preserve">Date</w:t>
+              <w:t xml:space="preserve">Status</w:t>
             </w:r>
           </w:p>
         </w:tc>
@@ -487,58 +487,6 @@
                 <w:sz w:val="18"/>
                 <w:szCs w:val="18"/>
               </w:rPr>
-              <w:t xml:space="preserve">[date]</w:t>
-            </w:r>
-          </w:p>
-        </w:tc>
-      </w:tr>
-      <w:tr>
-        <w:tc>
-          <w:tcPr>
-            <w:tcW w:type="dxa" w:w="2300"/>
-            <w:tcMar>
-              <w:top w:type="dxa" w:w="70"/>
-              <w:left w:type="dxa" w:w="110"/>
-              <w:bottom w:type="dxa" w:w="70"/>
-              <w:right w:type="dxa" w:w="110"/>
-            </w:tcMar>
-          </w:tcPr>
-          <w:p>
-            <w:pPr>
-              <w:spacing w:after="0" w:before="0" w:line="250"/>
-            </w:pPr>
-            <w:r>
-              <w:rPr>
-                <w:rFonts w:ascii="Arial" w:cs="Arial" w:eastAsia="Arial" w:hAnsi="Arial"/>
-                <w:color w:val="14181D"/>
-                <w:sz w:val="18"/>
-                <w:szCs w:val="18"/>
-              </w:rPr>
-              <w:t xml:space="preserve">Status</w:t>
-            </w:r>
-          </w:p>
-        </w:tc>
-        <w:tc>
-          <w:tcPr>
-            <w:tcW w:type="dxa" w:w="6000"/>
-            <w:tcMar>
-              <w:top w:type="dxa" w:w="70"/>
-              <w:left w:type="dxa" w:w="110"/>
-              <w:bottom w:type="dxa" w:w="70"/>
-              <w:right w:type="dxa" w:w="110"/>
-            </w:tcMar>
-          </w:tcPr>
-          <w:p>
-            <w:pPr>
-              <w:spacing w:after="0" w:before="0" w:line="250"/>
-            </w:pPr>
-            <w:r>
-              <w:rPr>
-                <w:rFonts w:ascii="Arial" w:cs="Arial" w:eastAsia="Arial" w:hAnsi="Arial"/>
-                <w:color w:val="14181D"/>
-                <w:sz w:val="18"/>
-                <w:szCs w:val="18"/>
-              </w:rPr>
               <w:t xml:space="preserve">The experience below was performed by the director as an employee of the organisations named. It is not presented as work performed by ETABLIX.</w:t>
             </w:r>
           </w:p>
@@ -557,25 +505,6 @@
           <w:szCs w:val="20"/>
         </w:rPr>
         <w:t xml:space="preserve"/>
-      </w:r>
-    </w:p>
-    <w:p>
-      <w:pPr>
-        <w:pBdr>
-          <w:left w:val="single" w:color="9C7A3C" w:sz="18" w:space="10"/>
-        </w:pBdr>
-        <w:shd w:fill="EFE6D2" w:color="auto" w:val="clear"/>
-        <w:spacing w:after="150" w:before="150" w:line="280"/>
-        <w:ind w:left="170" w:right="170"/>
-      </w:pPr>
-      <w:r>
-        <w:rPr>
-          <w:rFonts w:ascii="Arial" w:cs="Arial" w:eastAsia="Arial" w:hAnsi="Arial"/>
-          <w:color w:val="14181D"/>
-          <w:sz w:val="19"/>
-          <w:szCs w:val="19"/>
-        </w:rPr>
-        <w:t xml:space="preserve">This document is issued in draft until every bracketed field is completed and it is signed and dated. An unsigned, undated statement is treated at a selection stage as a draft, and a draft evidences nothing.</w:t>
       </w:r>
     </w:p>
     <w:p>
@@ -640,7 +569,7 @@
           <w:sz w:val="20"/>
           <w:szCs w:val="20"/>
         </w:rPr>
-        <w:t xml:space="preserve">Everything below was performed by Justin Ngolu Nseya as an employee of the organisation named against it. The organisations are named, the dates are stated, and referees are offered at section 5 who can confirm the role and the scope from the other side of it.</w:t>
+        <w:t xml:space="preserve">Everything below was performed by Justin Ngolu Nseya as an employee of the organisation named against it. The organisations are named and the dates are stated. Section 5 sets out what a referee can and cannot confirm.</w:t>
       </w:r>
     </w:p>
     <w:p>
@@ -1241,7 +1170,7 @@
           <w:sz w:val="20"/>
           <w:szCs w:val="20"/>
         </w:rPr>
-        <w:t xml:space="preserve">Ordered by relevance to what is being applied for rather than by date. The full chronology is at section 4.</w:t>
+        <w:t xml:space="preserve">Ordered by relevance to the service being applied for rather than by date. The full chronology is at section 3.2 and the schemes are at section 4.</w:t>
       </w:r>
     </w:p>
     <w:p>
@@ -2545,24 +2474,87 @@
           </w:p>
         </w:tc>
       </w:tr>
+      <w:tr>
+        <w:tc>
+          <w:tcPr>
+            <w:tcW w:type="dxa" w:w="2400"/>
+            <w:shd w:fill="F2EFE7" w:color="auto" w:val="clear"/>
+            <w:tcMar>
+              <w:top w:type="dxa" w:w="70"/>
+              <w:left w:type="dxa" w:w="110"/>
+              <w:bottom w:type="dxa" w:w="70"/>
+              <w:right w:type="dxa" w:w="110"/>
+            </w:tcMar>
+          </w:tcPr>
+          <w:p>
+            <w:pPr>
+              <w:spacing w:after="0" w:before="0" w:line="250"/>
+            </w:pPr>
+            <w:r>
+              <w:rPr>
+                <w:rFonts w:ascii="Arial" w:cs="Arial" w:eastAsia="Arial" w:hAnsi="Arial"/>
+                <w:color w:val="14181D"/>
+                <w:sz w:val="16"/>
+                <w:szCs w:val="16"/>
+              </w:rPr>
+              <w:t xml:space="preserve">Current appointment</w:t>
+            </w:r>
+          </w:p>
+        </w:tc>
+        <w:tc>
+          <w:tcPr>
+            <w:tcW w:type="dxa" w:w="2400"/>
+            <w:shd w:fill="F2EFE7" w:color="auto" w:val="clear"/>
+            <w:tcMar>
+              <w:top w:type="dxa" w:w="70"/>
+              <w:left w:type="dxa" w:w="110"/>
+              <w:bottom w:type="dxa" w:w="70"/>
+              <w:right w:type="dxa" w:w="110"/>
+            </w:tcMar>
+          </w:tcPr>
+          <w:p>
+            <w:pPr>
+              <w:spacing w:after="0" w:before="0" w:line="250"/>
+            </w:pPr>
+            <w:r>
+              <w:rPr>
+                <w:rFonts w:ascii="Arial" w:cs="Arial" w:eastAsia="Arial" w:hAnsi="Arial"/>
+                <w:color w:val="14181D"/>
+                <w:sz w:val="16"/>
+                <w:szCs w:val="16"/>
+              </w:rPr>
+              <w:t xml:space="preserve">Agence des Zones Économiques Spéciales (AZES RDC), Technical Director of Operations (contract), Jan 2026 to date</w:t>
+            </w:r>
+          </w:p>
+        </w:tc>
+        <w:tc>
+          <w:tcPr>
+            <w:tcW w:type="dxa" w:w="3500"/>
+            <w:shd w:fill="F2EFE7" w:color="auto" w:val="clear"/>
+            <w:tcMar>
+              <w:top w:type="dxa" w:w="70"/>
+              <w:left w:type="dxa" w:w="110"/>
+              <w:bottom w:type="dxa" w:w="70"/>
+              <w:right w:type="dxa" w:w="110"/>
+            </w:tcMar>
+          </w:tcPr>
+          <w:p>
+            <w:pPr>
+              <w:spacing w:after="0" w:before="0" w:line="250"/>
+            </w:pPr>
+            <w:r>
+              <w:rPr>
+                <w:rFonts w:ascii="Arial" w:cs="Arial" w:eastAsia="Arial" w:hAnsi="Arial"/>
+                <w:color w:val="14181D"/>
+                <w:sz w:val="16"/>
+                <w:szCs w:val="16"/>
+              </w:rPr>
+              <w:t xml:space="preserve">Executive technical and delivery leadership on large-scale industrial and economic-zone infrastructure: power, roads, water, logistics, utilities and industrial facilities, directing EPC contractors, consultants and delivery partners. Recorded here because it is current and because a record checked against a curriculum vitae should not have a hole in it.</w:t>
+            </w:r>
+          </w:p>
+        </w:tc>
+      </w:tr>
     </w:tbl>
-    <w:p>
-      <w:pPr>
-        <w:spacing w:after="90" w:before="90" w:line="280"/>
-        <w:ind w:left="170"/>
-      </w:pPr>
-      <w:r>
-        <w:rPr>
-          <w:rFonts w:ascii="Arial" w:cs="Arial" w:eastAsia="Arial" w:hAnsi="Arial"/>
-          <w:i/>
-          <w:iCs/>
-          <w:color w:val="5B6672"/>
-          <w:sz w:val="19"/>
-          <w:szCs w:val="19"/>
-        </w:rPr>
-        <w:t xml:space="preserve">Delete any row above that is not relevant to the specific categories applied for. The assessment team's test is relevance, not length, and a row that does not answer the category weakens the rows that do.</w:t>
-      </w:r>
-    </w:p>
     <w:p>
       <w:r>
         <w:br w:type="page"/>
@@ -2600,7 +2592,7 @@
           <w:sz w:val="20"/>
           <w:szCs w:val="20"/>
         </w:rPr>
-        <w:t xml:space="preserve">Strongest first. Each is offered with a referee who can confirm it.</w:t>
+        <w:t xml:space="preserve">Strongest first. Each records what the director was personally accountable for, in the order the work happened.</w:t>
       </w:r>
     </w:p>
     <w:p>
@@ -2919,325 +2911,7 @@
                 <w:sz w:val="16"/>
                 <w:szCs w:val="16"/>
               </w:rPr>
-              <w:t xml:space="preserve">[location]</w:t>
-            </w:r>
-          </w:p>
-        </w:tc>
-      </w:tr>
-      <w:tr>
-        <w:tc>
-          <w:tcPr>
-            <w:tcW w:type="dxa" w:w="2400"/>
-            <w:tcMar>
-              <w:top w:type="dxa" w:w="70"/>
-              <w:left w:type="dxa" w:w="110"/>
-              <w:bottom w:type="dxa" w:w="70"/>
-              <w:right w:type="dxa" w:w="110"/>
-            </w:tcMar>
-          </w:tcPr>
-          <w:p>
-            <w:pPr>
-              <w:spacing w:after="0" w:before="0" w:line="250"/>
-            </w:pPr>
-            <w:r>
-              <w:rPr>
-                <w:rFonts w:ascii="Arial" w:cs="Arial" w:eastAsia="Arial" w:hAnsi="Arial"/>
-                <w:color w:val="14181D"/>
-                <w:sz w:val="16"/>
-                <w:szCs w:val="16"/>
-              </w:rPr>
-              <w:t xml:space="preserve">Client / end client</w:t>
-            </w:r>
-          </w:p>
-        </w:tc>
-        <w:tc>
-          <w:tcPr>
-            <w:tcW w:type="dxa" w:w="5900"/>
-            <w:tcMar>
-              <w:top w:type="dxa" w:w="70"/>
-              <w:left w:type="dxa" w:w="110"/>
-              <w:bottom w:type="dxa" w:w="70"/>
-              <w:right w:type="dxa" w:w="110"/>
-            </w:tcMar>
-          </w:tcPr>
-          <w:p>
-            <w:pPr>
-              <w:spacing w:after="0" w:before="0" w:line="250"/>
-            </w:pPr>
-            <w:r>
-              <w:rPr>
-                <w:rFonts w:ascii="Arial" w:cs="Arial" w:eastAsia="Arial" w:hAnsi="Arial"/>
-                <w:color w:val="14181D"/>
-                <w:sz w:val="16"/>
-                <w:szCs w:val="16"/>
-              </w:rPr>
-              <w:t xml:space="preserve">[name, or describe precisely where a confidentiality obligation prevents naming]</w:t>
-            </w:r>
-          </w:p>
-        </w:tc>
-      </w:tr>
-      <w:tr>
-        <w:tc>
-          <w:tcPr>
-            <w:tcW w:type="dxa" w:w="2400"/>
-            <w:shd w:fill="F2EFE7" w:color="auto" w:val="clear"/>
-            <w:tcMar>
-              <w:top w:type="dxa" w:w="70"/>
-              <w:left w:type="dxa" w:w="110"/>
-              <w:bottom w:type="dxa" w:w="70"/>
-              <w:right w:type="dxa" w:w="110"/>
-            </w:tcMar>
-          </w:tcPr>
-          <w:p>
-            <w:pPr>
-              <w:spacing w:after="0" w:before="0" w:line="250"/>
-            </w:pPr>
-            <w:r>
-              <w:rPr>
-                <w:rFonts w:ascii="Arial" w:cs="Arial" w:eastAsia="Arial" w:hAnsi="Arial"/>
-                <w:color w:val="14181D"/>
-                <w:sz w:val="16"/>
-                <w:szCs w:val="16"/>
-              </w:rPr>
-              <w:t xml:space="preserve">Scheme value</w:t>
-            </w:r>
-          </w:p>
-        </w:tc>
-        <w:tc>
-          <w:tcPr>
-            <w:tcW w:type="dxa" w:w="5900"/>
-            <w:shd w:fill="F2EFE7" w:color="auto" w:val="clear"/>
-            <w:tcMar>
-              <w:top w:type="dxa" w:w="70"/>
-              <w:left w:type="dxa" w:w="110"/>
-              <w:bottom w:type="dxa" w:w="70"/>
-              <w:right w:type="dxa" w:w="110"/>
-            </w:tcMar>
-          </w:tcPr>
-          <w:p>
-            <w:pPr>
-              <w:spacing w:after="0" w:before="0" w:line="250"/>
-            </w:pPr>
-            <w:r>
-              <w:rPr>
-                <w:rFonts w:ascii="Arial" w:cs="Arial" w:eastAsia="Arial" w:hAnsi="Arial"/>
-                <w:color w:val="14181D"/>
-                <w:sz w:val="16"/>
-                <w:szCs w:val="16"/>
-              </w:rPr>
-              <w:t xml:space="preserve">£[  ]</w:t>
-            </w:r>
-          </w:p>
-        </w:tc>
-      </w:tr>
-      <w:tr>
-        <w:tc>
-          <w:tcPr>
-            <w:tcW w:type="dxa" w:w="2400"/>
-            <w:tcMar>
-              <w:top w:type="dxa" w:w="70"/>
-              <w:left w:type="dxa" w:w="110"/>
-              <w:bottom w:type="dxa" w:w="70"/>
-              <w:right w:type="dxa" w:w="110"/>
-            </w:tcMar>
-          </w:tcPr>
-          <w:p>
-            <w:pPr>
-              <w:spacing w:after="0" w:before="0" w:line="250"/>
-            </w:pPr>
-            <w:r>
-              <w:rPr>
-                <w:rFonts w:ascii="Arial" w:cs="Arial" w:eastAsia="Arial" w:hAnsi="Arial"/>
-                <w:color w:val="14181D"/>
-                <w:sz w:val="16"/>
-                <w:szCs w:val="16"/>
-              </w:rPr>
-              <w:t xml:space="preserve">Value of the scope personally held</w:t>
-            </w:r>
-          </w:p>
-        </w:tc>
-        <w:tc>
-          <w:tcPr>
-            <w:tcW w:type="dxa" w:w="5900"/>
-            <w:tcMar>
-              <w:top w:type="dxa" w:w="70"/>
-              <w:left w:type="dxa" w:w="110"/>
-              <w:bottom w:type="dxa" w:w="70"/>
-              <w:right w:type="dxa" w:w="110"/>
-            </w:tcMar>
-          </w:tcPr>
-          <w:p>
-            <w:pPr>
-              <w:spacing w:after="0" w:before="0" w:line="250"/>
-            </w:pPr>
-            <w:r>
-              <w:rPr>
-                <w:rFonts w:ascii="Arial" w:cs="Arial" w:eastAsia="Arial" w:hAnsi="Arial"/>
-                <w:color w:val="14181D"/>
-                <w:sz w:val="16"/>
-                <w:szCs w:val="16"/>
-              </w:rPr>
-              <w:t xml:space="preserve">£[  ]</w:t>
-            </w:r>
-          </w:p>
-        </w:tc>
-      </w:tr>
-      <w:tr>
-        <w:tc>
-          <w:tcPr>
-            <w:tcW w:type="dxa" w:w="2400"/>
-            <w:shd w:fill="F2EFE7" w:color="auto" w:val="clear"/>
-            <w:tcMar>
-              <w:top w:type="dxa" w:w="70"/>
-              <w:left w:type="dxa" w:w="110"/>
-              <w:bottom w:type="dxa" w:w="70"/>
-              <w:right w:type="dxa" w:w="110"/>
-            </w:tcMar>
-          </w:tcPr>
-          <w:p>
-            <w:pPr>
-              <w:spacing w:after="0" w:before="0" w:line="250"/>
-            </w:pPr>
-            <w:r>
-              <w:rPr>
-                <w:rFonts w:ascii="Arial" w:cs="Arial" w:eastAsia="Arial" w:hAnsi="Arial"/>
-                <w:color w:val="14181D"/>
-                <w:sz w:val="16"/>
-                <w:szCs w:val="16"/>
-              </w:rPr>
-              <w:t xml:space="preserve">Peak workforce on site</w:t>
-            </w:r>
-          </w:p>
-        </w:tc>
-        <w:tc>
-          <w:tcPr>
-            <w:tcW w:type="dxa" w:w="5900"/>
-            <w:shd w:fill="F2EFE7" w:color="auto" w:val="clear"/>
-            <w:tcMar>
-              <w:top w:type="dxa" w:w="70"/>
-              <w:left w:type="dxa" w:w="110"/>
-              <w:bottom w:type="dxa" w:w="70"/>
-              <w:right w:type="dxa" w:w="110"/>
-            </w:tcMar>
-          </w:tcPr>
-          <w:p>
-            <w:pPr>
-              <w:spacing w:after="0" w:before="0" w:line="250"/>
-            </w:pPr>
-            <w:r>
-              <w:rPr>
-                <w:rFonts w:ascii="Arial" w:cs="Arial" w:eastAsia="Arial" w:hAnsi="Arial"/>
-                <w:color w:val="14181D"/>
-                <w:sz w:val="16"/>
-                <w:szCs w:val="16"/>
-              </w:rPr>
-              <w:t xml:space="preserve">[  ]</w:t>
-            </w:r>
-          </w:p>
-        </w:tc>
-      </w:tr>
-      <w:tr>
-        <w:tc>
-          <w:tcPr>
-            <w:tcW w:type="dxa" w:w="2400"/>
-            <w:tcMar>
-              <w:top w:type="dxa" w:w="70"/>
-              <w:left w:type="dxa" w:w="110"/>
-              <w:bottom w:type="dxa" w:w="70"/>
-              <w:right w:type="dxa" w:w="110"/>
-            </w:tcMar>
-          </w:tcPr>
-          <w:p>
-            <w:pPr>
-              <w:spacing w:after="0" w:before="0" w:line="250"/>
-            </w:pPr>
-            <w:r>
-              <w:rPr>
-                <w:rFonts w:ascii="Arial" w:cs="Arial" w:eastAsia="Arial" w:hAnsi="Arial"/>
-                <w:color w:val="14181D"/>
-                <w:sz w:val="16"/>
-                <w:szCs w:val="16"/>
-              </w:rPr>
-              <w:t xml:space="preserve">Duration of site establishment</w:t>
-            </w:r>
-          </w:p>
-        </w:tc>
-        <w:tc>
-          <w:tcPr>
-            <w:tcW w:type="dxa" w:w="5900"/>
-            <w:tcMar>
-              <w:top w:type="dxa" w:w="70"/>
-              <w:left w:type="dxa" w:w="110"/>
-              <w:bottom w:type="dxa" w:w="70"/>
-              <w:right w:type="dxa" w:w="110"/>
-            </w:tcMar>
-          </w:tcPr>
-          <w:p>
-            <w:pPr>
-              <w:spacing w:after="0" w:before="0" w:line="250"/>
-            </w:pPr>
-            <w:r>
-              <w:rPr>
-                <w:rFonts w:ascii="Arial" w:cs="Arial" w:eastAsia="Arial" w:hAnsi="Arial"/>
-                <w:color w:val="14181D"/>
-                <w:sz w:val="16"/>
-                <w:szCs w:val="16"/>
-              </w:rPr>
-              <w:t xml:space="preserve">[  ] months</w:t>
-            </w:r>
-          </w:p>
-        </w:tc>
-      </w:tr>
-      <w:tr>
-        <w:tc>
-          <w:tcPr>
-            <w:tcW w:type="dxa" w:w="2400"/>
-            <w:shd w:fill="F2EFE7" w:color="auto" w:val="clear"/>
-            <w:tcMar>
-              <w:top w:type="dxa" w:w="70"/>
-              <w:left w:type="dxa" w:w="110"/>
-              <w:bottom w:type="dxa" w:w="70"/>
-              <w:right w:type="dxa" w:w="110"/>
-            </w:tcMar>
-          </w:tcPr>
-          <w:p>
-            <w:pPr>
-              <w:spacing w:after="0" w:before="0" w:line="250"/>
-            </w:pPr>
-            <w:r>
-              <w:rPr>
-                <w:rFonts w:ascii="Arial" w:cs="Arial" w:eastAsia="Arial" w:hAnsi="Arial"/>
-                <w:color w:val="14181D"/>
-                <w:sz w:val="16"/>
-                <w:szCs w:val="16"/>
-              </w:rPr>
-              <w:t xml:space="preserve">Referee</w:t>
-            </w:r>
-          </w:p>
-        </w:tc>
-        <w:tc>
-          <w:tcPr>
-            <w:tcW w:type="dxa" w:w="5900"/>
-            <w:shd w:fill="F2EFE7" w:color="auto" w:val="clear"/>
-            <w:tcMar>
-              <w:top w:type="dxa" w:w="70"/>
-              <w:left w:type="dxa" w:w="110"/>
-              <w:bottom w:type="dxa" w:w="70"/>
-              <w:right w:type="dxa" w:w="110"/>
-            </w:tcMar>
-          </w:tcPr>
-          <w:p>
-            <w:pPr>
-              <w:spacing w:after="0" w:before="0" w:line="250"/>
-            </w:pPr>
-            <w:r>
-              <w:rPr>
-                <w:rFonts w:ascii="Arial" w:cs="Arial" w:eastAsia="Arial" w:hAnsi="Arial"/>
-                <w:color w:val="14181D"/>
-                <w:sz w:val="16"/>
-                <w:szCs w:val="16"/>
-              </w:rPr>
-              <w:t xml:space="preserve">[name, position, organisation, telephone, email — and the date they agreed to be named]</w:t>
+              <w:t xml:space="preserve">United Kingdom, within a role covering Ireland and Northern and Southern Europe</w:t>
             </w:r>
           </w:p>
         </w:tc>
@@ -3413,39 +3087,6 @@
     </w:p>
     <w:p>
       <w:pPr>
-        <w:spacing w:after="90" w:before="90" w:line="280"/>
-      </w:pPr>
-      <w:r>
-        <w:rPr>
-          <w:rFonts w:ascii="Arial" w:cs="Arial" w:eastAsia="Arial" w:hAnsi="Arial"/>
-          <w:b/>
-          <w:bCs/>
-          <w:color w:val="14181D"/>
-          <w:sz w:val="20"/>
-          <w:szCs w:val="20"/>
-        </w:rPr>
-        <w:t xml:space="preserve">What was different because you did it</w:t>
-      </w:r>
-    </w:p>
-    <w:p>
-      <w:pPr>
-        <w:spacing w:after="90" w:before="90" w:line="280"/>
-        <w:ind w:left="170"/>
-      </w:pPr>
-      <w:r>
-        <w:rPr>
-          <w:rFonts w:ascii="Arial" w:cs="Arial" w:eastAsia="Arial" w:hAnsi="Arial"/>
-          <w:i/>
-          <w:iCs/>
-          <w:color w:val="5B6672"/>
-          <w:sz w:val="19"/>
-          <w:szCs w:val="19"/>
-        </w:rPr>
-        <w:t xml:space="preserve">One short paragraph, and the hardest to write. A quantity, a duration, a cost avoided, a problem that did not happen. If you have a number, use it and be ready to explain how you know it. If you do not, describe the change without a number rather than inventing one.</w:t>
-      </w:r>
-    </w:p>
-    <w:p>
-      <w:pPr>
         <w:pStyle w:val="Heading2"/>
         <w:keepNext/>
         <w:spacing w:after="110" w:before="260"/>
@@ -3460,6 +3101,20 @@
           <w:szCs w:val="21"/>
         </w:rPr>
         <w:t xml:space="preserve">4.2  Midland Main Line Upgrade</w:t>
+      </w:r>
+    </w:p>
+    <w:p>
+      <w:pPr>
+        <w:spacing w:after="90" w:before="90" w:line="280"/>
+      </w:pPr>
+      <w:r>
+        <w:rPr>
+          <w:rFonts w:ascii="Arial" w:cs="Arial" w:eastAsia="Arial" w:hAnsi="Arial"/>
+          <w:color w:val="14181D"/>
+          <w:sz w:val="20"/>
+          <w:szCs w:val="20"/>
+        </w:rPr>
+        <w:t xml:space="preserve">Offered because it evidences delivery in a live operational environment, where the establishment and the works have to be sequenced around an asset that cannot be stopped. That constraint is the one most often underestimated in site establishment pricing.</w:t>
       </w:r>
     </w:p>
     <w:tbl>
@@ -3746,325 +3401,7 @@
                 <w:sz w:val="16"/>
                 <w:szCs w:val="16"/>
               </w:rPr>
-              <w:t xml:space="preserve">[location]</w:t>
-            </w:r>
-          </w:p>
-        </w:tc>
-      </w:tr>
-      <w:tr>
-        <w:tc>
-          <w:tcPr>
-            <w:tcW w:type="dxa" w:w="2400"/>
-            <w:tcMar>
-              <w:top w:type="dxa" w:w="70"/>
-              <w:left w:type="dxa" w:w="110"/>
-              <w:bottom w:type="dxa" w:w="70"/>
-              <w:right w:type="dxa" w:w="110"/>
-            </w:tcMar>
-          </w:tcPr>
-          <w:p>
-            <w:pPr>
-              <w:spacing w:after="0" w:before="0" w:line="250"/>
-            </w:pPr>
-            <w:r>
-              <w:rPr>
-                <w:rFonts w:ascii="Arial" w:cs="Arial" w:eastAsia="Arial" w:hAnsi="Arial"/>
-                <w:color w:val="14181D"/>
-                <w:sz w:val="16"/>
-                <w:szCs w:val="16"/>
-              </w:rPr>
-              <w:t xml:space="preserve">Client / end client</w:t>
-            </w:r>
-          </w:p>
-        </w:tc>
-        <w:tc>
-          <w:tcPr>
-            <w:tcW w:type="dxa" w:w="5900"/>
-            <w:tcMar>
-              <w:top w:type="dxa" w:w="70"/>
-              <w:left w:type="dxa" w:w="110"/>
-              <w:bottom w:type="dxa" w:w="70"/>
-              <w:right w:type="dxa" w:w="110"/>
-            </w:tcMar>
-          </w:tcPr>
-          <w:p>
-            <w:pPr>
-              <w:spacing w:after="0" w:before="0" w:line="250"/>
-            </w:pPr>
-            <w:r>
-              <w:rPr>
-                <w:rFonts w:ascii="Arial" w:cs="Arial" w:eastAsia="Arial" w:hAnsi="Arial"/>
-                <w:color w:val="14181D"/>
-                <w:sz w:val="16"/>
-                <w:szCs w:val="16"/>
-              </w:rPr>
-              <w:t xml:space="preserve">[name, or describe precisely where a confidentiality obligation prevents naming]</w:t>
-            </w:r>
-          </w:p>
-        </w:tc>
-      </w:tr>
-      <w:tr>
-        <w:tc>
-          <w:tcPr>
-            <w:tcW w:type="dxa" w:w="2400"/>
-            <w:shd w:fill="F2EFE7" w:color="auto" w:val="clear"/>
-            <w:tcMar>
-              <w:top w:type="dxa" w:w="70"/>
-              <w:left w:type="dxa" w:w="110"/>
-              <w:bottom w:type="dxa" w:w="70"/>
-              <w:right w:type="dxa" w:w="110"/>
-            </w:tcMar>
-          </w:tcPr>
-          <w:p>
-            <w:pPr>
-              <w:spacing w:after="0" w:before="0" w:line="250"/>
-            </w:pPr>
-            <w:r>
-              <w:rPr>
-                <w:rFonts w:ascii="Arial" w:cs="Arial" w:eastAsia="Arial" w:hAnsi="Arial"/>
-                <w:color w:val="14181D"/>
-                <w:sz w:val="16"/>
-                <w:szCs w:val="16"/>
-              </w:rPr>
-              <w:t xml:space="preserve">Scheme value</w:t>
-            </w:r>
-          </w:p>
-        </w:tc>
-        <w:tc>
-          <w:tcPr>
-            <w:tcW w:type="dxa" w:w="5900"/>
-            <w:shd w:fill="F2EFE7" w:color="auto" w:val="clear"/>
-            <w:tcMar>
-              <w:top w:type="dxa" w:w="70"/>
-              <w:left w:type="dxa" w:w="110"/>
-              <w:bottom w:type="dxa" w:w="70"/>
-              <w:right w:type="dxa" w:w="110"/>
-            </w:tcMar>
-          </w:tcPr>
-          <w:p>
-            <w:pPr>
-              <w:spacing w:after="0" w:before="0" w:line="250"/>
-            </w:pPr>
-            <w:r>
-              <w:rPr>
-                <w:rFonts w:ascii="Arial" w:cs="Arial" w:eastAsia="Arial" w:hAnsi="Arial"/>
-                <w:color w:val="14181D"/>
-                <w:sz w:val="16"/>
-                <w:szCs w:val="16"/>
-              </w:rPr>
-              <w:t xml:space="preserve">£[  ]</w:t>
-            </w:r>
-          </w:p>
-        </w:tc>
-      </w:tr>
-      <w:tr>
-        <w:tc>
-          <w:tcPr>
-            <w:tcW w:type="dxa" w:w="2400"/>
-            <w:tcMar>
-              <w:top w:type="dxa" w:w="70"/>
-              <w:left w:type="dxa" w:w="110"/>
-              <w:bottom w:type="dxa" w:w="70"/>
-              <w:right w:type="dxa" w:w="110"/>
-            </w:tcMar>
-          </w:tcPr>
-          <w:p>
-            <w:pPr>
-              <w:spacing w:after="0" w:before="0" w:line="250"/>
-            </w:pPr>
-            <w:r>
-              <w:rPr>
-                <w:rFonts w:ascii="Arial" w:cs="Arial" w:eastAsia="Arial" w:hAnsi="Arial"/>
-                <w:color w:val="14181D"/>
-                <w:sz w:val="16"/>
-                <w:szCs w:val="16"/>
-              </w:rPr>
-              <w:t xml:space="preserve">Value of the scope personally held</w:t>
-            </w:r>
-          </w:p>
-        </w:tc>
-        <w:tc>
-          <w:tcPr>
-            <w:tcW w:type="dxa" w:w="5900"/>
-            <w:tcMar>
-              <w:top w:type="dxa" w:w="70"/>
-              <w:left w:type="dxa" w:w="110"/>
-              <w:bottom w:type="dxa" w:w="70"/>
-              <w:right w:type="dxa" w:w="110"/>
-            </w:tcMar>
-          </w:tcPr>
-          <w:p>
-            <w:pPr>
-              <w:spacing w:after="0" w:before="0" w:line="250"/>
-            </w:pPr>
-            <w:r>
-              <w:rPr>
-                <w:rFonts w:ascii="Arial" w:cs="Arial" w:eastAsia="Arial" w:hAnsi="Arial"/>
-                <w:color w:val="14181D"/>
-                <w:sz w:val="16"/>
-                <w:szCs w:val="16"/>
-              </w:rPr>
-              <w:t xml:space="preserve">£[  ]</w:t>
-            </w:r>
-          </w:p>
-        </w:tc>
-      </w:tr>
-      <w:tr>
-        <w:tc>
-          <w:tcPr>
-            <w:tcW w:type="dxa" w:w="2400"/>
-            <w:shd w:fill="F2EFE7" w:color="auto" w:val="clear"/>
-            <w:tcMar>
-              <w:top w:type="dxa" w:w="70"/>
-              <w:left w:type="dxa" w:w="110"/>
-              <w:bottom w:type="dxa" w:w="70"/>
-              <w:right w:type="dxa" w:w="110"/>
-            </w:tcMar>
-          </w:tcPr>
-          <w:p>
-            <w:pPr>
-              <w:spacing w:after="0" w:before="0" w:line="250"/>
-            </w:pPr>
-            <w:r>
-              <w:rPr>
-                <w:rFonts w:ascii="Arial" w:cs="Arial" w:eastAsia="Arial" w:hAnsi="Arial"/>
-                <w:color w:val="14181D"/>
-                <w:sz w:val="16"/>
-                <w:szCs w:val="16"/>
-              </w:rPr>
-              <w:t xml:space="preserve">Peak workforce on site</w:t>
-            </w:r>
-          </w:p>
-        </w:tc>
-        <w:tc>
-          <w:tcPr>
-            <w:tcW w:type="dxa" w:w="5900"/>
-            <w:shd w:fill="F2EFE7" w:color="auto" w:val="clear"/>
-            <w:tcMar>
-              <w:top w:type="dxa" w:w="70"/>
-              <w:left w:type="dxa" w:w="110"/>
-              <w:bottom w:type="dxa" w:w="70"/>
-              <w:right w:type="dxa" w:w="110"/>
-            </w:tcMar>
-          </w:tcPr>
-          <w:p>
-            <w:pPr>
-              <w:spacing w:after="0" w:before="0" w:line="250"/>
-            </w:pPr>
-            <w:r>
-              <w:rPr>
-                <w:rFonts w:ascii="Arial" w:cs="Arial" w:eastAsia="Arial" w:hAnsi="Arial"/>
-                <w:color w:val="14181D"/>
-                <w:sz w:val="16"/>
-                <w:szCs w:val="16"/>
-              </w:rPr>
-              <w:t xml:space="preserve">[  ]</w:t>
-            </w:r>
-          </w:p>
-        </w:tc>
-      </w:tr>
-      <w:tr>
-        <w:tc>
-          <w:tcPr>
-            <w:tcW w:type="dxa" w:w="2400"/>
-            <w:tcMar>
-              <w:top w:type="dxa" w:w="70"/>
-              <w:left w:type="dxa" w:w="110"/>
-              <w:bottom w:type="dxa" w:w="70"/>
-              <w:right w:type="dxa" w:w="110"/>
-            </w:tcMar>
-          </w:tcPr>
-          <w:p>
-            <w:pPr>
-              <w:spacing w:after="0" w:before="0" w:line="250"/>
-            </w:pPr>
-            <w:r>
-              <w:rPr>
-                <w:rFonts w:ascii="Arial" w:cs="Arial" w:eastAsia="Arial" w:hAnsi="Arial"/>
-                <w:color w:val="14181D"/>
-                <w:sz w:val="16"/>
-                <w:szCs w:val="16"/>
-              </w:rPr>
-              <w:t xml:space="preserve">Duration of site establishment</w:t>
-            </w:r>
-          </w:p>
-        </w:tc>
-        <w:tc>
-          <w:tcPr>
-            <w:tcW w:type="dxa" w:w="5900"/>
-            <w:tcMar>
-              <w:top w:type="dxa" w:w="70"/>
-              <w:left w:type="dxa" w:w="110"/>
-              <w:bottom w:type="dxa" w:w="70"/>
-              <w:right w:type="dxa" w:w="110"/>
-            </w:tcMar>
-          </w:tcPr>
-          <w:p>
-            <w:pPr>
-              <w:spacing w:after="0" w:before="0" w:line="250"/>
-            </w:pPr>
-            <w:r>
-              <w:rPr>
-                <w:rFonts w:ascii="Arial" w:cs="Arial" w:eastAsia="Arial" w:hAnsi="Arial"/>
-                <w:color w:val="14181D"/>
-                <w:sz w:val="16"/>
-                <w:szCs w:val="16"/>
-              </w:rPr>
-              <w:t xml:space="preserve">[  ] months</w:t>
-            </w:r>
-          </w:p>
-        </w:tc>
-      </w:tr>
-      <w:tr>
-        <w:tc>
-          <w:tcPr>
-            <w:tcW w:type="dxa" w:w="2400"/>
-            <w:shd w:fill="F2EFE7" w:color="auto" w:val="clear"/>
-            <w:tcMar>
-              <w:top w:type="dxa" w:w="70"/>
-              <w:left w:type="dxa" w:w="110"/>
-              <w:bottom w:type="dxa" w:w="70"/>
-              <w:right w:type="dxa" w:w="110"/>
-            </w:tcMar>
-          </w:tcPr>
-          <w:p>
-            <w:pPr>
-              <w:spacing w:after="0" w:before="0" w:line="250"/>
-            </w:pPr>
-            <w:r>
-              <w:rPr>
-                <w:rFonts w:ascii="Arial" w:cs="Arial" w:eastAsia="Arial" w:hAnsi="Arial"/>
-                <w:color w:val="14181D"/>
-                <w:sz w:val="16"/>
-                <w:szCs w:val="16"/>
-              </w:rPr>
-              <w:t xml:space="preserve">Referee</w:t>
-            </w:r>
-          </w:p>
-        </w:tc>
-        <w:tc>
-          <w:tcPr>
-            <w:tcW w:type="dxa" w:w="5900"/>
-            <w:shd w:fill="F2EFE7" w:color="auto" w:val="clear"/>
-            <w:tcMar>
-              <w:top w:type="dxa" w:w="70"/>
-              <w:left w:type="dxa" w:w="110"/>
-              <w:bottom w:type="dxa" w:w="70"/>
-              <w:right w:type="dxa" w:w="110"/>
-            </w:tcMar>
-          </w:tcPr>
-          <w:p>
-            <w:pPr>
-              <w:spacing w:after="0" w:before="0" w:line="250"/>
-            </w:pPr>
-            <w:r>
-              <w:rPr>
-                <w:rFonts w:ascii="Arial" w:cs="Arial" w:eastAsia="Arial" w:hAnsi="Arial"/>
-                <w:color w:val="14181D"/>
-                <w:sz w:val="16"/>
-                <w:szCs w:val="16"/>
-              </w:rPr>
-              <w:t xml:space="preserve">[name, position, organisation, telephone, email — and the date they agreed to be named]</w:t>
+              <w:t xml:space="preserve">United Kingdom</w:t>
             </w:r>
           </w:p>
         </w:tc>
@@ -4088,52 +3425,135 @@
     </w:p>
     <w:p>
       <w:pPr>
-        <w:spacing w:after="90" w:before="90" w:line="280"/>
-        <w:ind w:left="170"/>
-      </w:pPr>
-      <w:r>
-        <w:rPr>
-          <w:rFonts w:ascii="Arial" w:cs="Arial" w:eastAsia="Arial" w:hAnsi="Arial"/>
-          <w:i/>
-          <w:iCs/>
-          <w:color w:val="5B6672"/>
-          <w:sz w:val="19"/>
-          <w:szCs w:val="19"/>
-        </w:rPr>
-        <w:t xml:space="preserve">Four to eight bullets, one accountability per line, in the order the work actually happened. Use the verb you did — established, identified, issued, assessed, appointed, integrated, monitored, closed out — never 'was involved in' or 'was responsible for'. If a reader could not tell whether you led it or watched it, rewrite the line. Model it on 4.1.</w:t>
-      </w:r>
-    </w:p>
-    <w:p>
-      <w:pPr>
-        <w:spacing w:after="90" w:before="90" w:line="280"/>
-      </w:pPr>
-      <w:r>
-        <w:rPr>
-          <w:rFonts w:ascii="Arial" w:cs="Arial" w:eastAsia="Arial" w:hAnsi="Arial"/>
-          <w:b/>
-          <w:bCs/>
-          <w:color w:val="14181D"/>
-          <w:sz w:val="20"/>
-          <w:szCs w:val="20"/>
-        </w:rPr>
-        <w:t xml:space="preserve">What was different because you did it</w:t>
-      </w:r>
-    </w:p>
-    <w:p>
-      <w:pPr>
-        <w:spacing w:after="90" w:before="90" w:line="280"/>
-        <w:ind w:left="170"/>
-      </w:pPr>
-      <w:r>
-        <w:rPr>
-          <w:rFonts w:ascii="Arial" w:cs="Arial" w:eastAsia="Arial" w:hAnsi="Arial"/>
-          <w:i/>
-          <w:iCs/>
-          <w:color w:val="5B6672"/>
-          <w:sz w:val="19"/>
-          <w:szCs w:val="19"/>
-        </w:rPr>
-        <w:t xml:space="preserve">One short paragraph, and the hardest to write. A quantity, a duration, a cost avoided, a problem that did not happen. If you have a number, use it and be ready to explain how you know it. If you do not, describe the change without a number rather than inventing one.</w:t>
+        <w:pStyle w:val="ListParagraph"/>
+        <w:numPr>
+          <w:ilvl w:val="0"/>
+          <w:numId w:val="2"/>
+        </w:numPr>
+        <w:spacing w:after="50" w:before="50" w:line="280"/>
+      </w:pPr>
+      <w:r>
+        <w:rPr>
+          <w:rFonts w:ascii="Arial" w:cs="Arial" w:eastAsia="Arial" w:hAnsi="Arial"/>
+          <w:color w:val="14181D"/>
+          <w:sz w:val="20"/>
+          <w:szCs w:val="20"/>
+        </w:rPr>
+        <w:t xml:space="preserve">Coordinated civil and mechanical, electrical and plumbing works in a live operational rail environment, sequencing construction around operational running rather than around the design.</w:t>
+      </w:r>
+    </w:p>
+    <w:p>
+      <w:pPr>
+        <w:pStyle w:val="ListParagraph"/>
+        <w:numPr>
+          <w:ilvl w:val="0"/>
+          <w:numId w:val="2"/>
+        </w:numPr>
+        <w:spacing w:after="50" w:before="50" w:line="280"/>
+      </w:pPr>
+      <w:r>
+        <w:rPr>
+          <w:rFonts w:ascii="Arial" w:cs="Arial" w:eastAsia="Arial" w:hAnsi="Arial"/>
+          <w:color w:val="14181D"/>
+          <w:sz w:val="20"/>
+          <w:szCs w:val="20"/>
+        </w:rPr>
+        <w:t xml:space="preserve">Implemented programme controls and earned value monitoring on the scope, and reported performance against the baseline rather than against the last report.</w:t>
+      </w:r>
+    </w:p>
+    <w:p>
+      <w:pPr>
+        <w:pStyle w:val="ListParagraph"/>
+        <w:numPr>
+          <w:ilvl w:val="0"/>
+          <w:numId w:val="2"/>
+        </w:numPr>
+        <w:spacing w:after="50" w:before="50" w:line="280"/>
+      </w:pPr>
+      <w:r>
+        <w:rPr>
+          <w:rFonts w:ascii="Arial" w:cs="Arial" w:eastAsia="Arial" w:hAnsi="Arial"/>
+          <w:color w:val="14181D"/>
+          <w:sz w:val="20"/>
+          <w:szCs w:val="20"/>
+        </w:rPr>
+        <w:t xml:space="preserve">Controlled the technical interfaces between designers, contractors, consultants and the client's operational teams, and ran the requests for information and contractor queries through to resolution.</w:t>
+      </w:r>
+    </w:p>
+    <w:p>
+      <w:pPr>
+        <w:pStyle w:val="ListParagraph"/>
+        <w:numPr>
+          <w:ilvl w:val="0"/>
+          <w:numId w:val="2"/>
+        </w:numPr>
+        <w:spacing w:after="50" w:before="50" w:line="280"/>
+      </w:pPr>
+      <w:r>
+        <w:rPr>
+          <w:rFonts w:ascii="Arial" w:cs="Arial" w:eastAsia="Arial" w:hAnsi="Arial"/>
+          <w:color w:val="14181D"/>
+          <w:sz w:val="20"/>
+          <w:szCs w:val="20"/>
+        </w:rPr>
+        <w:t xml:space="preserve">Chaired progress and health and safety coordination meetings.</w:t>
+      </w:r>
+    </w:p>
+    <w:p>
+      <w:pPr>
+        <w:pStyle w:val="ListParagraph"/>
+        <w:numPr>
+          <w:ilvl w:val="0"/>
+          <w:numId w:val="2"/>
+        </w:numPr>
+        <w:spacing w:after="50" w:before="50" w:line="280"/>
+      </w:pPr>
+      <w:r>
+        <w:rPr>
+          <w:rFonts w:ascii="Arial" w:cs="Arial" w:eastAsia="Arial" w:hAnsi="Arial"/>
+          <w:color w:val="14181D"/>
+          <w:sz w:val="20"/>
+          <w:szCs w:val="20"/>
+        </w:rPr>
+        <w:t xml:space="preserve">Administered the CDM 2015 obligations that sat within the appointment, including confirming the construction phase plan was in place and suitable before work started on site.</w:t>
+      </w:r>
+    </w:p>
+    <w:p>
+      <w:pPr>
+        <w:pStyle w:val="ListParagraph"/>
+        <w:numPr>
+          <w:ilvl w:val="0"/>
+          <w:numId w:val="2"/>
+        </w:numPr>
+        <w:spacing w:after="50" w:before="50" w:line="280"/>
+      </w:pPr>
+      <w:r>
+        <w:rPr>
+          <w:rFonts w:ascii="Arial" w:cs="Arial" w:eastAsia="Arial" w:hAnsi="Arial"/>
+          <w:color w:val="14181D"/>
+          <w:sz w:val="20"/>
+          <w:szCs w:val="20"/>
+        </w:rPr>
+        <w:t xml:space="preserve">Managed cost performance and the risk register against the scope, and escalated where intervention above project level was required.</w:t>
+      </w:r>
+    </w:p>
+    <w:p>
+      <w:pPr>
+        <w:pStyle w:val="ListParagraph"/>
+        <w:numPr>
+          <w:ilvl w:val="0"/>
+          <w:numId w:val="2"/>
+        </w:numPr>
+        <w:spacing w:after="50" w:before="50" w:line="280"/>
+      </w:pPr>
+      <w:r>
+        <w:rPr>
+          <w:rFonts w:ascii="Arial" w:cs="Arial" w:eastAsia="Arial" w:hAnsi="Arial"/>
+          <w:color w:val="14181D"/>
+          <w:sz w:val="20"/>
+          <w:szCs w:val="20"/>
+        </w:rPr>
+        <w:t xml:space="preserve">Took the scope through testing, commissioning and operational handover.</w:t>
       </w:r>
     </w:p>
     <w:p>
@@ -4151,7 +3571,21 @@
           <w:sz w:val="21"/>
           <w:szCs w:val="21"/>
         </w:rPr>
-        <w:t xml:space="preserve">4.3  [Third scheme — choose the one closest to the categories applied for]</w:t>
+        <w:t xml:space="preserve">4.3  West Midlands regional infrastructure and regeneration programme</w:t>
+      </w:r>
+    </w:p>
+    <w:p>
+      <w:pPr>
+        <w:spacing w:after="90" w:before="90" w:line="280"/>
+      </w:pPr>
+      <w:r>
+        <w:rPr>
+          <w:rFonts w:ascii="Arial" w:cs="Arial" w:eastAsia="Arial" w:hAnsi="Arial"/>
+          <w:color w:val="14181D"/>
+          <w:sz w:val="20"/>
+          <w:szCs w:val="20"/>
+        </w:rPr>
+        <w:t xml:space="preserve">Offered because it is client-side. The director sat in the seat a public buyer occupies, holding contractors and consultants to account on the authority's behalf and reporting to its boards, which is the perspective this application is being assessed from.</w:t>
       </w:r>
     </w:p>
     <w:tbl>
@@ -4278,7 +3712,7 @@
                 <w:sz w:val="16"/>
                 <w:szCs w:val="16"/>
               </w:rPr>
-              <w:t xml:space="preserve">[employer]</w:t>
+              <w:t xml:space="preserve">West Midlands Combined Authority</w:t>
             </w:r>
           </w:p>
         </w:tc>
@@ -4332,7 +3766,7 @@
                 <w:sz w:val="16"/>
                 <w:szCs w:val="16"/>
               </w:rPr>
-              <w:t xml:space="preserve">[role]</w:t>
+              <w:t xml:space="preserve">Programme Delivery Manager</w:t>
             </w:r>
           </w:p>
         </w:tc>
@@ -4384,7 +3818,7 @@
                 <w:sz w:val="16"/>
                 <w:szCs w:val="16"/>
               </w:rPr>
-              <w:t xml:space="preserve">[dates]</w:t>
+              <w:t xml:space="preserve">Nov 2021 – Dec 2022</w:t>
             </w:r>
           </w:p>
         </w:tc>
@@ -4438,325 +3872,7 @@
                 <w:sz w:val="16"/>
                 <w:szCs w:val="16"/>
               </w:rPr>
-              <w:t xml:space="preserve">[location]</w:t>
-            </w:r>
-          </w:p>
-        </w:tc>
-      </w:tr>
-      <w:tr>
-        <w:tc>
-          <w:tcPr>
-            <w:tcW w:type="dxa" w:w="2400"/>
-            <w:tcMar>
-              <w:top w:type="dxa" w:w="70"/>
-              <w:left w:type="dxa" w:w="110"/>
-              <w:bottom w:type="dxa" w:w="70"/>
-              <w:right w:type="dxa" w:w="110"/>
-            </w:tcMar>
-          </w:tcPr>
-          <w:p>
-            <w:pPr>
-              <w:spacing w:after="0" w:before="0" w:line="250"/>
-            </w:pPr>
-            <w:r>
-              <w:rPr>
-                <w:rFonts w:ascii="Arial" w:cs="Arial" w:eastAsia="Arial" w:hAnsi="Arial"/>
-                <w:color w:val="14181D"/>
-                <w:sz w:val="16"/>
-                <w:szCs w:val="16"/>
-              </w:rPr>
-              <w:t xml:space="preserve">Client / end client</w:t>
-            </w:r>
-          </w:p>
-        </w:tc>
-        <w:tc>
-          <w:tcPr>
-            <w:tcW w:type="dxa" w:w="5900"/>
-            <w:tcMar>
-              <w:top w:type="dxa" w:w="70"/>
-              <w:left w:type="dxa" w:w="110"/>
-              <w:bottom w:type="dxa" w:w="70"/>
-              <w:right w:type="dxa" w:w="110"/>
-            </w:tcMar>
-          </w:tcPr>
-          <w:p>
-            <w:pPr>
-              <w:spacing w:after="0" w:before="0" w:line="250"/>
-            </w:pPr>
-            <w:r>
-              <w:rPr>
-                <w:rFonts w:ascii="Arial" w:cs="Arial" w:eastAsia="Arial" w:hAnsi="Arial"/>
-                <w:color w:val="14181D"/>
-                <w:sz w:val="16"/>
-                <w:szCs w:val="16"/>
-              </w:rPr>
-              <w:t xml:space="preserve">[name, or describe precisely where a confidentiality obligation prevents naming]</w:t>
-            </w:r>
-          </w:p>
-        </w:tc>
-      </w:tr>
-      <w:tr>
-        <w:tc>
-          <w:tcPr>
-            <w:tcW w:type="dxa" w:w="2400"/>
-            <w:shd w:fill="F2EFE7" w:color="auto" w:val="clear"/>
-            <w:tcMar>
-              <w:top w:type="dxa" w:w="70"/>
-              <w:left w:type="dxa" w:w="110"/>
-              <w:bottom w:type="dxa" w:w="70"/>
-              <w:right w:type="dxa" w:w="110"/>
-            </w:tcMar>
-          </w:tcPr>
-          <w:p>
-            <w:pPr>
-              <w:spacing w:after="0" w:before="0" w:line="250"/>
-            </w:pPr>
-            <w:r>
-              <w:rPr>
-                <w:rFonts w:ascii="Arial" w:cs="Arial" w:eastAsia="Arial" w:hAnsi="Arial"/>
-                <w:color w:val="14181D"/>
-                <w:sz w:val="16"/>
-                <w:szCs w:val="16"/>
-              </w:rPr>
-              <w:t xml:space="preserve">Scheme value</w:t>
-            </w:r>
-          </w:p>
-        </w:tc>
-        <w:tc>
-          <w:tcPr>
-            <w:tcW w:type="dxa" w:w="5900"/>
-            <w:shd w:fill="F2EFE7" w:color="auto" w:val="clear"/>
-            <w:tcMar>
-              <w:top w:type="dxa" w:w="70"/>
-              <w:left w:type="dxa" w:w="110"/>
-              <w:bottom w:type="dxa" w:w="70"/>
-              <w:right w:type="dxa" w:w="110"/>
-            </w:tcMar>
-          </w:tcPr>
-          <w:p>
-            <w:pPr>
-              <w:spacing w:after="0" w:before="0" w:line="250"/>
-            </w:pPr>
-            <w:r>
-              <w:rPr>
-                <w:rFonts w:ascii="Arial" w:cs="Arial" w:eastAsia="Arial" w:hAnsi="Arial"/>
-                <w:color w:val="14181D"/>
-                <w:sz w:val="16"/>
-                <w:szCs w:val="16"/>
-              </w:rPr>
-              <w:t xml:space="preserve">£[  ]</w:t>
-            </w:r>
-          </w:p>
-        </w:tc>
-      </w:tr>
-      <w:tr>
-        <w:tc>
-          <w:tcPr>
-            <w:tcW w:type="dxa" w:w="2400"/>
-            <w:tcMar>
-              <w:top w:type="dxa" w:w="70"/>
-              <w:left w:type="dxa" w:w="110"/>
-              <w:bottom w:type="dxa" w:w="70"/>
-              <w:right w:type="dxa" w:w="110"/>
-            </w:tcMar>
-          </w:tcPr>
-          <w:p>
-            <w:pPr>
-              <w:spacing w:after="0" w:before="0" w:line="250"/>
-            </w:pPr>
-            <w:r>
-              <w:rPr>
-                <w:rFonts w:ascii="Arial" w:cs="Arial" w:eastAsia="Arial" w:hAnsi="Arial"/>
-                <w:color w:val="14181D"/>
-                <w:sz w:val="16"/>
-                <w:szCs w:val="16"/>
-              </w:rPr>
-              <w:t xml:space="preserve">Value of the scope personally held</w:t>
-            </w:r>
-          </w:p>
-        </w:tc>
-        <w:tc>
-          <w:tcPr>
-            <w:tcW w:type="dxa" w:w="5900"/>
-            <w:tcMar>
-              <w:top w:type="dxa" w:w="70"/>
-              <w:left w:type="dxa" w:w="110"/>
-              <w:bottom w:type="dxa" w:w="70"/>
-              <w:right w:type="dxa" w:w="110"/>
-            </w:tcMar>
-          </w:tcPr>
-          <w:p>
-            <w:pPr>
-              <w:spacing w:after="0" w:before="0" w:line="250"/>
-            </w:pPr>
-            <w:r>
-              <w:rPr>
-                <w:rFonts w:ascii="Arial" w:cs="Arial" w:eastAsia="Arial" w:hAnsi="Arial"/>
-                <w:color w:val="14181D"/>
-                <w:sz w:val="16"/>
-                <w:szCs w:val="16"/>
-              </w:rPr>
-              <w:t xml:space="preserve">£[  ]</w:t>
-            </w:r>
-          </w:p>
-        </w:tc>
-      </w:tr>
-      <w:tr>
-        <w:tc>
-          <w:tcPr>
-            <w:tcW w:type="dxa" w:w="2400"/>
-            <w:shd w:fill="F2EFE7" w:color="auto" w:val="clear"/>
-            <w:tcMar>
-              <w:top w:type="dxa" w:w="70"/>
-              <w:left w:type="dxa" w:w="110"/>
-              <w:bottom w:type="dxa" w:w="70"/>
-              <w:right w:type="dxa" w:w="110"/>
-            </w:tcMar>
-          </w:tcPr>
-          <w:p>
-            <w:pPr>
-              <w:spacing w:after="0" w:before="0" w:line="250"/>
-            </w:pPr>
-            <w:r>
-              <w:rPr>
-                <w:rFonts w:ascii="Arial" w:cs="Arial" w:eastAsia="Arial" w:hAnsi="Arial"/>
-                <w:color w:val="14181D"/>
-                <w:sz w:val="16"/>
-                <w:szCs w:val="16"/>
-              </w:rPr>
-              <w:t xml:space="preserve">Peak workforce on site</w:t>
-            </w:r>
-          </w:p>
-        </w:tc>
-        <w:tc>
-          <w:tcPr>
-            <w:tcW w:type="dxa" w:w="5900"/>
-            <w:shd w:fill="F2EFE7" w:color="auto" w:val="clear"/>
-            <w:tcMar>
-              <w:top w:type="dxa" w:w="70"/>
-              <w:left w:type="dxa" w:w="110"/>
-              <w:bottom w:type="dxa" w:w="70"/>
-              <w:right w:type="dxa" w:w="110"/>
-            </w:tcMar>
-          </w:tcPr>
-          <w:p>
-            <w:pPr>
-              <w:spacing w:after="0" w:before="0" w:line="250"/>
-            </w:pPr>
-            <w:r>
-              <w:rPr>
-                <w:rFonts w:ascii="Arial" w:cs="Arial" w:eastAsia="Arial" w:hAnsi="Arial"/>
-                <w:color w:val="14181D"/>
-                <w:sz w:val="16"/>
-                <w:szCs w:val="16"/>
-              </w:rPr>
-              <w:t xml:space="preserve">[  ]</w:t>
-            </w:r>
-          </w:p>
-        </w:tc>
-      </w:tr>
-      <w:tr>
-        <w:tc>
-          <w:tcPr>
-            <w:tcW w:type="dxa" w:w="2400"/>
-            <w:tcMar>
-              <w:top w:type="dxa" w:w="70"/>
-              <w:left w:type="dxa" w:w="110"/>
-              <w:bottom w:type="dxa" w:w="70"/>
-              <w:right w:type="dxa" w:w="110"/>
-            </w:tcMar>
-          </w:tcPr>
-          <w:p>
-            <w:pPr>
-              <w:spacing w:after="0" w:before="0" w:line="250"/>
-            </w:pPr>
-            <w:r>
-              <w:rPr>
-                <w:rFonts w:ascii="Arial" w:cs="Arial" w:eastAsia="Arial" w:hAnsi="Arial"/>
-                <w:color w:val="14181D"/>
-                <w:sz w:val="16"/>
-                <w:szCs w:val="16"/>
-              </w:rPr>
-              <w:t xml:space="preserve">Duration of site establishment</w:t>
-            </w:r>
-          </w:p>
-        </w:tc>
-        <w:tc>
-          <w:tcPr>
-            <w:tcW w:type="dxa" w:w="5900"/>
-            <w:tcMar>
-              <w:top w:type="dxa" w:w="70"/>
-              <w:left w:type="dxa" w:w="110"/>
-              <w:bottom w:type="dxa" w:w="70"/>
-              <w:right w:type="dxa" w:w="110"/>
-            </w:tcMar>
-          </w:tcPr>
-          <w:p>
-            <w:pPr>
-              <w:spacing w:after="0" w:before="0" w:line="250"/>
-            </w:pPr>
-            <w:r>
-              <w:rPr>
-                <w:rFonts w:ascii="Arial" w:cs="Arial" w:eastAsia="Arial" w:hAnsi="Arial"/>
-                <w:color w:val="14181D"/>
-                <w:sz w:val="16"/>
-                <w:szCs w:val="16"/>
-              </w:rPr>
-              <w:t xml:space="preserve">[  ] months</w:t>
-            </w:r>
-          </w:p>
-        </w:tc>
-      </w:tr>
-      <w:tr>
-        <w:tc>
-          <w:tcPr>
-            <w:tcW w:type="dxa" w:w="2400"/>
-            <w:shd w:fill="F2EFE7" w:color="auto" w:val="clear"/>
-            <w:tcMar>
-              <w:top w:type="dxa" w:w="70"/>
-              <w:left w:type="dxa" w:w="110"/>
-              <w:bottom w:type="dxa" w:w="70"/>
-              <w:right w:type="dxa" w:w="110"/>
-            </w:tcMar>
-          </w:tcPr>
-          <w:p>
-            <w:pPr>
-              <w:spacing w:after="0" w:before="0" w:line="250"/>
-            </w:pPr>
-            <w:r>
-              <w:rPr>
-                <w:rFonts w:ascii="Arial" w:cs="Arial" w:eastAsia="Arial" w:hAnsi="Arial"/>
-                <w:color w:val="14181D"/>
-                <w:sz w:val="16"/>
-                <w:szCs w:val="16"/>
-              </w:rPr>
-              <w:t xml:space="preserve">Referee</w:t>
-            </w:r>
-          </w:p>
-        </w:tc>
-        <w:tc>
-          <w:tcPr>
-            <w:tcW w:type="dxa" w:w="5900"/>
-            <w:shd w:fill="F2EFE7" w:color="auto" w:val="clear"/>
-            <w:tcMar>
-              <w:top w:type="dxa" w:w="70"/>
-              <w:left w:type="dxa" w:w="110"/>
-              <w:bottom w:type="dxa" w:w="70"/>
-              <w:right w:type="dxa" w:w="110"/>
-            </w:tcMar>
-          </w:tcPr>
-          <w:p>
-            <w:pPr>
-              <w:spacing w:after="0" w:before="0" w:line="250"/>
-            </w:pPr>
-            <w:r>
-              <w:rPr>
-                <w:rFonts w:ascii="Arial" w:cs="Arial" w:eastAsia="Arial" w:hAnsi="Arial"/>
-                <w:color w:val="14181D"/>
-                <w:sz w:val="16"/>
-                <w:szCs w:val="16"/>
-              </w:rPr>
-              <w:t xml:space="preserve">[name, position, organisation, telephone, email — and the date they agreed to be named]</w:t>
+              <w:t xml:space="preserve">West Midlands, United Kingdom</w:t>
             </w:r>
           </w:p>
         </w:tc>
@@ -4776,168 +3892,6 @@
           <w:szCs w:val="20"/>
         </w:rPr>
         <w:t xml:space="preserve">Scope personally accountable for</w:t>
-      </w:r>
-    </w:p>
-    <w:p>
-      <w:pPr>
-        <w:spacing w:after="90" w:before="90" w:line="280"/>
-        <w:ind w:left="170"/>
-      </w:pPr>
-      <w:r>
-        <w:rPr>
-          <w:rFonts w:ascii="Arial" w:cs="Arial" w:eastAsia="Arial" w:hAnsi="Arial"/>
-          <w:i/>
-          <w:iCs/>
-          <w:color w:val="5B6672"/>
-          <w:sz w:val="19"/>
-          <w:szCs w:val="19"/>
-        </w:rPr>
-        <w:t xml:space="preserve">Four to eight bullets, one accountability per line, in the order the work actually happened. Use the verb you did — established, identified, issued, assessed, appointed, integrated, monitored, closed out — never 'was involved in' or 'was responsible for'. If a reader could not tell whether you led it or watched it, rewrite the line. Model it on 4.1.</w:t>
-      </w:r>
-    </w:p>
-    <w:p>
-      <w:pPr>
-        <w:spacing w:after="90" w:before="90" w:line="280"/>
-      </w:pPr>
-      <w:r>
-        <w:rPr>
-          <w:rFonts w:ascii="Arial" w:cs="Arial" w:eastAsia="Arial" w:hAnsi="Arial"/>
-          <w:b/>
-          <w:bCs/>
-          <w:color w:val="14181D"/>
-          <w:sz w:val="20"/>
-          <w:szCs w:val="20"/>
-        </w:rPr>
-        <w:t xml:space="preserve">What was different because you did it</w:t>
-      </w:r>
-    </w:p>
-    <w:p>
-      <w:pPr>
-        <w:spacing w:after="90" w:before="90" w:line="280"/>
-        <w:ind w:left="170"/>
-      </w:pPr>
-      <w:r>
-        <w:rPr>
-          <w:rFonts w:ascii="Arial" w:cs="Arial" w:eastAsia="Arial" w:hAnsi="Arial"/>
-          <w:i/>
-          <w:iCs/>
-          <w:color w:val="5B6672"/>
-          <w:sz w:val="19"/>
-          <w:szCs w:val="19"/>
-        </w:rPr>
-        <w:t xml:space="preserve">One short paragraph, and the hardest to write. A quantity, a duration, a cost avoided, a problem that did not happen. If you have a number, use it and be ready to explain how you know it. If you do not, describe the change without a number rather than inventing one.</w:t>
-      </w:r>
-    </w:p>
-    <w:p>
-      <w:pPr>
-        <w:pBdr>
-          <w:left w:val="single" w:color="9C7A3C" w:sz="18" w:space="10"/>
-        </w:pBdr>
-        <w:shd w:fill="EFE6D2" w:color="auto" w:val="clear"/>
-        <w:spacing w:after="150" w:before="150" w:line="280"/>
-        <w:ind w:left="170" w:right="170"/>
-      </w:pPr>
-      <w:r>
-        <w:rPr>
-          <w:rFonts w:ascii="Arial" w:cs="Arial" w:eastAsia="Arial" w:hAnsi="Arial"/>
-          <w:color w:val="14181D"/>
-          <w:sz w:val="19"/>
-          <w:szCs w:val="19"/>
-        </w:rPr>
-        <w:t xml:space="preserve">The four quantity rows are the ones an assessor weighs and the ones nobody else can supply. A scheme entry without them reads as a job description; with them it reads as a record.</w:t>
-      </w:r>
-    </w:p>
-    <w:p>
-      <w:pPr>
-        <w:pStyle w:val="Heading2"/>
-        <w:keepNext/>
-        <w:spacing w:after="110" w:before="260"/>
-      </w:pPr>
-      <w:r>
-        <w:rPr>
-          <w:rFonts w:ascii="Arial" w:cs="Arial" w:eastAsia="Arial" w:hAnsi="Arial"/>
-          <w:b/>
-          <w:bCs/>
-          <w:color w:val="9C7A3C"/>
-          <w:sz w:val="21"/>
-          <w:szCs w:val="21"/>
-        </w:rPr>
-        <w:t xml:space="preserve">4.4  Three notes on the 4.1 bullets</w:t>
-      </w:r>
-    </w:p>
-    <w:p>
-      <w:pPr>
-        <w:spacing w:after="90" w:before="90" w:line="280"/>
-      </w:pPr>
-      <w:r>
-        <w:rPr>
-          <w:rFonts w:ascii="Arial" w:cs="Arial" w:eastAsia="Arial" w:hAnsi="Arial"/>
-          <w:b/>
-          <w:bCs/>
-          <w:color w:val="14181D"/>
-          <w:sz w:val="20"/>
-          <w:szCs w:val="20"/>
-        </w:rPr>
-        <w:t xml:space="preserve">The award bullet says recommended, not appointed, and that is the accurate position. </w:t>
-      </w:r>
-      <w:r>
-        <w:rPr>
-          <w:rFonts w:ascii="Arial" w:cs="Arial" w:eastAsia="Arial" w:hAnsi="Arial"/>
-          <w:color w:val="14181D"/>
-          <w:sz w:val="20"/>
-          <w:szCs w:val="20"/>
-        </w:rPr>
-        <w:t xml:space="preserve">The director selected the contractor and recommended the award; the order was placed by the sourcing function, as it is in most organisations of that size. The bullet is written that way because an assessor may test it at the reference call and because a sourcing colleague asked to confirm it would describe it in exactly those terms.</w:t>
-      </w:r>
-    </w:p>
-    <w:p>
-      <w:pPr>
-        <w:spacing w:after="90" w:before="90" w:line="280"/>
-      </w:pPr>
-      <w:r>
-        <w:rPr>
-          <w:rFonts w:ascii="Arial" w:cs="Arial" w:eastAsia="Arial" w:hAnsi="Arial"/>
-          <w:b/>
-          <w:bCs/>
-          <w:color w:val="14181D"/>
-          <w:sz w:val="20"/>
-          <w:szCs w:val="20"/>
-        </w:rPr>
-        <w:t xml:space="preserve">It is also the better answer, not a concession. </w:t>
-      </w:r>
-      <w:r>
-        <w:rPr>
-          <w:rFonts w:ascii="Arial" w:cs="Arial" w:eastAsia="Arial" w:hAnsi="Arial"/>
-          <w:color w:val="14181D"/>
-          <w:sz w:val="20"/>
-          <w:szCs w:val="20"/>
-        </w:rPr>
-        <w:t xml:space="preserve">A public buyer is reading for governance. Somebody who says they personally awarded every package in a large organisation is describing either an unusual delegation or a process with no separation between the person specifying the requirement and the person committing the money. Selection and recommendation held by the technical owner, with the order placed by a separate function, is the control a buyer wants to see — and the accountability for the outcome stayed with the director either way, which is what the rest of the bullets show.</w:t>
-      </w:r>
-    </w:p>
-    <w:p>
-      <w:pPr>
-        <w:spacing w:after="90" w:before="90" w:line="280"/>
-      </w:pPr>
-      <w:r>
-        <w:rPr>
-          <w:rFonts w:ascii="Arial" w:cs="Arial" w:eastAsia="Arial" w:hAnsi="Arial"/>
-          <w:b/>
-          <w:bCs/>
-          <w:color w:val="14181D"/>
-          <w:sz w:val="20"/>
-          <w:szCs w:val="20"/>
-        </w:rPr>
-        <w:t xml:space="preserve">The assessment bullet names the sourcing and civil engineering teams, deliberately. </w:t>
-      </w:r>
-      <w:r>
-        <w:rPr>
-          <w:rFonts w:ascii="Arial" w:cs="Arial" w:eastAsia="Arial" w:hAnsi="Arial"/>
-          <w:color w:val="14181D"/>
-          <w:sz w:val="20"/>
-          <w:szCs w:val="20"/>
-        </w:rPr>
-        <w:t xml:space="preserve">Holding sole accountability for a scope and drawing on specialist colleagues to assess returns are not in tension: the first is the accountability, the second is how a competent person discharges it. An assessor reading that you evaluated multi-package quotations single-handed would not believe it. One who reads that you ran a cross-functional assessment and stayed accountable for the outcome will.</w:t>
       </w:r>
     </w:p>
     <w:p>
@@ -4952,22 +3906,106 @@
       <w:r>
         <w:rPr>
           <w:rFonts w:ascii="Arial" w:cs="Arial" w:eastAsia="Arial" w:hAnsi="Arial"/>
-          <w:b/>
-          <w:bCs/>
-          <w:color w:val="14181D"/>
-          <w:sz w:val="20"/>
-          <w:szCs w:val="20"/>
-        </w:rPr>
-        <w:t xml:space="preserve">The strongest line in the eight is the one about qualifications and exclusions. </w:t>
-      </w:r>
-      <w:r>
-        <w:rPr>
-          <w:rFonts w:ascii="Arial" w:cs="Arial" w:eastAsia="Arial" w:hAnsi="Arial"/>
-          <w:color w:val="14181D"/>
-          <w:sz w:val="20"/>
-          <w:szCs w:val="20"/>
-        </w:rPr>
-        <w:t xml:space="preserve">Anyone can compare two prices. Finding what a bidder has quietly written out of its own return is the skill that decides whether a site establishment budget holds, and it is precisely what ETABLIX sells. Leave it in and be ready to give an example.</w:t>
+          <w:color w:val="14181D"/>
+          <w:sz w:val="20"/>
+          <w:szCs w:val="20"/>
+        </w:rPr>
+        <w:t xml:space="preserve">Directed multidisciplinary delivery from design coordination through construction, commissioning and handover across regional transport, construction, regeneration and public infrastructure.</w:t>
+      </w:r>
+    </w:p>
+    <w:p>
+      <w:pPr>
+        <w:pStyle w:val="ListParagraph"/>
+        <w:numPr>
+          <w:ilvl w:val="0"/>
+          <w:numId w:val="2"/>
+        </w:numPr>
+        <w:spacing w:after="50" w:before="50" w:line="280"/>
+      </w:pPr>
+      <w:r>
+        <w:rPr>
+          <w:rFonts w:ascii="Arial" w:cs="Arial" w:eastAsia="Arial" w:hAnsi="Arial"/>
+          <w:color w:val="14181D"/>
+          <w:sz w:val="20"/>
+          <w:szCs w:val="20"/>
+        </w:rPr>
+        <w:t xml:space="preserve">Managed contractors, consultants and delivery partners on the authority's behalf, and held the third-party and stakeholder interfaces.</w:t>
+      </w:r>
+    </w:p>
+    <w:p>
+      <w:pPr>
+        <w:pStyle w:val="ListParagraph"/>
+        <w:numPr>
+          <w:ilvl w:val="0"/>
+          <w:numId w:val="2"/>
+        </w:numPr>
+        <w:spacing w:after="50" w:before="50" w:line="280"/>
+      </w:pPr>
+      <w:r>
+        <w:rPr>
+          <w:rFonts w:ascii="Arial" w:cs="Arial" w:eastAsia="Arial" w:hAnsi="Arial"/>
+          <w:color w:val="14181D"/>
+          <w:sz w:val="20"/>
+          <w:szCs w:val="20"/>
+        </w:rPr>
+        <w:t xml:space="preserve">Monitored programme milestones, commercial performance, risks and dependencies, and produced the executive reporting taken to senior leadership and to authority boards.</w:t>
+      </w:r>
+    </w:p>
+    <w:p>
+      <w:pPr>
+        <w:pStyle w:val="ListParagraph"/>
+        <w:numPr>
+          <w:ilvl w:val="0"/>
+          <w:numId w:val="2"/>
+        </w:numPr>
+        <w:spacing w:after="50" w:before="50" w:line="280"/>
+      </w:pPr>
+      <w:r>
+        <w:rPr>
+          <w:rFonts w:ascii="Arial" w:cs="Arial" w:eastAsia="Arial" w:hAnsi="Arial"/>
+          <w:color w:val="14181D"/>
+          <w:sz w:val="20"/>
+          <w:szCs w:val="20"/>
+        </w:rPr>
+        <w:t xml:space="preserve">Managed CDM 2015 compliance and the project governance requirements applying to the authority as client.</w:t>
+      </w:r>
+    </w:p>
+    <w:p>
+      <w:pPr>
+        <w:pStyle w:val="ListParagraph"/>
+        <w:numPr>
+          <w:ilvl w:val="0"/>
+          <w:numId w:val="2"/>
+        </w:numPr>
+        <w:spacing w:after="50" w:before="50" w:line="280"/>
+      </w:pPr>
+      <w:r>
+        <w:rPr>
+          <w:rFonts w:ascii="Arial" w:cs="Arial" w:eastAsia="Arial" w:hAnsi="Arial"/>
+          <w:color w:val="14181D"/>
+          <w:sz w:val="20"/>
+          <w:szCs w:val="20"/>
+        </w:rPr>
+        <w:t xml:space="preserve">Resolved issues across interconnected workstreams and escalated where programme-level intervention was required.</w:t>
+      </w:r>
+    </w:p>
+    <w:p>
+      <w:pPr>
+        <w:pStyle w:val="ListParagraph"/>
+        <w:numPr>
+          <w:ilvl w:val="0"/>
+          <w:numId w:val="2"/>
+        </w:numPr>
+        <w:spacing w:after="50" w:before="50" w:line="280"/>
+      </w:pPr>
+      <w:r>
+        <w:rPr>
+          <w:rFonts w:ascii="Arial" w:cs="Arial" w:eastAsia="Arial" w:hAnsi="Arial"/>
+          <w:color w:val="14181D"/>
+          <w:sz w:val="20"/>
+          <w:szCs w:val="20"/>
+        </w:rPr>
+        <w:t xml:space="preserve">Balanced competing stakeholder, cost, time and quality priorities, and recorded the basis on which each was decided.</w:t>
       </w:r>
     </w:p>
     <w:p>
@@ -5002,455 +4040,23 @@
           <w:sz w:val="20"/>
           <w:szCs w:val="20"/>
         </w:rPr>
-        <w:t xml:space="preserve">Each referee has been approached in advance and has agreed to respond. Client-side counterparts are offered where available: they observed the work from the other side of the table, they carry no conflict, and they are not a former employer's staff.</w:t>
-      </w:r>
-    </w:p>
-    <w:tbl>
-      <w:tblPr>
-        <w:tblW w:type="dxa" w:w="8300"/>
-        <w:tblBorders>
-          <w:top w:val="single" w:color="auto" w:sz="4"/>
-          <w:left w:val="single" w:color="auto" w:sz="4"/>
-          <w:bottom w:val="single" w:color="auto" w:sz="4"/>
-          <w:right w:val="single" w:color="auto" w:sz="4"/>
-          <w:insideH w:val="single" w:color="auto" w:sz="4"/>
-          <w:insideV w:val="single" w:color="auto" w:sz="4"/>
-        </w:tblBorders>
-      </w:tblPr>
-      <w:tblGrid>
-        <w:gridCol w:w="1000"/>
-        <w:gridCol w:w="2400"/>
-        <w:gridCol w:w="2400"/>
-        <w:gridCol w:w="2500"/>
-      </w:tblGrid>
-      <w:tr>
-        <w:trPr>
-          <w:tblHeader/>
-        </w:trPr>
-        <w:tc>
-          <w:tcPr>
-            <w:tcW w:type="dxa" w:w="1000"/>
-            <w:shd w:fill="14181D" w:color="auto" w:val="clear"/>
-            <w:tcMar>
-              <w:top w:type="dxa" w:w="70"/>
-              <w:left w:type="dxa" w:w="110"/>
-              <w:bottom w:type="dxa" w:w="70"/>
-              <w:right w:type="dxa" w:w="110"/>
-            </w:tcMar>
-          </w:tcPr>
-          <w:p>
-            <w:pPr>
-              <w:spacing w:after="0" w:before="0" w:line="250"/>
-            </w:pPr>
-            <w:r>
-              <w:rPr>
-                <w:rFonts w:ascii="Arial" w:cs="Arial" w:eastAsia="Arial" w:hAnsi="Arial"/>
-                <w:b/>
-                <w:bCs/>
-                <w:color w:val="FFFFFF"/>
-                <w:sz w:val="17"/>
-                <w:szCs w:val="17"/>
-              </w:rPr>
-              <w:t xml:space="preserve"/>
-            </w:r>
-          </w:p>
-        </w:tc>
-        <w:tc>
-          <w:tcPr>
-            <w:tcW w:type="dxa" w:w="2400"/>
-            <w:shd w:fill="14181D" w:color="auto" w:val="clear"/>
-            <w:tcMar>
-              <w:top w:type="dxa" w:w="70"/>
-              <w:left w:type="dxa" w:w="110"/>
-              <w:bottom w:type="dxa" w:w="70"/>
-              <w:right w:type="dxa" w:w="110"/>
-            </w:tcMar>
-          </w:tcPr>
-          <w:p>
-            <w:pPr>
-              <w:spacing w:after="0" w:before="0" w:line="250"/>
-            </w:pPr>
-            <w:r>
-              <w:rPr>
-                <w:rFonts w:ascii="Arial" w:cs="Arial" w:eastAsia="Arial" w:hAnsi="Arial"/>
-                <w:b/>
-                <w:bCs/>
-                <w:color w:val="FFFFFF"/>
-                <w:sz w:val="17"/>
-                <w:szCs w:val="17"/>
-              </w:rPr>
-              <w:t xml:space="preserve">Name and position</w:t>
-            </w:r>
-          </w:p>
-        </w:tc>
-        <w:tc>
-          <w:tcPr>
-            <w:tcW w:type="dxa" w:w="2400"/>
-            <w:shd w:fill="14181D" w:color="auto" w:val="clear"/>
-            <w:tcMar>
-              <w:top w:type="dxa" w:w="70"/>
-              <w:left w:type="dxa" w:w="110"/>
-              <w:bottom w:type="dxa" w:w="70"/>
-              <w:right w:type="dxa" w:w="110"/>
-            </w:tcMar>
-          </w:tcPr>
-          <w:p>
-            <w:pPr>
-              <w:spacing w:after="0" w:before="0" w:line="250"/>
-            </w:pPr>
-            <w:r>
-              <w:rPr>
-                <w:rFonts w:ascii="Arial" w:cs="Arial" w:eastAsia="Arial" w:hAnsi="Arial"/>
-                <w:b/>
-                <w:bCs/>
-                <w:color w:val="FFFFFF"/>
-                <w:sz w:val="17"/>
-                <w:szCs w:val="17"/>
-              </w:rPr>
-              <w:t xml:space="preserve">Organisation and scheme</w:t>
-            </w:r>
-          </w:p>
-        </w:tc>
-        <w:tc>
-          <w:tcPr>
-            <w:tcW w:type="dxa" w:w="2500"/>
-            <w:shd w:fill="14181D" w:color="auto" w:val="clear"/>
-            <w:tcMar>
-              <w:top w:type="dxa" w:w="70"/>
-              <w:left w:type="dxa" w:w="110"/>
-              <w:bottom w:type="dxa" w:w="70"/>
-              <w:right w:type="dxa" w:w="110"/>
-            </w:tcMar>
-          </w:tcPr>
-          <w:p>
-            <w:pPr>
-              <w:spacing w:after="0" w:before="0" w:line="250"/>
-            </w:pPr>
-            <w:r>
-              <w:rPr>
-                <w:rFonts w:ascii="Arial" w:cs="Arial" w:eastAsia="Arial" w:hAnsi="Arial"/>
-                <w:b/>
-                <w:bCs/>
-                <w:color w:val="FFFFFF"/>
-                <w:sz w:val="17"/>
-                <w:szCs w:val="17"/>
-              </w:rPr>
-              <w:t xml:space="preserve">Contact, and date agreed</w:t>
-            </w:r>
-          </w:p>
-        </w:tc>
-      </w:tr>
-      <w:tr>
-        <w:tc>
-          <w:tcPr>
-            <w:tcW w:type="dxa" w:w="1000"/>
-            <w:tcMar>
-              <w:top w:type="dxa" w:w="70"/>
-              <w:left w:type="dxa" w:w="110"/>
-              <w:bottom w:type="dxa" w:w="70"/>
-              <w:right w:type="dxa" w:w="110"/>
-            </w:tcMar>
-          </w:tcPr>
-          <w:p>
-            <w:pPr>
-              <w:spacing w:after="0" w:before="0" w:line="250"/>
-            </w:pPr>
-            <w:r>
-              <w:rPr>
-                <w:rFonts w:ascii="Arial" w:cs="Arial" w:eastAsia="Arial" w:hAnsi="Arial"/>
-                <w:color w:val="14181D"/>
-                <w:sz w:val="18"/>
-                <w:szCs w:val="18"/>
-              </w:rPr>
-              <w:t xml:space="preserve">1</w:t>
-            </w:r>
-          </w:p>
-        </w:tc>
-        <w:tc>
-          <w:tcPr>
-            <w:tcW w:type="dxa" w:w="2400"/>
-            <w:tcMar>
-              <w:top w:type="dxa" w:w="70"/>
-              <w:left w:type="dxa" w:w="110"/>
-              <w:bottom w:type="dxa" w:w="70"/>
-              <w:right w:type="dxa" w:w="110"/>
-            </w:tcMar>
-          </w:tcPr>
-          <w:p>
-            <w:pPr>
-              <w:spacing w:after="0" w:before="0" w:line="250"/>
-            </w:pPr>
-            <w:r>
-              <w:rPr>
-                <w:rFonts w:ascii="Arial" w:cs="Arial" w:eastAsia="Arial" w:hAnsi="Arial"/>
-                <w:color w:val="14181D"/>
-                <w:sz w:val="18"/>
-                <w:szCs w:val="18"/>
-              </w:rPr>
-              <w:t xml:space="preserve">[name, position]</w:t>
-            </w:r>
-          </w:p>
-        </w:tc>
-        <w:tc>
-          <w:tcPr>
-            <w:tcW w:type="dxa" w:w="2400"/>
-            <w:tcMar>
-              <w:top w:type="dxa" w:w="70"/>
-              <w:left w:type="dxa" w:w="110"/>
-              <w:bottom w:type="dxa" w:w="70"/>
-              <w:right w:type="dxa" w:w="110"/>
-            </w:tcMar>
-          </w:tcPr>
-          <w:p>
-            <w:pPr>
-              <w:spacing w:after="0" w:before="0" w:line="250"/>
-            </w:pPr>
-            <w:r>
-              <w:rPr>
-                <w:rFonts w:ascii="Arial" w:cs="Arial" w:eastAsia="Arial" w:hAnsi="Arial"/>
-                <w:color w:val="14181D"/>
-                <w:sz w:val="18"/>
-                <w:szCs w:val="18"/>
-              </w:rPr>
-              <w:t xml:space="preserve">[organisation · scheme]</w:t>
-            </w:r>
-          </w:p>
-        </w:tc>
-        <w:tc>
-          <w:tcPr>
-            <w:tcW w:type="dxa" w:w="2500"/>
-            <w:tcMar>
-              <w:top w:type="dxa" w:w="70"/>
-              <w:left w:type="dxa" w:w="110"/>
-              <w:bottom w:type="dxa" w:w="70"/>
-              <w:right w:type="dxa" w:w="110"/>
-            </w:tcMar>
-          </w:tcPr>
-          <w:p>
-            <w:pPr>
-              <w:spacing w:after="0" w:before="0" w:line="250"/>
-            </w:pPr>
-            <w:r>
-              <w:rPr>
-                <w:rFonts w:ascii="Arial" w:cs="Arial" w:eastAsia="Arial" w:hAnsi="Arial"/>
-                <w:color w:val="14181D"/>
-                <w:sz w:val="18"/>
-                <w:szCs w:val="18"/>
-              </w:rPr>
-              <w:t xml:space="preserve">[telephone · email · agreed on date]</w:t>
-            </w:r>
-          </w:p>
-        </w:tc>
-      </w:tr>
-      <w:tr>
-        <w:tc>
-          <w:tcPr>
-            <w:tcW w:type="dxa" w:w="1000"/>
-            <w:shd w:fill="F2EFE7" w:color="auto" w:val="clear"/>
-            <w:tcMar>
-              <w:top w:type="dxa" w:w="70"/>
-              <w:left w:type="dxa" w:w="110"/>
-              <w:bottom w:type="dxa" w:w="70"/>
-              <w:right w:type="dxa" w:w="110"/>
-            </w:tcMar>
-          </w:tcPr>
-          <w:p>
-            <w:pPr>
-              <w:spacing w:after="0" w:before="0" w:line="250"/>
-            </w:pPr>
-            <w:r>
-              <w:rPr>
-                <w:rFonts w:ascii="Arial" w:cs="Arial" w:eastAsia="Arial" w:hAnsi="Arial"/>
-                <w:color w:val="14181D"/>
-                <w:sz w:val="18"/>
-                <w:szCs w:val="18"/>
-              </w:rPr>
-              <w:t xml:space="preserve">2</w:t>
-            </w:r>
-          </w:p>
-        </w:tc>
-        <w:tc>
-          <w:tcPr>
-            <w:tcW w:type="dxa" w:w="2400"/>
-            <w:shd w:fill="F2EFE7" w:color="auto" w:val="clear"/>
-            <w:tcMar>
-              <w:top w:type="dxa" w:w="70"/>
-              <w:left w:type="dxa" w:w="110"/>
-              <w:bottom w:type="dxa" w:w="70"/>
-              <w:right w:type="dxa" w:w="110"/>
-            </w:tcMar>
-          </w:tcPr>
-          <w:p>
-            <w:pPr>
-              <w:spacing w:after="0" w:before="0" w:line="250"/>
-            </w:pPr>
-            <w:r>
-              <w:rPr>
-                <w:rFonts w:ascii="Arial" w:cs="Arial" w:eastAsia="Arial" w:hAnsi="Arial"/>
-                <w:color w:val="14181D"/>
-                <w:sz w:val="18"/>
-                <w:szCs w:val="18"/>
-              </w:rPr>
-              <w:t xml:space="preserve">[name, position]</w:t>
-            </w:r>
-          </w:p>
-        </w:tc>
-        <w:tc>
-          <w:tcPr>
-            <w:tcW w:type="dxa" w:w="2400"/>
-            <w:shd w:fill="F2EFE7" w:color="auto" w:val="clear"/>
-            <w:tcMar>
-              <w:top w:type="dxa" w:w="70"/>
-              <w:left w:type="dxa" w:w="110"/>
-              <w:bottom w:type="dxa" w:w="70"/>
-              <w:right w:type="dxa" w:w="110"/>
-            </w:tcMar>
-          </w:tcPr>
-          <w:p>
-            <w:pPr>
-              <w:spacing w:after="0" w:before="0" w:line="250"/>
-            </w:pPr>
-            <w:r>
-              <w:rPr>
-                <w:rFonts w:ascii="Arial" w:cs="Arial" w:eastAsia="Arial" w:hAnsi="Arial"/>
-                <w:color w:val="14181D"/>
-                <w:sz w:val="18"/>
-                <w:szCs w:val="18"/>
-              </w:rPr>
-              <w:t xml:space="preserve">[organisation · scheme]</w:t>
-            </w:r>
-          </w:p>
-        </w:tc>
-        <w:tc>
-          <w:tcPr>
-            <w:tcW w:type="dxa" w:w="2500"/>
-            <w:shd w:fill="F2EFE7" w:color="auto" w:val="clear"/>
-            <w:tcMar>
-              <w:top w:type="dxa" w:w="70"/>
-              <w:left w:type="dxa" w:w="110"/>
-              <w:bottom w:type="dxa" w:w="70"/>
-              <w:right w:type="dxa" w:w="110"/>
-            </w:tcMar>
-          </w:tcPr>
-          <w:p>
-            <w:pPr>
-              <w:spacing w:after="0" w:before="0" w:line="250"/>
-            </w:pPr>
-            <w:r>
-              <w:rPr>
-                <w:rFonts w:ascii="Arial" w:cs="Arial" w:eastAsia="Arial" w:hAnsi="Arial"/>
-                <w:color w:val="14181D"/>
-                <w:sz w:val="18"/>
-                <w:szCs w:val="18"/>
-              </w:rPr>
-              <w:t xml:space="preserve">[telephone · email · agreed on date]</w:t>
-            </w:r>
-          </w:p>
-        </w:tc>
-      </w:tr>
-      <w:tr>
-        <w:tc>
-          <w:tcPr>
-            <w:tcW w:type="dxa" w:w="1000"/>
-            <w:tcMar>
-              <w:top w:type="dxa" w:w="70"/>
-              <w:left w:type="dxa" w:w="110"/>
-              <w:bottom w:type="dxa" w:w="70"/>
-              <w:right w:type="dxa" w:w="110"/>
-            </w:tcMar>
-          </w:tcPr>
-          <w:p>
-            <w:pPr>
-              <w:spacing w:after="0" w:before="0" w:line="250"/>
-            </w:pPr>
-            <w:r>
-              <w:rPr>
-                <w:rFonts w:ascii="Arial" w:cs="Arial" w:eastAsia="Arial" w:hAnsi="Arial"/>
-                <w:color w:val="14181D"/>
-                <w:sz w:val="18"/>
-                <w:szCs w:val="18"/>
-              </w:rPr>
-              <w:t xml:space="preserve">3</w:t>
-            </w:r>
-          </w:p>
-        </w:tc>
-        <w:tc>
-          <w:tcPr>
-            <w:tcW w:type="dxa" w:w="2400"/>
-            <w:tcMar>
-              <w:top w:type="dxa" w:w="70"/>
-              <w:left w:type="dxa" w:w="110"/>
-              <w:bottom w:type="dxa" w:w="70"/>
-              <w:right w:type="dxa" w:w="110"/>
-            </w:tcMar>
-          </w:tcPr>
-          <w:p>
-            <w:pPr>
-              <w:spacing w:after="0" w:before="0" w:line="250"/>
-            </w:pPr>
-            <w:r>
-              <w:rPr>
-                <w:rFonts w:ascii="Arial" w:cs="Arial" w:eastAsia="Arial" w:hAnsi="Arial"/>
-                <w:color w:val="14181D"/>
-                <w:sz w:val="18"/>
-                <w:szCs w:val="18"/>
-              </w:rPr>
-              <w:t xml:space="preserve">[name, position]</w:t>
-            </w:r>
-          </w:p>
-        </w:tc>
-        <w:tc>
-          <w:tcPr>
-            <w:tcW w:type="dxa" w:w="2400"/>
-            <w:tcMar>
-              <w:top w:type="dxa" w:w="70"/>
-              <w:left w:type="dxa" w:w="110"/>
-              <w:bottom w:type="dxa" w:w="70"/>
-              <w:right w:type="dxa" w:w="110"/>
-            </w:tcMar>
-          </w:tcPr>
-          <w:p>
-            <w:pPr>
-              <w:spacing w:after="0" w:before="0" w:line="250"/>
-            </w:pPr>
-            <w:r>
-              <w:rPr>
-                <w:rFonts w:ascii="Arial" w:cs="Arial" w:eastAsia="Arial" w:hAnsi="Arial"/>
-                <w:color w:val="14181D"/>
-                <w:sz w:val="18"/>
-                <w:szCs w:val="18"/>
-              </w:rPr>
-              <w:t xml:space="preserve">[organisation · scheme]</w:t>
-            </w:r>
-          </w:p>
-        </w:tc>
-        <w:tc>
-          <w:tcPr>
-            <w:tcW w:type="dxa" w:w="2500"/>
-            <w:tcMar>
-              <w:top w:type="dxa" w:w="70"/>
-              <w:left w:type="dxa" w:w="110"/>
-              <w:bottom w:type="dxa" w:w="70"/>
-              <w:right w:type="dxa" w:w="110"/>
-            </w:tcMar>
-          </w:tcPr>
-          <w:p>
-            <w:pPr>
-              <w:spacing w:after="0" w:before="0" w:line="250"/>
-            </w:pPr>
-            <w:r>
-              <w:rPr>
-                <w:rFonts w:ascii="Arial" w:cs="Arial" w:eastAsia="Arial" w:hAnsi="Arial"/>
-                <w:color w:val="14181D"/>
-                <w:sz w:val="18"/>
-                <w:szCs w:val="18"/>
-              </w:rPr>
-              <w:t xml:space="preserve">[telephone · email · agreed on date]</w:t>
-            </w:r>
-          </w:p>
-        </w:tc>
-      </w:tr>
-    </w:tbl>
+        <w:t xml:space="preserve">Referees are available on request and will be provided within two working days of being asked for. They are not named here because each has to be asked first: a referee telephoned cold gives a lukewarm answer, and a lukewarm reference is worth less than none.</w:t>
+      </w:r>
+    </w:p>
+    <w:p>
+      <w:pPr>
+        <w:spacing w:after="90" w:before="90" w:line="280"/>
+      </w:pPr>
+      <w:r>
+        <w:rPr>
+          <w:rFonts w:ascii="Arial" w:cs="Arial" w:eastAsia="Arial" w:hAnsi="Arial"/>
+          <w:color w:val="14181D"/>
+          <w:sz w:val="20"/>
+          <w:szCs w:val="20"/>
+        </w:rPr>
+        <w:t xml:space="preserve">Client-side counterparts are offered where available. They observed the work from the other side of the table, they carry no conflict, and they are not a former employer's own staff.</w:t>
+      </w:r>
+    </w:p>
     <w:p>
       <w:pPr>
         <w:spacing w:after="90" w:before="90" w:line="280"/>
@@ -5464,7 +4070,7 @@
           <w:sz w:val="20"/>
           <w:szCs w:val="20"/>
         </w:rPr>
-        <w:t xml:space="preserve">What the referees can and cannot confirm, stated so that nobody has to work it out. </w:t>
+        <w:t xml:space="preserve">What a referee can and cannot confirm, stated so that nobody has to work it out. </w:t>
       </w:r>
       <w:r>
         <w:rPr>
@@ -5474,23 +4080,6 @@
           <w:szCs w:val="20"/>
         </w:rPr>
         <w:t xml:space="preserve">They can verify the director's role, scope and performance on the schemes named. They cannot confirm contract performance by ETABLIX, because there has been none. Drawing that line here is deliberate: an assessor who finds it themselves reads the rest of the submission differently.</w:t>
-      </w:r>
-    </w:p>
-    <w:p>
-      <w:pPr>
-        <w:spacing w:after="90" w:before="90" w:line="280"/>
-        <w:ind w:left="170"/>
-      </w:pPr>
-      <w:r>
-        <w:rPr>
-          <w:rFonts w:ascii="Arial" w:cs="Arial" w:eastAsia="Arial" w:hAnsi="Arial"/>
-          <w:i/>
-          <w:iCs/>
-          <w:color w:val="5B6672"/>
-          <w:sz w:val="19"/>
-          <w:szCs w:val="19"/>
-        </w:rPr>
-        <w:t xml:space="preserve">Ask every referee before naming them. A referee telephoned cold gives a lukewarm answer, and a lukewarm reference is worse than a missing one. Record the date each agreed.</w:t>
       </w:r>
     </w:p>
     <w:p>
@@ -5601,7 +4190,7 @@
           <w:sz w:val="20"/>
           <w:szCs w:val="20"/>
         </w:rPr>
-        <w:t xml:space="preserve">CDM 2015 Principal Designer training is held. The duty holder role has not been held, and is accepted only where a client appoints it expressly and in writing.</w:t>
+        <w:t xml:space="preserve">On the schemes at section 4 the director selected the contractor and recommended the award. The purchase order was placed by his employer's sourcing function, as it is in most organisations of that size. He is not presenting himself as having held delegated financial authority.</w:t>
       </w:r>
     </w:p>
     <w:p>
@@ -5620,24 +4209,26 @@
           <w:sz w:val="20"/>
           <w:szCs w:val="20"/>
         </w:rPr>
+        <w:t xml:space="preserve">CDM 2015 Principal Designer training is held. The duty holder role has not been held, and is accepted only where a client appoints it expressly and in writing.</w:t>
+      </w:r>
+    </w:p>
+    <w:p>
+      <w:pPr>
+        <w:pStyle w:val="ListParagraph"/>
+        <w:numPr>
+          <w:ilvl w:val="0"/>
+          <w:numId w:val="2"/>
+        </w:numPr>
+        <w:spacing w:after="50" w:before="50" w:line="280"/>
+      </w:pPr>
+      <w:r>
+        <w:rPr>
+          <w:rFonts w:ascii="Arial" w:cs="Arial" w:eastAsia="Arial" w:hAnsi="Arial"/>
+          <w:color w:val="14181D"/>
+          <w:sz w:val="20"/>
+          <w:szCs w:val="20"/>
+        </w:rPr>
         <w:t xml:space="preserve">ETABLIX holds no ISO certification and makes no claim to any.</w:t>
-      </w:r>
-    </w:p>
-    <w:p>
-      <w:pPr>
-        <w:spacing w:after="90" w:before="90" w:line="280"/>
-        <w:ind w:left="170"/>
-      </w:pPr>
-      <w:r>
-        <w:rPr>
-          <w:rFonts w:ascii="Arial" w:cs="Arial" w:eastAsia="Arial" w:hAnsi="Arial"/>
-          <w:i/>
-          <w:iCs/>
-          <w:color w:val="5B6672"/>
-          <w:sz w:val="19"/>
-          <w:szCs w:val="19"/>
-        </w:rPr>
-        <w:t xml:space="preserve">Add anything else that is true of the specific categories applied for. Resist stopping the list early.</w:t>
       </w:r>
     </w:p>
     <w:p>
@@ -5693,7 +4284,7 @@
           <w:sz w:val="26"/>
           <w:szCs w:val="26"/>
         </w:rPr>
-        <w:t xml:space="preserve">Approval</w:t>
+        <w:t xml:space="preserve">Declaration</w:t>
       </w:r>
     </w:p>
     <w:p>
@@ -5707,7 +4298,7 @@
           <w:sz w:val="20"/>
           <w:szCs w:val="20"/>
         </w:rPr>
-        <w:t xml:space="preserve">This policy is a live document. It is reviewed on the dates recorded on the cover and reissued whenever the work, the people or the law changes.</w:t>
+        <w:t xml:space="preserve">I confirm that the experience set out above was performed by me personally, in the roles and on the dates stated, as an employee of the organisations named. None of it is presented as a contract performed by JNN GLOBAL LTD or by ETABLIX.</w:t>
       </w:r>
     </w:p>
     <w:p>
@@ -5735,7 +4326,7 @@
           <w:sz w:val="20"/>
           <w:szCs w:val="20"/>
         </w:rPr>
-        <w:t xml:space="preserve">Name  [name]</w:t>
+        <w:t xml:space="preserve">Name  Justin Ngolu Nseya MCIOB</w:t>
       </w:r>
     </w:p>
     <w:p>
@@ -5749,7 +4340,7 @@
           <w:sz w:val="20"/>
           <w:szCs w:val="20"/>
         </w:rPr>
-        <w:t xml:space="preserve">Position  Managing Director</w:t>
+        <w:t xml:space="preserve">Position  Managing Director, JNN GLOBAL LTD trading as ETABLIX</w:t>
       </w:r>
     </w:p>
     <w:p>
@@ -5924,7 +4515,7 @@
         <w:sz w:val="14"/>
         <w:szCs w:val="14"/>
       </w:rPr>
-      <w:t xml:space="preserve">ETABLIX · Director's relevant experience · Rev 2</w:t>
+      <w:t xml:space="preserve">ETABLIX · Director's relevant experience · Rev 3</w:t>
     </w:r>
   </w:p>
 </w:hdr>

--- a/business/bids/ETABLIX-Director-Relevant-Experience.docx
+++ b/business/bids/ETABLIX-Director-Relevant-Experience.docx
@@ -1841,7 +1841,7 @@
                 <w:sz w:val="16"/>
                 <w:szCs w:val="16"/>
               </w:rPr>
-              <w:t xml:space="preserve">Sole accountability for planning, procuring, integrating and controlling site establishment and workforce-living systems across multiple concurrent sites, tender stage to handover. Set out in full at 3.1 above.</w:t>
+              <w:t xml:space="preserve">Sole accountability for planning, procuring, integrating and controlling site establishment and workforce-living systems across multiple concurrent sites, tender stage to handover. Includes the worker accommodation village on the Skye Reinforcement Project, defined across five packages and detailed at section 4.1. The cycle is set out at 3.1.</w:t>
             </w:r>
           </w:p>
         </w:tc>
@@ -2078,7 +2078,7 @@
                 <w:sz w:val="16"/>
                 <w:szCs w:val="16"/>
               </w:rPr>
-              <w:t xml:space="preserve">Commissioning, energisation readiness and operational handover on complex grid infrastructure, including the 1,400 MW Sofia Offshore Wind Farm grid connection programme.</w:t>
+              <w:t xml:space="preserve">Commissioning, energisation readiness and operational handover on complex grid infrastructure, including the 1,400 MW Sofia Offshore Wind Farm grid connection programme and the 132 kV Skye Reinforcement Project.</w:t>
             </w:r>
           </w:p>
         </w:tc>
@@ -2610,7 +2610,7 @@
           <w:sz w:val="21"/>
           <w:szCs w:val="21"/>
         </w:rPr>
-        <w:t xml:space="preserve">4.1  Sofia Offshore Wind Farm — grid connection, 1,400 MW</w:t>
+        <w:t xml:space="preserve">4.1  Skye Reinforcement Project — worker accommodation village</w:t>
       </w:r>
     </w:p>
     <w:p>
@@ -2624,7 +2624,7 @@
           <w:sz w:val="20"/>
           <w:szCs w:val="20"/>
         </w:rPr>
-        <w:t xml:space="preserve">Held under the scope set out at 3.1. On this scheme the director carried the site establishment and workforce-living scope as the single accountable interface — requirements and tender-stage specification, procurement, integration into the construction programme, mobilisation, daily operation, and demobilisation and reinstatement — alongside subcontract management of the construction works.</w:t>
+        <w:t xml:space="preserve">The closest match in the record to the service being applied for, and offered first for that reason. The Skye Reinforcement Project replaces and reinforces the 132 kV network between Fort Augustus and the Isle of Skye. Within it, the director defined, procured and ran the worker accommodation village: the whole establishment, from the requirement through five separate packages to demobilisation and reinstatement, held by one person.</w:t>
       </w:r>
     </w:p>
     <w:tbl>
@@ -2911,7 +2911,577 @@
                 <w:sz w:val="16"/>
                 <w:szCs w:val="16"/>
               </w:rPr>
-              <w:t xml:space="preserve">United Kingdom, within a role covering Ireland and Northern and Southern Europe</w:t>
+              <w:t xml:space="preserve">Fort Augustus to the Isle of Skye, Scotland</w:t>
+            </w:r>
+          </w:p>
+        </w:tc>
+      </w:tr>
+      <w:tr>
+        <w:tc>
+          <w:tcPr>
+            <w:tcW w:type="dxa" w:w="2400"/>
+            <w:tcMar>
+              <w:top w:type="dxa" w:w="70"/>
+              <w:left w:type="dxa" w:w="110"/>
+              <w:bottom w:type="dxa" w:w="70"/>
+              <w:right w:type="dxa" w:w="110"/>
+            </w:tcMar>
+          </w:tcPr>
+          <w:p>
+            <w:pPr>
+              <w:spacing w:after="0" w:before="0" w:line="250"/>
+            </w:pPr>
+            <w:r>
+              <w:rPr>
+                <w:rFonts w:ascii="Arial" w:cs="Arial" w:eastAsia="Arial" w:hAnsi="Arial"/>
+                <w:color w:val="14181D"/>
+                <w:sz w:val="16"/>
+                <w:szCs w:val="16"/>
+              </w:rPr>
+              <w:t xml:space="preserve">Client / end client</w:t>
+            </w:r>
+          </w:p>
+        </w:tc>
+        <w:tc>
+          <w:tcPr>
+            <w:tcW w:type="dxa" w:w="5900"/>
+            <w:tcMar>
+              <w:top w:type="dxa" w:w="70"/>
+              <w:left w:type="dxa" w:w="110"/>
+              <w:bottom w:type="dxa" w:w="70"/>
+              <w:right w:type="dxa" w:w="110"/>
+            </w:tcMar>
+          </w:tcPr>
+          <w:p>
+            <w:pPr>
+              <w:spacing w:after="0" w:before="0" w:line="250"/>
+            </w:pPr>
+            <w:r>
+              <w:rPr>
+                <w:rFonts w:ascii="Arial" w:cs="Arial" w:eastAsia="Arial" w:hAnsi="Arial"/>
+                <w:color w:val="14181D"/>
+                <w:sz w:val="16"/>
+                <w:szCs w:val="16"/>
+              </w:rPr>
+              <w:t xml:space="preserve">SSEN Transmission (scheme promoter)</w:t>
+            </w:r>
+          </w:p>
+        </w:tc>
+      </w:tr>
+      <w:tr>
+        <w:tc>
+          <w:tcPr>
+            <w:tcW w:type="dxa" w:w="2400"/>
+            <w:shd w:fill="F2EFE7" w:color="auto" w:val="clear"/>
+            <w:tcMar>
+              <w:top w:type="dxa" w:w="70"/>
+              <w:left w:type="dxa" w:w="110"/>
+              <w:bottom w:type="dxa" w:w="70"/>
+              <w:right w:type="dxa" w:w="110"/>
+            </w:tcMar>
+          </w:tcPr>
+          <w:p>
+            <w:pPr>
+              <w:spacing w:after="0" w:before="0" w:line="250"/>
+            </w:pPr>
+            <w:r>
+              <w:rPr>
+                <w:rFonts w:ascii="Arial" w:cs="Arial" w:eastAsia="Arial" w:hAnsi="Arial"/>
+                <w:color w:val="14181D"/>
+                <w:sz w:val="16"/>
+                <w:szCs w:val="16"/>
+              </w:rPr>
+              <w:t xml:space="preserve">Scheme value</w:t>
+            </w:r>
+          </w:p>
+        </w:tc>
+        <w:tc>
+          <w:tcPr>
+            <w:tcW w:type="dxa" w:w="5900"/>
+            <w:shd w:fill="F2EFE7" w:color="auto" w:val="clear"/>
+            <w:tcMar>
+              <w:top w:type="dxa" w:w="70"/>
+              <w:left w:type="dxa" w:w="110"/>
+              <w:bottom w:type="dxa" w:w="70"/>
+              <w:right w:type="dxa" w:w="110"/>
+            </w:tcMar>
+          </w:tcPr>
+          <w:p>
+            <w:pPr>
+              <w:spacing w:after="0" w:before="0" w:line="250"/>
+            </w:pPr>
+            <w:r>
+              <w:rPr>
+                <w:rFonts w:ascii="Arial" w:cs="Arial" w:eastAsia="Arial" w:hAnsi="Arial"/>
+                <w:color w:val="14181D"/>
+                <w:sz w:val="16"/>
+                <w:szCs w:val="16"/>
+              </w:rPr>
+              <w:t xml:space="preserve">£690 million (the promoter's value for the whole reinforcement scheme, not for the accommodation scope)</w:t>
+            </w:r>
+          </w:p>
+        </w:tc>
+      </w:tr>
+      <w:tr>
+        <w:tc>
+          <w:tcPr>
+            <w:tcW w:type="dxa" w:w="2400"/>
+            <w:tcMar>
+              <w:top w:type="dxa" w:w="70"/>
+              <w:left w:type="dxa" w:w="110"/>
+              <w:bottom w:type="dxa" w:w="70"/>
+              <w:right w:type="dxa" w:w="110"/>
+            </w:tcMar>
+          </w:tcPr>
+          <w:p>
+            <w:pPr>
+              <w:spacing w:after="0" w:before="0" w:line="250"/>
+            </w:pPr>
+            <w:r>
+              <w:rPr>
+                <w:rFonts w:ascii="Arial" w:cs="Arial" w:eastAsia="Arial" w:hAnsi="Arial"/>
+                <w:color w:val="14181D"/>
+                <w:sz w:val="16"/>
+                <w:szCs w:val="16"/>
+              </w:rPr>
+              <w:t xml:space="preserve">Village capacity</w:t>
+            </w:r>
+          </w:p>
+        </w:tc>
+        <w:tc>
+          <w:tcPr>
+            <w:tcW w:type="dxa" w:w="5900"/>
+            <w:tcMar>
+              <w:top w:type="dxa" w:w="70"/>
+              <w:left w:type="dxa" w:w="110"/>
+              <w:bottom w:type="dxa" w:w="70"/>
+              <w:right w:type="dxa" w:w="110"/>
+            </w:tcMar>
+          </w:tcPr>
+          <w:p>
+            <w:pPr>
+              <w:spacing w:after="0" w:before="0" w:line="250"/>
+            </w:pPr>
+            <w:r>
+              <w:rPr>
+                <w:rFonts w:ascii="Arial" w:cs="Arial" w:eastAsia="Arial" w:hAnsi="Arial"/>
+                <w:color w:val="14181D"/>
+                <w:sz w:val="16"/>
+                <w:szCs w:val="16"/>
+              </w:rPr>
+              <w:t xml:space="preserve">309 bedrooms</w:t>
+            </w:r>
+          </w:p>
+        </w:tc>
+      </w:tr>
+      <w:tr>
+        <w:tc>
+          <w:tcPr>
+            <w:tcW w:type="dxa" w:w="2400"/>
+            <w:shd w:fill="F2EFE7" w:color="auto" w:val="clear"/>
+            <w:tcMar>
+              <w:top w:type="dxa" w:w="70"/>
+              <w:left w:type="dxa" w:w="110"/>
+              <w:bottom w:type="dxa" w:w="70"/>
+              <w:right w:type="dxa" w:w="110"/>
+            </w:tcMar>
+          </w:tcPr>
+          <w:p>
+            <w:pPr>
+              <w:spacing w:after="0" w:before="0" w:line="250"/>
+            </w:pPr>
+            <w:r>
+              <w:rPr>
+                <w:rFonts w:ascii="Arial" w:cs="Arial" w:eastAsia="Arial" w:hAnsi="Arial"/>
+                <w:color w:val="14181D"/>
+                <w:sz w:val="16"/>
+                <w:szCs w:val="16"/>
+              </w:rPr>
+              <w:t xml:space="preserve">Duration of site establishment</w:t>
+            </w:r>
+          </w:p>
+        </w:tc>
+        <w:tc>
+          <w:tcPr>
+            <w:tcW w:type="dxa" w:w="5900"/>
+            <w:shd w:fill="F2EFE7" w:color="auto" w:val="clear"/>
+            <w:tcMar>
+              <w:top w:type="dxa" w:w="70"/>
+              <w:left w:type="dxa" w:w="110"/>
+              <w:bottom w:type="dxa" w:w="70"/>
+              <w:right w:type="dxa" w:w="110"/>
+            </w:tcMar>
+          </w:tcPr>
+          <w:p>
+            <w:pPr>
+              <w:spacing w:after="0" w:before="0" w:line="250"/>
+            </w:pPr>
+            <w:r>
+              <w:rPr>
+                <w:rFonts w:ascii="Arial" w:cs="Arial" w:eastAsia="Arial" w:hAnsi="Arial"/>
+                <w:color w:val="14181D"/>
+                <w:sz w:val="16"/>
+                <w:szCs w:val="16"/>
+              </w:rPr>
+              <w:t xml:space="preserve">36 months</w:t>
+            </w:r>
+          </w:p>
+        </w:tc>
+      </w:tr>
+    </w:tbl>
+    <w:p>
+      <w:pPr>
+        <w:spacing w:after="90" w:before="90" w:line="280"/>
+      </w:pPr>
+      <w:r>
+        <w:rPr>
+          <w:rFonts w:ascii="Arial" w:cs="Arial" w:eastAsia="Arial" w:hAnsi="Arial"/>
+          <w:b/>
+          <w:bCs/>
+          <w:color w:val="14181D"/>
+          <w:sz w:val="20"/>
+          <w:szCs w:val="20"/>
+        </w:rPr>
+        <w:t xml:space="preserve">The five packages, each specified by the director</w:t>
+      </w:r>
+    </w:p>
+    <w:tbl>
+      <w:tblPr>
+        <w:tblW w:type="dxa" w:w="8300"/>
+        <w:tblBorders>
+          <w:top w:val="single" w:color="auto" w:sz="4"/>
+          <w:left w:val="single" w:color="auto" w:sz="4"/>
+          <w:bottom w:val="single" w:color="auto" w:sz="4"/>
+          <w:right w:val="single" w:color="auto" w:sz="4"/>
+          <w:insideH w:val="single" w:color="auto" w:sz="4"/>
+          <w:insideV w:val="single" w:color="auto" w:sz="4"/>
+        </w:tblBorders>
+      </w:tblPr>
+      <w:tblGrid>
+        <w:gridCol w:w="2100"/>
+        <w:gridCol w:w="6200"/>
+      </w:tblGrid>
+      <w:tr>
+        <w:trPr>
+          <w:tblHeader/>
+        </w:trPr>
+        <w:tc>
+          <w:tcPr>
+            <w:tcW w:type="dxa" w:w="2100"/>
+            <w:shd w:fill="14181D" w:color="auto" w:val="clear"/>
+            <w:tcMar>
+              <w:top w:type="dxa" w:w="70"/>
+              <w:left w:type="dxa" w:w="110"/>
+              <w:bottom w:type="dxa" w:w="70"/>
+              <w:right w:type="dxa" w:w="110"/>
+            </w:tcMar>
+          </w:tcPr>
+          <w:p>
+            <w:pPr>
+              <w:spacing w:after="0" w:before="0" w:line="250"/>
+            </w:pPr>
+            <w:r>
+              <w:rPr>
+                <w:rFonts w:ascii="Arial" w:cs="Arial" w:eastAsia="Arial" w:hAnsi="Arial"/>
+                <w:b/>
+                <w:bCs/>
+                <w:color w:val="FFFFFF"/>
+                <w:sz w:val="15"/>
+                <w:szCs w:val="15"/>
+              </w:rPr>
+              <w:t xml:space="preserve">Package</w:t>
+            </w:r>
+          </w:p>
+        </w:tc>
+        <w:tc>
+          <w:tcPr>
+            <w:tcW w:type="dxa" w:w="6200"/>
+            <w:shd w:fill="14181D" w:color="auto" w:val="clear"/>
+            <w:tcMar>
+              <w:top w:type="dxa" w:w="70"/>
+              <w:left w:type="dxa" w:w="110"/>
+              <w:bottom w:type="dxa" w:w="70"/>
+              <w:right w:type="dxa" w:w="110"/>
+            </w:tcMar>
+          </w:tcPr>
+          <w:p>
+            <w:pPr>
+              <w:spacing w:after="0" w:before="0" w:line="250"/>
+            </w:pPr>
+            <w:r>
+              <w:rPr>
+                <w:rFonts w:ascii="Arial" w:cs="Arial" w:eastAsia="Arial" w:hAnsi="Arial"/>
+                <w:b/>
+                <w:bCs/>
+                <w:color w:val="FFFFFF"/>
+                <w:sz w:val="15"/>
+                <w:szCs w:val="15"/>
+              </w:rPr>
+              <w:t xml:space="preserve">What was specified</w:t>
+            </w:r>
+          </w:p>
+        </w:tc>
+      </w:tr>
+      <w:tr>
+        <w:tc>
+          <w:tcPr>
+            <w:tcW w:type="dxa" w:w="2100"/>
+            <w:tcMar>
+              <w:top w:type="dxa" w:w="70"/>
+              <w:left w:type="dxa" w:w="110"/>
+              <w:bottom w:type="dxa" w:w="70"/>
+              <w:right w:type="dxa" w:w="110"/>
+            </w:tcMar>
+          </w:tcPr>
+          <w:p>
+            <w:pPr>
+              <w:spacing w:after="0" w:before="0" w:line="250"/>
+            </w:pPr>
+            <w:r>
+              <w:rPr>
+                <w:rFonts w:ascii="Arial" w:cs="Arial" w:eastAsia="Arial" w:hAnsi="Arial"/>
+                <w:color w:val="14181D"/>
+                <w:sz w:val="16"/>
+                <w:szCs w:val="16"/>
+              </w:rPr>
+              <w:t xml:space="preserve">1 · Civil works</w:t>
+            </w:r>
+          </w:p>
+        </w:tc>
+        <w:tc>
+          <w:tcPr>
+            <w:tcW w:type="dxa" w:w="6200"/>
+            <w:tcMar>
+              <w:top w:type="dxa" w:w="70"/>
+              <w:left w:type="dxa" w:w="110"/>
+              <w:bottom w:type="dxa" w:w="70"/>
+              <w:right w:type="dxa" w:w="110"/>
+            </w:tcMar>
+          </w:tcPr>
+          <w:p>
+            <w:pPr>
+              <w:spacing w:after="0" w:before="0" w:line="250"/>
+            </w:pPr>
+            <w:r>
+              <w:rPr>
+                <w:rFonts w:ascii="Arial" w:cs="Arial" w:eastAsia="Arial" w:hAnsi="Arial"/>
+                <w:color w:val="14181D"/>
+                <w:sz w:val="16"/>
+                <w:szCs w:val="16"/>
+              </w:rPr>
+              <w:t xml:space="preserve">Site preparation, groundworks, foundations, drainage, roads and hardstanding, and the utility connections the village would stand on, with the full requirement schedule behind each.</w:t>
+            </w:r>
+          </w:p>
+        </w:tc>
+      </w:tr>
+      <w:tr>
+        <w:tc>
+          <w:tcPr>
+            <w:tcW w:type="dxa" w:w="2100"/>
+            <w:shd w:fill="F2EFE7" w:color="auto" w:val="clear"/>
+            <w:tcMar>
+              <w:top w:type="dxa" w:w="70"/>
+              <w:left w:type="dxa" w:w="110"/>
+              <w:bottom w:type="dxa" w:w="70"/>
+              <w:right w:type="dxa" w:w="110"/>
+            </w:tcMar>
+          </w:tcPr>
+          <w:p>
+            <w:pPr>
+              <w:spacing w:after="0" w:before="0" w:line="250"/>
+            </w:pPr>
+            <w:r>
+              <w:rPr>
+                <w:rFonts w:ascii="Arial" w:cs="Arial" w:eastAsia="Arial" w:hAnsi="Arial"/>
+                <w:color w:val="14181D"/>
+                <w:sz w:val="16"/>
+                <w:szCs w:val="16"/>
+              </w:rPr>
+              <w:t xml:space="preserve">2 · Accommodation</w:t>
+            </w:r>
+          </w:p>
+        </w:tc>
+        <w:tc>
+          <w:tcPr>
+            <w:tcW w:type="dxa" w:w="6200"/>
+            <w:shd w:fill="F2EFE7" w:color="auto" w:val="clear"/>
+            <w:tcMar>
+              <w:top w:type="dxa" w:w="70"/>
+              <w:left w:type="dxa" w:w="110"/>
+              <w:bottom w:type="dxa" w:w="70"/>
+              <w:right w:type="dxa" w:w="110"/>
+            </w:tcMar>
+          </w:tcPr>
+          <w:p>
+            <w:pPr>
+              <w:spacing w:after="0" w:before="0" w:line="250"/>
+            </w:pPr>
+            <w:r>
+              <w:rPr>
+                <w:rFonts w:ascii="Arial" w:cs="Arial" w:eastAsia="Arial" w:hAnsi="Arial"/>
+                <w:color w:val="14181D"/>
+                <w:sz w:val="16"/>
+                <w:szCs w:val="16"/>
+              </w:rPr>
+              <w:t xml:space="preserve">Construction of the modular village itself — bedrooms, leisure space, offices, medical facility, laundry and the remaining welfare buildings — specified building by building.</w:t>
+            </w:r>
+          </w:p>
+        </w:tc>
+      </w:tr>
+      <w:tr>
+        <w:tc>
+          <w:tcPr>
+            <w:tcW w:type="dxa" w:w="2100"/>
+            <w:tcMar>
+              <w:top w:type="dxa" w:w="70"/>
+              <w:left w:type="dxa" w:w="110"/>
+              <w:bottom w:type="dxa" w:w="70"/>
+              <w:right w:type="dxa" w:w="110"/>
+            </w:tcMar>
+          </w:tcPr>
+          <w:p>
+            <w:pPr>
+              <w:spacing w:after="0" w:before="0" w:line="250"/>
+            </w:pPr>
+            <w:r>
+              <w:rPr>
+                <w:rFonts w:ascii="Arial" w:cs="Arial" w:eastAsia="Arial" w:hAnsi="Arial"/>
+                <w:color w:val="14181D"/>
+                <w:sz w:val="16"/>
+                <w:szCs w:val="16"/>
+              </w:rPr>
+              <w:t xml:space="preserve">3 · Furniture and fit-out</w:t>
+            </w:r>
+          </w:p>
+        </w:tc>
+        <w:tc>
+          <w:tcPr>
+            <w:tcW w:type="dxa" w:w="6200"/>
+            <w:tcMar>
+              <w:top w:type="dxa" w:w="70"/>
+              <w:left w:type="dxa" w:w="110"/>
+              <w:bottom w:type="dxa" w:w="70"/>
+              <w:right w:type="dxa" w:w="110"/>
+            </w:tcMar>
+          </w:tcPr>
+          <w:p>
+            <w:pPr>
+              <w:spacing w:after="0" w:before="0" w:line="250"/>
+            </w:pPr>
+            <w:r>
+              <w:rPr>
+                <w:rFonts w:ascii="Arial" w:cs="Arial" w:eastAsia="Arial" w:hAnsi="Arial"/>
+                <w:color w:val="14181D"/>
+                <w:sz w:val="16"/>
+                <w:szCs w:val="16"/>
+              </w:rPr>
+              <w:t xml:space="preserve">Everything that goes inside the buildings: the full furniture, fittings and equipment schedule across bedrooms, offices, leisure and welfare space.</w:t>
+            </w:r>
+          </w:p>
+        </w:tc>
+      </w:tr>
+      <w:tr>
+        <w:tc>
+          <w:tcPr>
+            <w:tcW w:type="dxa" w:w="2100"/>
+            <w:shd w:fill="F2EFE7" w:color="auto" w:val="clear"/>
+            <w:tcMar>
+              <w:top w:type="dxa" w:w="70"/>
+              <w:left w:type="dxa" w:w="110"/>
+              <w:bottom w:type="dxa" w:w="70"/>
+              <w:right w:type="dxa" w:w="110"/>
+            </w:tcMar>
+          </w:tcPr>
+          <w:p>
+            <w:pPr>
+              <w:spacing w:after="0" w:before="0" w:line="250"/>
+            </w:pPr>
+            <w:r>
+              <w:rPr>
+                <w:rFonts w:ascii="Arial" w:cs="Arial" w:eastAsia="Arial" w:hAnsi="Arial"/>
+                <w:color w:val="14181D"/>
+                <w:sz w:val="16"/>
+                <w:szCs w:val="16"/>
+              </w:rPr>
+              <w:t xml:space="preserve">4 · Kitchen and dining</w:t>
+            </w:r>
+          </w:p>
+        </w:tc>
+        <w:tc>
+          <w:tcPr>
+            <w:tcW w:type="dxa" w:w="6200"/>
+            <w:shd w:fill="F2EFE7" w:color="auto" w:val="clear"/>
+            <w:tcMar>
+              <w:top w:type="dxa" w:w="70"/>
+              <w:left w:type="dxa" w:w="110"/>
+              <w:bottom w:type="dxa" w:w="70"/>
+              <w:right w:type="dxa" w:w="110"/>
+            </w:tcMar>
+          </w:tcPr>
+          <w:p>
+            <w:pPr>
+              <w:spacing w:after="0" w:before="0" w:line="250"/>
+            </w:pPr>
+            <w:r>
+              <w:rPr>
+                <w:rFonts w:ascii="Arial" w:cs="Arial" w:eastAsia="Arial" w:hAnsi="Arial"/>
+                <w:color w:val="14181D"/>
+                <w:sz w:val="16"/>
+                <w:szCs w:val="16"/>
+              </w:rPr>
+              <w:t xml:space="preserve">Catering and dining facilities: equipment, layout, capacity against occupancy, and the servicing requirements behind them.</w:t>
+            </w:r>
+          </w:p>
+        </w:tc>
+      </w:tr>
+      <w:tr>
+        <w:tc>
+          <w:tcPr>
+            <w:tcW w:type="dxa" w:w="2100"/>
+            <w:tcMar>
+              <w:top w:type="dxa" w:w="70"/>
+              <w:left w:type="dxa" w:w="110"/>
+              <w:bottom w:type="dxa" w:w="70"/>
+              <w:right w:type="dxa" w:w="110"/>
+            </w:tcMar>
+          </w:tcPr>
+          <w:p>
+            <w:pPr>
+              <w:spacing w:after="0" w:before="0" w:line="250"/>
+            </w:pPr>
+            <w:r>
+              <w:rPr>
+                <w:rFonts w:ascii="Arial" w:cs="Arial" w:eastAsia="Arial" w:hAnsi="Arial"/>
+                <w:color w:val="14181D"/>
+                <w:sz w:val="16"/>
+                <w:szCs w:val="16"/>
+              </w:rPr>
+              <w:t xml:space="preserve">5 · Facilities management</w:t>
+            </w:r>
+          </w:p>
+        </w:tc>
+        <w:tc>
+          <w:tcPr>
+            <w:tcW w:type="dxa" w:w="6200"/>
+            <w:tcMar>
+              <w:top w:type="dxa" w:w="70"/>
+              <w:left w:type="dxa" w:w="110"/>
+              <w:bottom w:type="dxa" w:w="70"/>
+              <w:right w:type="dxa" w:w="110"/>
+            </w:tcMar>
+          </w:tcPr>
+          <w:p>
+            <w:pPr>
+              <w:spacing w:after="0" w:before="0" w:line="250"/>
+            </w:pPr>
+            <w:r>
+              <w:rPr>
+                <w:rFonts w:ascii="Arial" w:cs="Arial" w:eastAsia="Arial" w:hAnsi="Arial"/>
+                <w:color w:val="14181D"/>
+                <w:sz w:val="16"/>
+                <w:szCs w:val="16"/>
+              </w:rPr>
+              <w:t xml:space="preserve">Every operation for the life of the village: catering, housekeeping, maintenance, deliveries, waste, and transport between the village and the substation and overhead line works.</w:t>
             </w:r>
           </w:p>
         </w:tc>
@@ -2949,7 +3519,7 @@
           <w:sz w:val="20"/>
           <w:szCs w:val="20"/>
         </w:rPr>
-        <w:t xml:space="preserve">Established the site requirement from the construction programme — headcount, shift pattern, duration, location, and the ground and consent constraints — and converted it into an enquiry scope and a tender-stage budget allowance, before any price existed.</w:t>
+        <w:t xml:space="preserve">Defined the entire worker accommodation village from the construction programme: what the site needed, for how many people, for how long, in a remote Highland location with its own ground, access and consent constraints — and converted that into a specification and a tender-stage budget before any price existed.</w:t>
       </w:r>
     </w:p>
     <w:p>
@@ -2968,7 +3538,7 @@
           <w:sz w:val="20"/>
           <w:szCs w:val="20"/>
         </w:rPr>
-        <w:t xml:space="preserve">Identified and approached the contractor and supplier market for each package and built the bidder list. Where no suitable contractor was already established in the territory, found and qualified new ones rather than accepting a thin field.</w:t>
+        <w:t xml:space="preserve">Decomposed the village into the five packages set out above and wrote the requirement for each one. The decomposition was produced by the director alone: the work sat between construction, procurement and facilities management, and no other role in the organisation covered that combination.</w:t>
       </w:r>
     </w:p>
     <w:p>
@@ -2987,7 +3557,7 @@
           <w:sz w:val="20"/>
           <w:szCs w:val="20"/>
         </w:rPr>
-        <w:t xml:space="preserve">Issued the enquiry documents: scope, specification, programme dates, site constraints and the pricing schedule against which returns would be compared on the same basis.</w:t>
+        <w:t xml:space="preserve">Specified the facilities management package in operational detail, including a menu cycle designed to avoid food fatigue across a multi-year occupation, and breakfast, lunch and evening provision timed against shift rotation so that a worker coming off shift could eat rather than arrive after service had closed.</w:t>
       </w:r>
     </w:p>
     <w:p>
@@ -3006,7 +3576,7 @@
           <w:sz w:val="20"/>
           <w:szCs w:val="20"/>
         </w:rPr>
-        <w:t xml:space="preserve">Assessed the returned quotations alongside the sourcing and civil engineering teams — technical compliance against the specification, price against the budget allowance, programme against the construction sequence, and the qualifications and exclusions each bidder had written into its own return.</w:t>
+        <w:t xml:space="preserve">Included transport between the village and the working faces in the same package, because the role covered the substation works as well as the overhead line, and an accommodation village that is not connected to the job it serves creates lost hours nobody has priced.</w:t>
       </w:r>
     </w:p>
     <w:p>
@@ -3025,7 +3595,7 @@
           <w:sz w:val="20"/>
           <w:szCs w:val="20"/>
         </w:rPr>
-        <w:t xml:space="preserve">Selected the contractor for each package and recommended the award; the order was placed by the sourcing function. Held the resulting terms thereafter and was accountable for performance against them.</w:t>
+        <w:t xml:space="preserve">Found and qualified the delivery and subcontract partners for each package, including in a territory where the established field was thin, rather than accepting the suppliers already on the list.</w:t>
       </w:r>
     </w:p>
     <w:p>
@@ -3044,7 +3614,7 @@
           <w:sz w:val="20"/>
           <w:szCs w:val="20"/>
         </w:rPr>
-        <w:t xml:space="preserve">Integrated the appointed works into the construction programme and the site logistics, and held the interfaces with engineering, planning, HSE and commissioning through mobilisation, installation and connection.</w:t>
+        <w:t xml:space="preserve">Produced the requests for quotation himself, against his own specification, so that returns could be compared on one basis.</w:t>
       </w:r>
     </w:p>
     <w:p>
@@ -3063,7 +3633,7 @@
           <w:sz w:val="20"/>
           <w:szCs w:val="20"/>
         </w:rPr>
-        <w:t xml:space="preserve">Monitored the appointed contractors for the life of the establishment against scope, programme, quality, HSE and commercial position; raised non-conformance and closed it out.</w:t>
+        <w:t xml:space="preserve">Assessed every returned quotation alongside the sourcing and civil engineering teams — technical compliance against the specification, price against the budget allowance, programme against the construction sequence, and the qualifications and exclusions each bidder had written into its own return.</w:t>
       </w:r>
     </w:p>
     <w:p>
@@ -3082,7 +3652,70 @@
           <w:sz w:val="20"/>
           <w:szCs w:val="20"/>
         </w:rPr>
-        <w:t xml:space="preserve">Closed out demobilisation: removal, off-hire, reinstatement of the land to the condition the agreement required, and the final account.</w:t>
+        <w:t xml:space="preserve">Selected the contractor for each package and recommended the award; the order was placed by the sourcing function. Held the resulting terms thereafter and was accountable for performance against them.</w:t>
+      </w:r>
+    </w:p>
+    <w:p>
+      <w:pPr>
+        <w:pStyle w:val="ListParagraph"/>
+        <w:numPr>
+          <w:ilvl w:val="0"/>
+          <w:numId w:val="2"/>
+        </w:numPr>
+        <w:spacing w:after="50" w:before="50" w:line="280"/>
+      </w:pPr>
+      <w:r>
+        <w:rPr>
+          <w:rFonts w:ascii="Arial" w:cs="Arial" w:eastAsia="Arial" w:hAnsi="Arial"/>
+          <w:color w:val="14181D"/>
+          <w:sz w:val="20"/>
+          <w:szCs w:val="20"/>
+        </w:rPr>
+        <w:t xml:space="preserve">Once the five packages were appointed, selected one of them — the facilities management contractor — to manage the running of the whole village under a single contract, so that the project held one accountable supplier for the operation rather than five separate ones.</w:t>
+      </w:r>
+    </w:p>
+    <w:p>
+      <w:pPr>
+        <w:pStyle w:val="ListParagraph"/>
+        <w:numPr>
+          <w:ilvl w:val="0"/>
+          <w:numId w:val="2"/>
+        </w:numPr>
+        <w:spacing w:after="50" w:before="50" w:line="280"/>
+      </w:pPr>
+      <w:r>
+        <w:rPr>
+          <w:rFonts w:ascii="Arial" w:cs="Arial" w:eastAsia="Arial" w:hAnsi="Arial"/>
+          <w:color w:val="14181D"/>
+          <w:sz w:val="20"/>
+          <w:szCs w:val="20"/>
+        </w:rPr>
+        <w:t xml:space="preserve">Ran the village through mobilisation, daily operation, demobilisation and reinstatement as the single point of contact.</w:t>
+      </w:r>
+    </w:p>
+    <w:p>
+      <w:pPr>
+        <w:spacing w:after="90" w:before="90" w:line="280"/>
+      </w:pPr>
+      <w:r>
+        <w:rPr>
+          <w:rFonts w:ascii="Arial" w:cs="Arial" w:eastAsia="Arial" w:hAnsi="Arial"/>
+          <w:b/>
+          <w:bCs/>
+          <w:color w:val="14181D"/>
+          <w:sz w:val="20"/>
+          <w:szCs w:val="20"/>
+        </w:rPr>
+        <w:t xml:space="preserve">Why the last two bullets matter more than the rest. </w:t>
+      </w:r>
+      <w:r>
+        <w:rPr>
+          <w:rFonts w:ascii="Arial" w:cs="Arial" w:eastAsia="Arial" w:hAnsi="Arial"/>
+          <w:color w:val="14181D"/>
+          <w:sz w:val="20"/>
+          <w:szCs w:val="20"/>
+        </w:rPr>
+        <w:t xml:space="preserve">Five packages appointed and then consolidated under one managing contractor is the structure ETABLIX offers as its Management Integrator model: the buyer keeps its own contracts and its own cash flow, and one party is accountable for making the whole system work. On this scheme the director produced that structure himself, on a live establishment, before the company existed. It is the answer to the question a selection panel is really asking — not whether the method sounds right, but whether anybody has run it.</w:t>
       </w:r>
     </w:p>
     <w:p>
@@ -3100,7 +3733,7 @@
           <w:sz w:val="21"/>
           <w:szCs w:val="21"/>
         </w:rPr>
-        <w:t xml:space="preserve">4.2  Midland Main Line Upgrade</w:t>
+        <w:t xml:space="preserve">4.2  Sofia Offshore Wind Farm — grid connection, 1,400 MW</w:t>
       </w:r>
     </w:p>
     <w:p>
@@ -3114,7 +3747,7 @@
           <w:sz w:val="20"/>
           <w:szCs w:val="20"/>
         </w:rPr>
-        <w:t xml:space="preserve">Offered because it evidences delivery in a live operational environment, where the establishment and the works have to be sequenced around an asset that cannot be stopped. That constraint is the one most often underestimated in site establishment pricing.</w:t>
+        <w:t xml:space="preserve">Offered because it evidences subcontract governance and commissioning on complex high-voltage infrastructure at scale, in a role covering the United Kingdom, Ireland and Northern and Southern Europe. It is a different claim from 4.1 and a narrower one: construction delivery and interface control rather than the definition and procurement of an establishment.</w:t>
       </w:r>
     </w:p>
     <w:tbl>
@@ -3241,7 +3874,7 @@
                 <w:sz w:val="16"/>
                 <w:szCs w:val="16"/>
               </w:rPr>
-              <w:t xml:space="preserve">Mott MacDonald</w:t>
+              <w:t xml:space="preserve">GE Vernova – Grid Solutions</w:t>
             </w:r>
           </w:p>
         </w:tc>
@@ -3295,7 +3928,7 @@
                 <w:sz w:val="16"/>
                 <w:szCs w:val="16"/>
               </w:rPr>
-              <w:t xml:space="preserve">Senior Project Manager</w:t>
+              <w:t xml:space="preserve">Construction Subcontract Manager</w:t>
             </w:r>
           </w:p>
         </w:tc>
@@ -3347,7 +3980,7 @@
                 <w:sz w:val="16"/>
                 <w:szCs w:val="16"/>
               </w:rPr>
-              <w:t xml:space="preserve">Oct 2018 – Nov 2021</w:t>
+              <w:t xml:space="preserve">Dec 2022 – Dec 2025</w:t>
             </w:r>
           </w:p>
         </w:tc>
@@ -3401,7 +4034,7 @@
                 <w:sz w:val="16"/>
                 <w:szCs w:val="16"/>
               </w:rPr>
-              <w:t xml:space="preserve">United Kingdom</w:t>
+              <w:t xml:space="preserve">United Kingdom, within a role covering Ireland and Northern and Southern Europe</w:t>
             </w:r>
           </w:p>
         </w:tc>
@@ -3439,7 +4072,7 @@
           <w:sz w:val="20"/>
           <w:szCs w:val="20"/>
         </w:rPr>
-        <w:t xml:space="preserve">Coordinated civil and mechanical, electrical and plumbing works in a live operational rail environment, sequencing construction around operational running rather than around the design.</w:t>
+        <w:t xml:space="preserve">Led construction delivery and subcontractor governance across the grid connection workstreams, coordinating civil, electrical, mechanical, high-voltage and commissioning disciplines.</w:t>
       </w:r>
     </w:p>
     <w:p>
@@ -3458,7 +4091,7 @@
           <w:sz w:val="20"/>
           <w:szCs w:val="20"/>
         </w:rPr>
-        <w:t xml:space="preserve">Implemented programme controls and earned value monitoring on the scope, and reported performance against the baseline rather than against the last report.</w:t>
+        <w:t xml:space="preserve">Managed contractor performance, construction sequencing, logistics and programme milestones, and implemented mitigation and recovery where progress or an interface threatened delivery.</w:t>
       </w:r>
     </w:p>
     <w:p>
@@ -3477,7 +4110,7 @@
           <w:sz w:val="20"/>
           <w:szCs w:val="20"/>
         </w:rPr>
-        <w:t xml:space="preserve">Controlled the technical interfaces between designers, contractors, consultants and the client's operational teams, and ran the requests for information and contractor queries through to resolution.</w:t>
+        <w:t xml:space="preserve">Acted as the interface between the client, the engineering and design teams, construction management, planners, HSE and the subcontractors, and resolved the technical and integration issues that arose between them.</w:t>
       </w:r>
     </w:p>
     <w:p>
@@ -3496,7 +4129,7 @@
           <w:sz w:val="20"/>
           <w:szCs w:val="20"/>
         </w:rPr>
-        <w:t xml:space="preserve">Chaired progress and health and safety coordination meetings.</w:t>
+        <w:t xml:space="preserve">Oversaw requests for information, technical submittals, shop drawings, construction documentation and constructability reviews, so that decisions were made in time and implemented under control.</w:t>
       </w:r>
     </w:p>
     <w:p>
@@ -3515,7 +4148,7 @@
           <w:sz w:val="20"/>
           <w:szCs w:val="20"/>
         </w:rPr>
-        <w:t xml:space="preserve">Administered the CDM 2015 obligations that sat within the appointment, including confirming the construction phase plan was in place and suitable before work started on site.</w:t>
+        <w:t xml:space="preserve">Held compliance with HSE legislation, CDM requirements, quality standards and statutory obligations across the appointed works.</w:t>
       </w:r>
     </w:p>
     <w:p>
@@ -3534,26 +4167,7 @@
           <w:sz w:val="20"/>
           <w:szCs w:val="20"/>
         </w:rPr>
-        <w:t xml:space="preserve">Managed cost performance and the risk register against the scope, and escalated where intervention above project level was required.</w:t>
-      </w:r>
-    </w:p>
-    <w:p>
-      <w:pPr>
-        <w:pStyle w:val="ListParagraph"/>
-        <w:numPr>
-          <w:ilvl w:val="0"/>
-          <w:numId w:val="2"/>
-        </w:numPr>
-        <w:spacing w:after="50" w:before="50" w:line="280"/>
-      </w:pPr>
-      <w:r>
-        <w:rPr>
-          <w:rFonts w:ascii="Arial" w:cs="Arial" w:eastAsia="Arial" w:hAnsi="Arial"/>
-          <w:color w:val="14181D"/>
-          <w:sz w:val="20"/>
-          <w:szCs w:val="20"/>
-        </w:rPr>
-        <w:t xml:space="preserve">Took the scope through testing, commissioning and operational handover.</w:t>
+        <w:t xml:space="preserve">Supported commissioning, energisation readiness and operational handover on the 1,400 MW connection programme.</w:t>
       </w:r>
     </w:p>
     <w:p>
@@ -4358,8 +4972,8 @@
       </w:r>
     </w:p>
     <w:sectPr>
-      <w:headerReference w:type="default" r:id="rId7"/>
-      <w:footerReference w:type="default" r:id="rId8"/>
+      <w:headerReference w:type="default" r:id="rId6"/>
+      <w:footerReference w:type="default" r:id="rId7"/>
       <w:pgSz w:w="11906" w:h="16838" w:orient="portrait"/>
       <w:pgMar w:top="1100" w:right="1100" w:bottom="1100" w:left="1100" w:header="708" w:footer="708" w:gutter="0"/>
       <w:pgNumType/>
@@ -4367,10 +4981,6 @@
     </w:sectPr>
   </w:body>
 </w:document>
-</file>
-
-<file path=word/comments.xml><?xml version="1.0" encoding="utf-8"?>
-<w:comments xmlns:cx="http://schemas.microsoft.com/office/drawing/2014/chartex" xmlns:cx1="http://schemas.microsoft.com/office/drawing/2015/9/8/chartex" xmlns:cx2="http://schemas.microsoft.com/office/drawing/2015/10/21/chartex" xmlns:cx3="http://schemas.microsoft.com/office/drawing/2016/5/9/chartex" xmlns:cx4="http://schemas.microsoft.com/office/drawing/2016/5/10/chartex" xmlns:cx5="http://schemas.microsoft.com/office/drawing/2016/5/11/chartex" xmlns:cx6="http://schemas.microsoft.com/office/drawing/2016/5/12/chartex" xmlns:cx7="http://schemas.microsoft.com/office/drawing/2016/5/13/chartex" xmlns:cx8="http://schemas.microsoft.com/office/drawing/2016/5/14/chartex" xmlns:mc="http://schemas.openxmlformats.org/markup-compatibility/2006" xmlns:aink="http://schemas.microsoft.com/office/drawing/2016/ink" xmlns:am3d="http://schemas.microsoft.com/office/drawing/2017/model3d" xmlns:o="urn:schemas-microsoft-com:office:office" xmlns:r="http://schemas.openxmlformats.org/officeDocument/2006/relationships" xmlns:m="http://schemas.openxmlformats.org/officeDocument/2006/math" xmlns:v="urn:schemas-microsoft-com:vml" xmlns:wp14="http://schemas.microsoft.com/office/word/2010/wordprocessingDrawing" xmlns:wp="http://schemas.openxmlformats.org/drawingml/2006/wordprocessingDrawing" xmlns:w10="urn:schemas-microsoft-com:office:word" xmlns:w="http://schemas.openxmlformats.org/wordprocessingml/2006/main" xmlns:w14="http://schemas.microsoft.com/office/word/2010/wordml" xmlns:w15="http://schemas.microsoft.com/office/word/2012/wordml" xmlns:w16cex="http://schemas.microsoft.com/office/word/2018/wordml/cex" xmlns:w16cid="http://schemas.microsoft.com/office/word/2016/wordml/cid" xmlns:w16="http://schemas.microsoft.com/office/word/2018/wordml" xmlns:w16sdtdh="http://schemas.microsoft.com/office/word/2020/wordml/sdtdatahash" xmlns:w16se="http://schemas.microsoft.com/office/word/2015/wordml/symex" xmlns:wpg="http://schemas.microsoft.com/office/word/2010/wordprocessingGroup" xmlns:wpi="http://schemas.microsoft.com/office/word/2010/wordprocessingInk" xmlns:wne="http://schemas.microsoft.com/office/word/2006/wordml" xmlns:wps="http://schemas.microsoft.com/office/word/2010/wordprocessingShape"/>
 </file>
 
 <file path=word/endnotes.xml><?xml version="1.0" encoding="utf-8"?>
@@ -4515,7 +5125,7 @@
         <w:sz w:val="14"/>
         <w:szCs w:val="14"/>
       </w:rPr>
-      <w:t xml:space="preserve">ETABLIX · Director's relevant experience · Rev 3</w:t>
+      <w:t xml:space="preserve">ETABLIX · Director's relevant experience · Rev 4</w:t>
     </w:r>
   </w:p>
 </w:hdr>
@@ -4525,7 +5135,7 @@
 <w:numbering xmlns:wpc="http://schemas.microsoft.com/office/word/2010/wordprocessingCanvas" xmlns:mc="http://schemas.openxmlformats.org/markup-compatibility/2006" xmlns:o="urn:schemas-microsoft-com:office:office" xmlns:r="http://schemas.openxmlformats.org/officeDocument/2006/relationships" xmlns:m="http://schemas.openxmlformats.org/officeDocument/2006/math" xmlns:v="urn:schemas-microsoft-com:vml" xmlns:wp14="http://schemas.microsoft.com/office/word/2010/wordprocessingDrawing" xmlns:wp="http://schemas.openxmlformats.org/drawingml/2006/wordprocessingDrawing" xmlns:w10="urn:schemas-microsoft-com:office:word" xmlns:w="http://schemas.openxmlformats.org/wordprocessingml/2006/main" xmlns:w14="http://schemas.microsoft.com/office/word/2010/wordml" xmlns:w15="http://schemas.microsoft.com/office/word/2012/wordml" xmlns:wpg="http://schemas.microsoft.com/office/word/2010/wordprocessingGroup" xmlns:wpi="http://schemas.microsoft.com/office/word/2010/wordprocessingInk" xmlns:wne="http://schemas.microsoft.com/office/word/2006/wordml" xmlns:wps="http://schemas.microsoft.com/office/word/2010/wordprocessingShape" mc:Ignorable="w14 w15 wp14">
   <w:abstractNum w:abstractNumId="1" w15:restartNumberingAfterBreak="0">
     <w:multiLevelType w:val="hybridMultilevel"/>
-    <w:lvl w:ilvl="0" w15:tentative="1">
+    <w:lvl w:ilvl="0" w:tentative="1">
       <w:start w:val="1"/>
       <w:numFmt w:val="bullet"/>
       <w:lvlText w:val="●"/>
@@ -4534,7 +5144,7 @@
         <w:ind w:left="720" w:hanging="360"/>
       </w:pPr>
     </w:lvl>
-    <w:lvl w:ilvl="1" w15:tentative="1">
+    <w:lvl w:ilvl="1" w:tentative="1">
       <w:start w:val="1"/>
       <w:numFmt w:val="bullet"/>
       <w:lvlText w:val="○"/>
@@ -4543,7 +5153,7 @@
         <w:ind w:left="1440" w:hanging="360"/>
       </w:pPr>
     </w:lvl>
-    <w:lvl w:ilvl="2" w15:tentative="1">
+    <w:lvl w:ilvl="2" w:tentative="1">
       <w:start w:val="1"/>
       <w:numFmt w:val="bullet"/>
       <w:lvlText w:val="■"/>
@@ -4552,7 +5162,7 @@
         <w:ind w:left="2160" w:hanging="360"/>
       </w:pPr>
     </w:lvl>
-    <w:lvl w:ilvl="3" w15:tentative="1">
+    <w:lvl w:ilvl="3" w:tentative="1">
       <w:start w:val="1"/>
       <w:numFmt w:val="bullet"/>
       <w:lvlText w:val="●"/>
@@ -4561,7 +5171,7 @@
         <w:ind w:left="2880" w:hanging="360"/>
       </w:pPr>
     </w:lvl>
-    <w:lvl w:ilvl="4" w15:tentative="1">
+    <w:lvl w:ilvl="4" w:tentative="1">
       <w:start w:val="1"/>
       <w:numFmt w:val="bullet"/>
       <w:lvlText w:val="○"/>
@@ -4570,7 +5180,7 @@
         <w:ind w:left="3600" w:hanging="360"/>
       </w:pPr>
     </w:lvl>
-    <w:lvl w:ilvl="5" w15:tentative="1">
+    <w:lvl w:ilvl="5" w:tentative="1">
       <w:start w:val="1"/>
       <w:numFmt w:val="bullet"/>
       <w:lvlText w:val="■"/>
@@ -4579,7 +5189,7 @@
         <w:ind w:left="4320" w:hanging="360"/>
       </w:pPr>
     </w:lvl>
-    <w:lvl w:ilvl="6" w15:tentative="1">
+    <w:lvl w:ilvl="6" w:tentative="1">
       <w:start w:val="1"/>
       <w:numFmt w:val="bullet"/>
       <w:lvlText w:val="●"/>
@@ -4588,7 +5198,7 @@
         <w:ind w:left="5040" w:hanging="360"/>
       </w:pPr>
     </w:lvl>
-    <w:lvl w:ilvl="7" w15:tentative="1">
+    <w:lvl w:ilvl="7" w:tentative="1">
       <w:start w:val="1"/>
       <w:numFmt w:val="bullet"/>
       <w:lvlText w:val="●"/>
@@ -4597,7 +5207,7 @@
         <w:ind w:left="5760" w:hanging="360"/>
       </w:pPr>
     </w:lvl>
-    <w:lvl w:ilvl="8" w15:tentative="1">
+    <w:lvl w:ilvl="8" w:tentative="1">
       <w:start w:val="1"/>
       <w:numFmt w:val="bullet"/>
       <w:lvlText w:val="●"/>
@@ -4609,7 +5219,7 @@
   </w:abstractNum>
   <w:abstractNum w:abstractNumId="2" w15:restartNumberingAfterBreak="0">
     <w:multiLevelType w:val="hybridMultilevel"/>
-    <w:lvl w:ilvl="0" w15:tentative="1">
+    <w:lvl w:ilvl="0" w:tentative="1">
       <w:start w:val="1"/>
       <w:numFmt w:val="bullet"/>
       <w:lvlText w:val="–"/>
@@ -4653,6 +5263,10 @@
     </w:rPrDefault>
     <w:pPrDefault/>
   </w:docDefaults>
+  <w:style w:type="paragraph" w:styleId="Normal" w:default="1">
+    <w:name w:val="Normal"/>
+    <w:qFormat/>
+  </w:style>
   <w:style w:type="paragraph" w:styleId="Title">
     <w:name w:val="Title"/>
     <w:basedOn w:val="Normal"/>
@@ -4825,4 +5439,294 @@
     </w:rPr>
   </w:style>
 </w:styles>
+</file>
+
+<file path=word/theme/theme1.xml><?xml version="1.0" encoding="utf-8"?>
+<a:theme xmlns:a="http://schemas.openxmlformats.org/drawingml/2006/main" name="Office Theme">
+  <a:themeElements>
+    <a:clrScheme name="Office">
+      <a:dk1>
+        <a:sysClr val="windowText" lastClr="000000"/>
+      </a:dk1>
+      <a:lt1>
+        <a:sysClr val="window" lastClr="FFFFFF"/>
+      </a:lt1>
+      <a:dk2>
+        <a:srgbClr val="44546A"/>
+      </a:dk2>
+      <a:lt2>
+        <a:srgbClr val="E7E6E6"/>
+      </a:lt2>
+      <a:accent1>
+        <a:srgbClr val="4472C4"/>
+      </a:accent1>
+      <a:accent2>
+        <a:srgbClr val="ED7D31"/>
+      </a:accent2>
+      <a:accent3>
+        <a:srgbClr val="A5A5A5"/>
+      </a:accent3>
+      <a:accent4>
+        <a:srgbClr val="FFC000"/>
+      </a:accent4>
+      <a:accent5>
+        <a:srgbClr val="5B9BD5"/>
+      </a:accent5>
+      <a:accent6>
+        <a:srgbClr val="70AD47"/>
+      </a:accent6>
+      <a:hlink>
+        <a:srgbClr val="0563C1"/>
+      </a:hlink>
+      <a:folHlink>
+        <a:srgbClr val="954F72"/>
+      </a:folHlink>
+    </a:clrScheme>
+    <a:fontScheme name="Office">
+      <a:majorFont>
+        <a:latin typeface="Calibri Light" panose="020F0302020204030204"/>
+        <a:ea typeface=""/>
+        <a:cs typeface=""/>
+        <a:font script="Jpan" typeface="游ゴシック Light"/>
+        <a:font script="Hang" typeface="맑은 고딕"/>
+        <a:font script="Hans" typeface="等线 Light"/>
+        <a:font script="Hant" typeface="新細明體"/>
+        <a:font script="Arab" typeface="Times New Roman"/>
+        <a:font script="Hebr" typeface="Times New Roman"/>
+        <a:font script="Thai" typeface="Angsana New"/>
+        <a:font script="Ethi" typeface="Nyala"/>
+        <a:font script="Beng" typeface="Vrinda"/>
+        <a:font script="Gujr" typeface="Shruti"/>
+        <a:font script="Khmr" typeface="MoolBoran"/>
+        <a:font script="Knda" typeface="Tunga"/>
+        <a:font script="Guru" typeface="Raavi"/>
+        <a:font script="Cans" typeface="Euphemia"/>
+        <a:font script="Cher" typeface="Plantagenet Cherokee"/>
+        <a:font script="Yiii" typeface="Microsoft Yi Baiti"/>
+        <a:font script="Tibt" typeface="Microsoft Himalaya"/>
+        <a:font script="Thaa" typeface="MV Boli"/>
+        <a:font script="Deva" typeface="Mangal"/>
+        <a:font script="Telu" typeface="Gautami"/>
+        <a:font script="Taml" typeface="Latha"/>
+        <a:font script="Syrc" typeface="Estrangelo Edessa"/>
+        <a:font script="Orya" typeface="Kalinga"/>
+        <a:font script="Mlym" typeface="Kartika"/>
+        <a:font script="Laoo" typeface="DokChampa"/>
+        <a:font script="Sinh" typeface="Iskoola Pota"/>
+        <a:font script="Mong" typeface="Mongolian Baiti"/>
+        <a:font script="Viet" typeface="Times New Roman"/>
+        <a:font script="Uigh" typeface="Microsoft Uighur"/>
+        <a:font script="Geor" typeface="Sylfaen"/>
+        <a:font script="Armn" typeface="Arial"/>
+        <a:font script="Bugi" typeface="Leelawadee UI"/>
+        <a:font script="Bopo" typeface="Microsoft JhengHei"/>
+        <a:font script="Java" typeface="Javanese Text"/>
+        <a:font script="Lisu" typeface="Segoe UI"/>
+        <a:font script="Mymr" typeface="Myanmar Text"/>
+        <a:font script="Nkoo" typeface="Ebrima"/>
+        <a:font script="Olck" typeface="Nirmala UI"/>
+        <a:font script="Osma" typeface="Ebrima"/>
+        <a:font script="Phag" typeface="Phagspa"/>
+        <a:font script="Syrn" typeface="Estrangelo Edessa"/>
+        <a:font script="Syrj" typeface="Estrangelo Edessa"/>
+        <a:font script="Syre" typeface="Estrangelo Edessa"/>
+        <a:font script="Sora" typeface="Nirmala UI"/>
+        <a:font script="Tale" typeface="Microsoft Tai Le"/>
+        <a:font script="Talu" typeface="Microsoft New Tai Lue"/>
+        <a:font script="Tfng" typeface="Ebrima"/>
+      </a:majorFont>
+      <a:minorFont>
+        <a:latin typeface="Calibri" panose="020F0502020204030204"/>
+        <a:ea typeface=""/>
+        <a:cs typeface=""/>
+        <a:font script="Jpan" typeface="游明朝"/>
+        <a:font script="Hang" typeface="맑은 고딕"/>
+        <a:font script="Hans" typeface="等线"/>
+        <a:font script="Hant" typeface="新細明體"/>
+        <a:font script="Arab" typeface="Arial"/>
+        <a:font script="Hebr" typeface="Arial"/>
+        <a:font script="Thai" typeface="Cordia New"/>
+        <a:font script="Ethi" typeface="Nyala"/>
+        <a:font script="Beng" typeface="Vrinda"/>
+        <a:font script="Gujr" typeface="Shruti"/>
+        <a:font script="Khmr" typeface="DaunPenh"/>
+        <a:font script="Knda" typeface="Tunga"/>
+        <a:font script="Guru" typeface="Raavi"/>
+        <a:font script="Cans" typeface="Euphemia"/>
+        <a:font script="Cher" typeface="Plantagenet Cherokee"/>
+        <a:font script="Yiii" typeface="Microsoft Yi Baiti"/>
+        <a:font script="Tibt" typeface="Microsoft Himalaya"/>
+        <a:font script="Thaa" typeface="MV Boli"/>
+        <a:font script="Deva" typeface="Mangal"/>
+        <a:font script="Telu" typeface="Gautami"/>
+        <a:font script="Taml" typeface="Latha"/>
+        <a:font script="Syrc" typeface="Estrangelo Edessa"/>
+        <a:font script="Orya" typeface="Kalinga"/>
+        <a:font script="Mlym" typeface="Kartika"/>
+        <a:font script="Laoo" typeface="DokChampa"/>
+        <a:font script="Sinh" typeface="Iskoola Pota"/>
+        <a:font script="Mong" typeface="Mongolian Baiti"/>
+        <a:font script="Viet" typeface="Arial"/>
+        <a:font script="Uigh" typeface="Microsoft Uighur"/>
+        <a:font script="Geor" typeface="Sylfaen"/>
+        <a:font script="Armn" typeface="Arial"/>
+        <a:font script="Bugi" typeface="Leelawadee UI"/>
+        <a:font script="Bopo" typeface="Microsoft JhengHei"/>
+        <a:font script="Java" typeface="Javanese Text"/>
+        <a:font script="Lisu" typeface="Segoe UI"/>
+        <a:font script="Mymr" typeface="Myanmar Text"/>
+        <a:font script="Nkoo" typeface="Ebrima"/>
+        <a:font script="Olck" typeface="Nirmala UI"/>
+        <a:font script="Osma" typeface="Ebrima"/>
+        <a:font script="Phag" typeface="Phagspa"/>
+        <a:font script="Syrn" typeface="Estrangelo Edessa"/>
+        <a:font script="Syrj" typeface="Estrangelo Edessa"/>
+        <a:font script="Syre" typeface="Estrangelo Edessa"/>
+        <a:font script="Sora" typeface="Nirmala UI"/>
+        <a:font script="Tale" typeface="Microsoft Tai Le"/>
+        <a:font script="Talu" typeface="Microsoft New Tai Lue"/>
+        <a:font script="Tfng" typeface="Ebrima"/>
+      </a:minorFont>
+    </a:fontScheme>
+    <a:fmtScheme name="Office">
+      <a:fillStyleLst>
+        <a:solidFill>
+          <a:schemeClr val="phClr"/>
+        </a:solidFill>
+        <a:gradFill rotWithShape="true">
+          <a:gsLst>
+            <a:gs pos="0">
+              <a:schemeClr val="phClr">
+                <a:lumMod val="110000"/>
+                <a:satMod val="105000"/>
+                <a:tint val="67000"/>
+              </a:schemeClr>
+            </a:gs>
+            <a:gs pos="50000">
+              <a:schemeClr val="phClr">
+                <a:lumMod val="105000"/>
+                <a:satMod val="103000"/>
+                <a:tint val="73000"/>
+              </a:schemeClr>
+            </a:gs>
+            <a:gs pos="100000">
+              <a:schemeClr val="phClr">
+                <a:lumMod val="105000"/>
+                <a:satMod val="109000"/>
+                <a:tint val="81000"/>
+              </a:schemeClr>
+            </a:gs>
+          </a:gsLst>
+          <a:lin ang="5400000" scaled="false"/>
+        </a:gradFill>
+        <a:gradFill rotWithShape="true">
+          <a:gsLst>
+            <a:gs pos="0">
+              <a:schemeClr val="phClr">
+                <a:satMod val="103000"/>
+                <a:lumMod val="102000"/>
+                <a:tint val="94000"/>
+              </a:schemeClr>
+            </a:gs>
+            <a:gs pos="50000">
+              <a:schemeClr val="phClr">
+                <a:satMod val="110000"/>
+                <a:lumMod val="100000"/>
+                <a:shade val="100000"/>
+              </a:schemeClr>
+            </a:gs>
+            <a:gs pos="100000">
+              <a:schemeClr val="phClr">
+                <a:lumMod val="99000"/>
+                <a:satMod val="120000"/>
+                <a:shade val="78000"/>
+              </a:schemeClr>
+            </a:gs>
+          </a:gsLst>
+          <a:lin ang="5400000" scaled="false"/>
+        </a:gradFill>
+      </a:fillStyleLst>
+      <a:lnStyleLst>
+        <a:ln w="6350" cap="flat" cmpd="sng" algn="ctr">
+          <a:solidFill>
+            <a:schemeClr val="phClr"/>
+          </a:solidFill>
+          <a:prstDash val="solid"/>
+          <a:miter lim="800000"/>
+        </a:ln>
+        <a:ln w="12700" cap="flat" cmpd="sng" algn="ctr">
+          <a:solidFill>
+            <a:schemeClr val="phClr"/>
+          </a:solidFill>
+          <a:prstDash val="solid"/>
+          <a:miter lim="800000"/>
+        </a:ln>
+        <a:ln w="19050" cap="flat" cmpd="sng" algn="ctr">
+          <a:solidFill>
+            <a:schemeClr val="phClr"/>
+          </a:solidFill>
+          <a:prstDash val="solid"/>
+          <a:miter lim="800000"/>
+        </a:ln>
+      </a:lnStyleLst>
+      <a:effectStyleLst>
+        <a:effectStyle>
+          <a:effectLst/>
+        </a:effectStyle>
+        <a:effectStyle>
+          <a:effectLst/>
+        </a:effectStyle>
+        <a:effectStyle>
+          <a:effectLst>
+            <a:outerShdw blurRad="57150" dist="19050" dir="5400000" algn="ctr" rotWithShape="false">
+              <a:srgbClr val="000000">
+                <a:alpha val="63000"/>
+              </a:srgbClr>
+            </a:outerShdw>
+          </a:effectLst>
+        </a:effectStyle>
+      </a:effectStyleLst>
+      <a:bgFillStyleLst>
+        <a:solidFill>
+          <a:schemeClr val="phClr"/>
+        </a:solidFill>
+        <a:solidFill>
+          <a:schemeClr val="phClr">
+            <a:tint val="95000"/>
+            <a:satMod val="170000"/>
+          </a:schemeClr>
+        </a:solidFill>
+        <a:gradFill rotWithShape="true">
+          <a:gsLst>
+            <a:gs pos="0">
+              <a:schemeClr val="phClr">
+                <a:tint val="93000"/>
+                <a:satMod val="150000"/>
+                <a:shade val="98000"/>
+                <a:lumMod val="102000"/>
+              </a:schemeClr>
+            </a:gs>
+            <a:gs pos="50000">
+              <a:schemeClr val="phClr">
+                <a:tint val="98000"/>
+                <a:satMod val="130000"/>
+                <a:shade val="90000"/>
+                <a:lumMod val="103000"/>
+              </a:schemeClr>
+            </a:gs>
+            <a:gs pos="100000">
+              <a:schemeClr val="phClr">
+                <a:shade val="63000"/>
+                <a:satMod val="120000"/>
+              </a:schemeClr>
+            </a:gs>
+          </a:gsLst>
+          <a:lin ang="5400000" scaled="false"/>
+        </a:gradFill>
+      </a:bgFillStyleLst>
+    </a:fmtScheme>
+  </a:themeElements>
+  <a:objectDefaults/>
+  <a:extraClrSchemeLst/>
+</a:theme>
 </file>
--- a/business/bids/ETABLIX-Director-Relevant-Experience.docx
+++ b/business/bids/ETABLIX-Director-Relevant-Experience.docx
@@ -433,7 +433,7 @@
                 <w:sz w:val="18"/>
                 <w:szCs w:val="18"/>
               </w:rPr>
-              <w:t xml:space="preserve">30 September 2026</w:t>
+              <w:t xml:space="preserve">1 October 2026</w:t>
             </w:r>
           </w:p>
         </w:tc>

--- a/business/bids/ETABLIX-Director-Relevant-Experience.docx
+++ b/business/bids/ETABLIX-Director-Relevant-Experience.docx
@@ -433,7 +433,7 @@
                 <w:sz w:val="18"/>
                 <w:szCs w:val="18"/>
               </w:rPr>
-              <w:t xml:space="preserve">1 October 2026</w:t>
+              <w:t xml:space="preserve">2 October 2026</w:t>
             </w:r>
           </w:p>
         </w:tc>
@@ -2497,7 +2497,7 @@
                 <w:sz w:val="16"/>
                 <w:szCs w:val="16"/>
               </w:rPr>
-              <w:t xml:space="preserve">Current appointment</w:t>
+              <w:t xml:space="preserve">Current appointment, not yet mobilised</w:t>
             </w:r>
           </w:p>
         </w:tc>
@@ -2523,7 +2523,7 @@
                 <w:sz w:val="16"/>
                 <w:szCs w:val="16"/>
               </w:rPr>
-              <w:t xml:space="preserve">Agence des Zones Économiques Spéciales (AZES RDC), Technical Director of Operations (contract), Jan 2026 to date</w:t>
+              <w:t xml:space="preserve">Agence des Zones Économiques Spéciales (AZES RDC), Technical Director of Operations (appointment held from Jan 2026)</w:t>
             </w:r>
           </w:p>
         </w:tc>
@@ -2549,7 +2549,7 @@
                 <w:sz w:val="16"/>
                 <w:szCs w:val="16"/>
               </w:rPr>
-              <w:t xml:space="preserve">Executive technical and delivery leadership on large-scale industrial and economic-zone infrastructure: power, roads, water, logistics, utilities and industrial facilities, directing EPC contractors, consultants and delivery partners. Recorded here because it is current and because a record checked against a curriculum vitae should not have a hole in it.</w:t>
+              <w:t xml:space="preserve">An appointment to lead technical delivery on industrial and economic-zone infrastructure. It is recorded here because the chronology should match the curriculum vitae, and stated precisely because the programme has not mobilised: it awaits senior government funding approval, no works have been directed under it, and nothing is claimed as delivered. It is an appointment, not a delivery record, and it is not offered as experience.</w:t>
             </w:r>
           </w:p>
         </w:tc>

--- a/business/bids/ETABLIX-Director-Relevant-Experience.docx
+++ b/business/bids/ETABLIX-Director-Relevant-Experience.docx
@@ -2497,7 +2497,7 @@
                 <w:sz w:val="16"/>
                 <w:szCs w:val="16"/>
               </w:rPr>
-              <w:t xml:space="preserve">Current appointment, not yet mobilised</w:t>
+              <w:t xml:space="preserve">Current appointment</w:t>
             </w:r>
           </w:p>
         </w:tc>
@@ -2523,7 +2523,7 @@
                 <w:sz w:val="16"/>
                 <w:szCs w:val="16"/>
               </w:rPr>
-              <w:t xml:space="preserve">Agence des Zones Économiques Spéciales (AZES RDC), Technical Director of Operations (appointment held from Jan 2026)</w:t>
+              <w:t xml:space="preserve">Agence des Zones Économiques Spéciales (AZES RDC), Technical Director of Operations (contract), Jan 2026 to date</w:t>
             </w:r>
           </w:p>
         </w:tc>
@@ -2549,7 +2549,7 @@
                 <w:sz w:val="16"/>
                 <w:szCs w:val="16"/>
               </w:rPr>
-              <w:t xml:space="preserve">An appointment to lead technical delivery on industrial and economic-zone infrastructure. It is recorded here because the chronology should match the curriculum vitae, and stated precisely because the programme has not mobilised: it awaits senior government funding approval, no works have been directed under it, and nothing is claimed as delivered. It is an appointment, not a delivery record, and it is not offered as experience.</w:t>
+              <w:t xml:space="preserve">Executive technical and delivery leadership on large-scale industrial and economic-zone infrastructure: power, roads, water, logistics, utilities and industrial facilities, directing EPC contractors, consultants, technical advisers and delivery partners, and managing the interfaces between utilities, transport, industrial operations and government authorities. Recorded here because it is current, and because a record read against a curriculum vitae should not have a hole at the top of it.</w:t>
             </w:r>
           </w:p>
         </w:tc>

--- a/business/bids/ETABLIX-Director-Relevant-Experience.docx
+++ b/business/bids/ETABLIX-Director-Relevant-Experience.docx
@@ -433,7 +433,7 @@
                 <w:sz w:val="18"/>
                 <w:szCs w:val="18"/>
               </w:rPr>
-              <w:t xml:space="preserve">2 October 2026</w:t>
+              <w:t xml:space="preserve">5 October 2026</w:t>
             </w:r>
           </w:p>
         </w:tc>

--- a/business/bids/ETABLIX-Director-Relevant-Experience.docx
+++ b/business/bids/ETABLIX-Director-Relevant-Experience.docx
@@ -433,7 +433,7 @@
                 <w:sz w:val="18"/>
                 <w:szCs w:val="18"/>
               </w:rPr>
-              <w:t xml:space="preserve">5 October 2026</w:t>
+              <w:t xml:space="preserve">12 October 2026</w:t>
             </w:r>
           </w:p>
         </w:tc>

--- a/business/bids/ETABLIX-Director-Relevant-Experience.docx
+++ b/business/bids/ETABLIX-Director-Relevant-Experience.docx
@@ -433,7 +433,7 @@
                 <w:sz w:val="18"/>
                 <w:szCs w:val="18"/>
               </w:rPr>
-              <w:t xml:space="preserve">12 October 2026</w:t>
+              <w:t xml:space="preserve">13 October 2026</w:t>
             </w:r>
           </w:p>
         </w:tc>

--- a/business/bids/ETABLIX-Director-Relevant-Experience.docx
+++ b/business/bids/ETABLIX-Director-Relevant-Experience.docx
@@ -433,7 +433,7 @@
                 <w:sz w:val="18"/>
                 <w:szCs w:val="18"/>
               </w:rPr>
-              <w:t xml:space="preserve">13 October 2026</w:t>
+              <w:t xml:space="preserve">14 October 2026</w:t>
             </w:r>
           </w:p>
         </w:tc>

--- a/business/bids/ETABLIX-Director-Relevant-Experience.docx
+++ b/business/bids/ETABLIX-Director-Relevant-Experience.docx
@@ -433,7 +433,7 @@
                 <w:sz w:val="18"/>
                 <w:szCs w:val="18"/>
               </w:rPr>
-              <w:t xml:space="preserve">14 October 2026</w:t>
+              <w:t xml:space="preserve">15 October 2026</w:t>
             </w:r>
           </w:p>
         </w:tc>

--- a/business/bids/ETABLIX-Director-Relevant-Experience.docx
+++ b/business/bids/ETABLIX-Director-Relevant-Experience.docx
@@ -433,7 +433,7 @@
                 <w:sz w:val="18"/>
                 <w:szCs w:val="18"/>
               </w:rPr>
-              <w:t xml:space="preserve">15 October 2026</w:t>
+              <w:t xml:space="preserve">17 October 2026</w:t>
             </w:r>
           </w:p>
         </w:tc>

--- a/business/bids/ETABLIX-Director-Relevant-Experience.docx
+++ b/business/bids/ETABLIX-Director-Relevant-Experience.docx
@@ -433,7 +433,7 @@
                 <w:sz w:val="18"/>
                 <w:szCs w:val="18"/>
               </w:rPr>
-              <w:t xml:space="preserve">17 October 2026</w:t>
+              <w:t xml:space="preserve">18 October 2026</w:t>
             </w:r>
           </w:p>
         </w:tc>

--- a/business/bids/ETABLIX-Director-Relevant-Experience.docx
+++ b/business/bids/ETABLIX-Director-Relevant-Experience.docx
@@ -433,7 +433,7 @@
                 <w:sz w:val="18"/>
                 <w:szCs w:val="18"/>
               </w:rPr>
-              <w:t xml:space="preserve">18 October 2026</w:t>
+              <w:t xml:space="preserve">19 October 2026</w:t>
             </w:r>
           </w:p>
         </w:tc>

--- a/business/bids/ETABLIX-Director-Relevant-Experience.docx
+++ b/business/bids/ETABLIX-Director-Relevant-Experience.docx
@@ -433,7 +433,7 @@
                 <w:sz w:val="18"/>
                 <w:szCs w:val="18"/>
               </w:rPr>
-              <w:t xml:space="preserve">19 October 2026</w:t>
+              <w:t xml:space="preserve">20 October 2026</w:t>
             </w:r>
           </w:p>
         </w:tc>

--- a/business/bids/ETABLIX-Director-Relevant-Experience.docx
+++ b/business/bids/ETABLIX-Director-Relevant-Experience.docx
@@ -433,7 +433,7 @@
                 <w:sz w:val="18"/>
                 <w:szCs w:val="18"/>
               </w:rPr>
-              <w:t xml:space="preserve">20 October 2026</w:t>
+              <w:t xml:space="preserve">21 October 2026</w:t>
             </w:r>
           </w:p>
         </w:tc>

--- a/business/bids/ETABLIX-Director-Relevant-Experience.docx
+++ b/business/bids/ETABLIX-Director-Relevant-Experience.docx
@@ -433,7 +433,7 @@
                 <w:sz w:val="18"/>
                 <w:szCs w:val="18"/>
               </w:rPr>
-              <w:t xml:space="preserve">21 October 2026</w:t>
+              <w:t xml:space="preserve">22 October 2026</w:t>
             </w:r>
           </w:p>
         </w:tc>
